--- a/6-过程管理/万洲奇智-通用模板-.docx
+++ b/6-过程管理/万洲奇智-通用模板-.docx
@@ -1,14 +1,93 @@
 
 <file path=word/document.xml><?xml version="1.0" encoding="utf-8"?>
-<w:document xmlns:wpc="http://schemas.microsoft.com/office/word/2010/wordprocessingCanvas" xmlns:mc="http://schemas.openxmlformats.org/markup-compatibility/2006" xmlns:o="urn:schemas-microsoft-com:office:office" xmlns:r="http://schemas.openxmlformats.org/officeDocument/2006/relationships" xmlns:m="http://schemas.openxmlformats.org/officeDocument/2006/math" xmlns:v="urn:schemas-microsoft-com:vml" xmlns:wp14="http://schemas.microsoft.com/office/word/2010/wordprocessingDrawing" xmlns:wp="http://schemas.openxmlformats.org/drawingml/2006/wordprocessingDrawing" xmlns:w10="urn:schemas-microsoft-com:office:word" xmlns:w="http://schemas.openxmlformats.org/wordprocessingml/2006/main" xmlns:w14="http://schemas.microsoft.com/office/word/2010/wordml" xmlns:w15="http://schemas.microsoft.com/office/word/2012/wordml" xmlns:wne="http://schemas.microsoft.com/office/word/2006/wordml" xmlns:wpg="http://schemas.microsoft.com/office/word/2010/wordprocessingGroup" xmlns:wpi="http://schemas.microsoft.com/office/word/2010/wordprocessingInk" xmlns:wps="http://schemas.microsoft.com/office/word/2010/wordprocessingShape" mc:Ignorable="w14 w15 wp14">
-  <!-- Generated by Aspose.Words for .NET 13.3.0.1 -->
+<w:document xmlns:wpc="http://schemas.microsoft.com/office/word/2010/wordprocessingCanvas" xmlns:mc="http://schemas.openxmlformats.org/markup-compatibility/2006" xmlns:o="urn:schemas-microsoft-com:office:office" xmlns:r="http://schemas.openxmlformats.org/officeDocument/2006/relationships" xmlns:m="http://schemas.openxmlformats.org/officeDocument/2006/math" xmlns:v="urn:schemas-microsoft-com:vml" xmlns:wp14="http://schemas.microsoft.com/office/word/2010/wordprocessingDrawing" xmlns:wp="http://schemas.openxmlformats.org/drawingml/2006/wordprocessingDrawing" xmlns:w="http://schemas.openxmlformats.org/wordprocessingml/2006/main" xmlns:w14="http://schemas.microsoft.com/office/word/2010/wordml" xmlns:w10="urn:schemas-microsoft-com:office:word" xmlns:w15="http://schemas.microsoft.com/office/word/2012/wordml" xmlns:wpg="http://schemas.microsoft.com/office/word/2010/wordprocessingGroup" xmlns:wpi="http://schemas.microsoft.com/office/word/2010/wordprocessingInk" xmlns:wne="http://schemas.microsoft.com/office/word/2006/wordml" xmlns:wps="http://schemas.microsoft.com/office/word/2010/wordprocessingShape" xmlns:wpsCustomData="http://www.wps.cn/officeDocument/2013/wpsCustomData" mc:Ignorable="w14 w15 wp14">
   <w:body>
     <w:p>
       <w:pPr>
-        <w:spacing w:before="78" w:line="219" w:lineRule="auto"/>
-        <w:ind w:left="25"/>
+        <w:pStyle w:val="24"/>
+        <w:keepNext w:val="0"/>
+        <w:keepLines w:val="0"/>
+        <w:pageBreakBefore w:val="0"/>
+        <w:widowControl/>
+        <w:kinsoku w:val="0"/>
+        <w:wordWrap/>
+        <w:overflowPunct/>
+        <w:topLinePunct w:val="0"/>
+        <w:autoSpaceDE w:val="0"/>
+        <w:autoSpaceDN w:val="0"/>
+        <w:bidi w:val="0"/>
+        <w:adjustRightInd w:val="0"/>
+        <w:snapToGrid w:val="0"/>
+        <w:spacing w:before="3121" w:beforeLines="1000"/>
+        <w:textAlignment w:val="baseline"/>
+      </w:pPr>
+      <w:bookmarkStart w:id="0" w:name="_Toc5738"/>
+      <w:r>
         <w:rPr>
-          <w:rFonts w:ascii="宋体" w:eastAsia="宋体" w:hAnsi="宋体" w:cs="宋体" w:hint="default"/>
+          <w:rFonts w:hint="eastAsia"/>
+          <w:lang w:val="en-US" w:eastAsia="zh-CN"/>
+        </w:rPr>
+        <w:t>阿克苏智汇人才服务有限</w:t>
+      </w:r>
+      <w:r>
+        <w:t>公司</w:t>
+      </w:r>
+      <w:bookmarkEnd w:id="0"/>
+    </w:p>
+    <w:p>
+      <w:pPr>
+        <w:pStyle w:val="25"/>
+        <w:keepNext w:val="0"/>
+        <w:keepLines w:val="0"/>
+        <w:pageBreakBefore w:val="0"/>
+        <w:widowControl/>
+        <w:kinsoku w:val="0"/>
+        <w:wordWrap/>
+        <w:overflowPunct/>
+        <w:topLinePunct w:val="0"/>
+        <w:autoSpaceDE w:val="0"/>
+        <w:autoSpaceDN w:val="0"/>
+        <w:bidi w:val="0"/>
+        <w:adjustRightInd w:val="0"/>
+        <w:snapToGrid w:val="0"/>
+        <w:spacing w:before="0" w:after="625" w:afterLines="200"/>
+        <w:textAlignment w:val="baseline"/>
+        <w:rPr>
+          <w:rFonts w:hint="eastAsia"/>
+          <w:lang w:val="en-US" w:eastAsia="zh-CN"/>
+        </w:rPr>
+      </w:pPr>
+      <w:bookmarkStart w:id="1" w:name="_Toc27593"/>
+      <w:r>
+        <w:rPr>
+          <w:rFonts w:hint="eastAsia"/>
+          <w:lang w:val="en-US" w:eastAsia="zh-CN"/>
+        </w:rPr>
+        <w:t>人员工作交接管理制度</w:t>
+      </w:r>
+      <w:bookmarkEnd w:id="1"/>
+    </w:p>
+    <w:p>
+      <w:pPr>
+        <w:keepNext w:val="0"/>
+        <w:keepLines w:val="0"/>
+        <w:pageBreakBefore w:val="0"/>
+        <w:widowControl/>
+        <w:kinsoku w:val="0"/>
+        <w:wordWrap/>
+        <w:overflowPunct/>
+        <w:topLinePunct w:val="0"/>
+        <w:autoSpaceDE w:val="0"/>
+        <w:autoSpaceDN w:val="0"/>
+        <w:bidi w:val="0"/>
+        <w:adjustRightInd w:val="0"/>
+        <w:snapToGrid w:val="0"/>
+        <w:spacing w:after="625" w:afterLines="200" w:line="219" w:lineRule="auto"/>
+        <w:ind w:left="0" w:leftChars="0" w:right="0" w:rightChars="0" w:firstLine="0" w:firstLineChars="0"/>
+        <w:jc w:val="center"/>
+        <w:textAlignment w:val="baseline"/>
+        <w:rPr>
+          <w:rFonts w:hint="default" w:ascii="宋体" w:hAnsi="宋体" w:eastAsia="宋体" w:cs="宋体"/>
           <w:sz w:val="24"/>
           <w:szCs w:val="24"/>
           <w:lang w:val="en-US" w:eastAsia="zh-CN"/>
@@ -16,18 +95,18 @@
       </w:pPr>
       <w:r>
         <w:rPr>
-          <w:rFonts w:ascii="宋体" w:eastAsia="宋体" w:hAnsi="宋体" w:cs="宋体"/>
+          <w:rFonts w:ascii="宋体" w:hAnsi="宋体" w:eastAsia="宋体" w:cs="宋体"/>
           <w:b/>
           <w:bCs/>
           <w:spacing w:val="-3"/>
           <w:sz w:val="24"/>
           <w:szCs w:val="24"/>
         </w:rPr>
-        <w:t>文件编号：ITSS-0</w:t>
+        <w:t>文件编号：</w:t>
       </w:r>
       <w:r>
         <w:rPr>
-          <w:rFonts w:ascii="宋体" w:eastAsia="宋体" w:hAnsi="宋体" w:cs="宋体" w:hint="eastAsia"/>
+          <w:rFonts w:hint="eastAsia" w:ascii="宋体" w:hAnsi="宋体" w:eastAsia="宋体" w:cs="宋体"/>
           <w:b/>
           <w:bCs/>
           <w:spacing w:val="-3"/>
@@ -35,13 +114,34 @@
           <w:szCs w:val="24"/>
           <w:lang w:val="en-US" w:eastAsia="zh-CN"/>
         </w:rPr>
-        <w:t>6</w:t>
+        <w:t>ZHRC</w:t>
       </w:r>
-      <w:bookmarkStart w:id="0" w:name="_GoBack"/>
-      <w:bookmarkEnd w:id="0"/>
       <w:r>
         <w:rPr>
-          <w:rFonts w:ascii="宋体" w:eastAsia="宋体" w:hAnsi="宋体" w:cs="宋体"/>
+          <w:rFonts w:ascii="宋体" w:hAnsi="宋体" w:eastAsia="宋体" w:cs="宋体"/>
+          <w:b/>
+          <w:bCs/>
+          <w:spacing w:val="-3"/>
+          <w:sz w:val="24"/>
+          <w:szCs w:val="24"/>
+        </w:rPr>
+        <w:t>-0</w:t>
+      </w:r>
+      <w:r>
+        <w:rPr>
+          <w:rFonts w:hint="eastAsia" w:ascii="宋体" w:hAnsi="宋体" w:eastAsia="宋体" w:cs="宋体"/>
+          <w:b/>
+          <w:bCs/>
+          <w:spacing w:val="-3"/>
+          <w:sz w:val="24"/>
+          <w:szCs w:val="24"/>
+          <w:lang w:val="en-US" w:eastAsia="zh-CN"/>
+        </w:rPr>
+        <w:t>5</w:t>
+      </w:r>
+      <w:r>
+        <w:rPr>
+          <w:rFonts w:ascii="宋体" w:hAnsi="宋体" w:eastAsia="宋体" w:cs="宋体"/>
           <w:b/>
           <w:bCs/>
           <w:spacing w:val="-3"/>
@@ -52,7 +152,7 @@
       </w:r>
       <w:r>
         <w:rPr>
-          <w:rFonts w:ascii="宋体" w:eastAsia="宋体" w:hAnsi="宋体" w:cs="宋体" w:hint="eastAsia"/>
+          <w:rFonts w:hint="eastAsia" w:ascii="宋体" w:hAnsi="宋体" w:eastAsia="宋体" w:cs="宋体"/>
           <w:b/>
           <w:bCs/>
           <w:spacing w:val="-3"/>
@@ -63,116 +163,20 @@
         <w:t>-01</w:t>
       </w:r>
     </w:p>
-    <w:p>
-      <w:pPr>
-        <w:keepNext w:val="0"/>
-        <w:keepLines w:val="0"/>
-        <w:pageBreakBefore w:val="0"/>
-        <w:widowControl w:val="0"/>
-        <w:kinsoku/>
-        <w:wordWrap/>
-        <w:overflowPunct/>
-        <w:topLinePunct w:val="0"/>
-        <w:autoSpaceDE/>
-        <w:autoSpaceDN/>
-        <w:bidi w:val="0"/>
-        <w:adjustRightInd/>
-        <w:snapToGrid/>
-        <w:spacing w:after="3120" w:afterLines="1000" w:line="219" w:lineRule="auto"/>
-        <w:ind w:left="23"/>
-        <w:textAlignment w:val="auto"/>
-        <w:rPr>
-          <w:rFonts w:ascii="宋体" w:eastAsia="宋体" w:hAnsi="宋体" w:cs="宋体"/>
-          <w:sz w:val="24"/>
-          <w:szCs w:val="24"/>
-        </w:rPr>
-      </w:pPr>
-      <w:r>
-        <w:rPr>
-          <w:rFonts w:ascii="宋体" w:eastAsia="宋体" w:hAnsi="宋体" w:cs="宋体"/>
-          <w:b/>
-          <w:bCs/>
-          <w:spacing w:val="240"/>
-          <w:kern w:val="0"/>
-          <w:sz w:val="24"/>
-          <w:szCs w:val="24"/>
-        </w:rPr>
-        <w:t>版</w:t>
-      </w:r>
-      <w:r>
-        <w:rPr>
-          <w:rFonts w:ascii="宋体" w:eastAsia="宋体" w:hAnsi="宋体" w:cs="宋体"/>
-          <w:b/>
-          <w:bCs/>
-          <w:spacing w:val="0"/>
-          <w:kern w:val="0"/>
-          <w:sz w:val="24"/>
-          <w:szCs w:val="24"/>
-        </w:rPr>
-        <w:t>本</w:t>
-      </w:r>
-      <w:r>
-        <w:rPr>
-          <w:rFonts w:ascii="宋体" w:eastAsia="宋体" w:hAnsi="宋体" w:cs="宋体"/>
-          <w:b/>
-          <w:bCs/>
-          <w:spacing w:val="-5"/>
-          <w:sz w:val="24"/>
-          <w:szCs w:val="24"/>
-        </w:rPr>
-        <w:t>：V1.0</w:t>
-      </w:r>
-    </w:p>
-    <w:p>
-      <w:pPr>
-        <w:pStyle w:val="a"/>
-        <w:bidi w:val="0"/>
-      </w:pPr>
-      <w:bookmarkStart w:id="1" w:name="_Toc5738"/>
-      <w:r>
-        <w:rPr>
-          <w:rFonts w:hint="eastAsia"/>
-          <w:lang w:val="en-US" w:eastAsia="zh-CN"/>
-        </w:rPr>
-        <w:t>万洲奇智（青岛）信息科技有限</w:t>
-      </w:r>
-      <w:r>
-        <w:t>公司</w:t>
-      </w:r>
-      <w:bookmarkEnd w:id="1"/>
-    </w:p>
-    <w:p>
-      <w:pPr>
-        <w:pStyle w:val="a0"/>
-        <w:bidi w:val="0"/>
-        <w:rPr>
-          <w:rFonts w:hint="default"/>
-          <w:lang w:val="en-US"/>
-        </w:rPr>
-      </w:pPr>
-      <w:bookmarkStart w:id="2" w:name="_Toc27593"/>
-      <w:r>
-        <w:rPr>
-          <w:rFonts w:hint="eastAsia"/>
-          <w:lang w:val="en-US" w:eastAsia="zh-CN"/>
-        </w:rPr>
-        <w:t>人员工作交接管理制度</w:t>
-      </w:r>
-      <w:bookmarkEnd w:id="2"/>
-    </w:p>
     <w:tbl>
       <w:tblPr>
-        <w:tblStyle w:val="TableGrid"/>
+        <w:tblStyle w:val="21"/>
         <w:tblW w:w="0" w:type="auto"/>
-        <w:tblInd w:w="2443" w:type="dxa"/>
+        <w:jc w:val="center"/>
         <w:tblBorders>
-          <w:top w:val="nil"/>
-          <w:left w:val="nil"/>
-          <w:bottom w:val="nil"/>
-          <w:right w:val="nil"/>
-          <w:insideH w:val="nil"/>
-          <w:insideV w:val="nil"/>
+          <w:top w:val="none" w:color="auto" w:sz="0" w:space="0"/>
+          <w:left w:val="none" w:color="auto" w:sz="0" w:space="0"/>
+          <w:bottom w:val="none" w:color="auto" w:sz="0" w:space="0"/>
+          <w:right w:val="none" w:color="auto" w:sz="0" w:space="0"/>
+          <w:insideH w:val="none" w:color="auto" w:sz="0" w:space="0"/>
+          <w:insideV w:val="none" w:color="auto" w:sz="0" w:space="0"/>
         </w:tblBorders>
+        <w:tblLayout w:type="autofit"/>
         <w:tblCellMar>
           <w:top w:w="0" w:type="dxa"/>
           <w:left w:w="108" w:type="dxa"/>
@@ -181,20 +185,18 @@
         </w:tblCellMar>
       </w:tblPr>
       <w:tblGrid>
-        <w:gridCol w:w="1818"/>
-        <w:gridCol w:w="4261"/>
+        <w:gridCol w:w="2432"/>
+        <w:gridCol w:w="2708"/>
       </w:tblGrid>
       <w:tr>
         <w:tblPrEx>
-          <w:tblW w:w="0" w:type="auto"/>
-          <w:tblInd w:w="2443" w:type="dxa"/>
           <w:tblBorders>
-            <w:top w:val="nil"/>
-            <w:left w:val="nil"/>
-            <w:bottom w:val="nil"/>
-            <w:right w:val="nil"/>
-            <w:insideH w:val="nil"/>
-            <w:insideV w:val="nil"/>
+            <w:top w:val="none" w:color="auto" w:sz="0" w:space="0"/>
+            <w:left w:val="none" w:color="auto" w:sz="0" w:space="0"/>
+            <w:bottom w:val="none" w:color="auto" w:sz="0" w:space="0"/>
+            <w:right w:val="none" w:color="auto" w:sz="0" w:space="0"/>
+            <w:insideH w:val="none" w:color="auto" w:sz="0" w:space="0"/>
+            <w:insideV w:val="none" w:color="auto" w:sz="0" w:space="0"/>
           </w:tblBorders>
           <w:tblCellMar>
             <w:top w:w="0" w:type="dxa"/>
@@ -204,11 +206,12 @@
           </w:tblCellMar>
         </w:tblPrEx>
         <w:trPr>
-          <w:trHeight w:val="810"/>
+          <w:trHeight w:val="810" w:hRule="atLeast"/>
+          <w:jc w:val="center"/>
         </w:trPr>
         <w:tc>
           <w:tcPr>
-            <w:tcW w:w="1818" w:type="dxa"/>
+            <w:tcW w:w="2432" w:type="dxa"/>
           </w:tcPr>
           <w:p>
             <w:pPr>
@@ -225,11 +228,11 @@
                 <w:vertAlign w:val="baseline"/>
                 <w:lang w:val="en-US" w:eastAsia="zh-CN"/>
               </w:rPr>
-              <w:t>编制人</w:t>
+              <w:t>编制部门</w:t>
             </w:r>
             <w:r>
               <w:rPr>
-                <w:rFonts w:asciiTheme="minorAscii" w:eastAsiaTheme="minorEastAsia" w:hAnsiTheme="minorAscii" w:hint="default"/>
+                <w:rFonts w:hint="default" w:asciiTheme="minorAscii" w:hAnsiTheme="minorAscii" w:eastAsiaTheme="minorEastAsia"/>
                 <w:spacing w:val="227"/>
                 <w:sz w:val="21"/>
                 <w:vertAlign w:val="baseline"/>
@@ -244,13 +247,13 @@
                 <w:vertAlign w:val="baseline"/>
                 <w:lang w:val="en-US" w:eastAsia="zh-CN"/>
               </w:rPr>
-              <w:t>毛彦超</w:t>
+              <w:t>人力部</w:t>
             </w:r>
           </w:p>
         </w:tc>
         <w:tc>
           <w:tcPr>
-            <w:tcW w:w="4261" w:type="dxa"/>
+            <w:tcW w:w="2708" w:type="dxa"/>
           </w:tcPr>
           <w:p>
             <w:pPr>
@@ -271,7 +274,7 @@
             </w:r>
             <w:r>
               <w:rPr>
-                <w:rFonts w:asciiTheme="minorAscii" w:eastAsiaTheme="minorEastAsia" w:hAnsiTheme="minorAscii" w:hint="eastAsia"/>
+                <w:rFonts w:hint="eastAsia" w:asciiTheme="minorAscii" w:hAnsiTheme="minorAscii" w:eastAsiaTheme="minorEastAsia"/>
                 <w:spacing w:val="227"/>
                 <w:sz w:val="21"/>
                 <w:vertAlign w:val="baseline"/>
@@ -293,8 +296,14 @@
       </w:tr>
       <w:tr>
         <w:tblPrEx>
-          <w:tblW w:w="0" w:type="auto"/>
-          <w:tblInd w:w="2443" w:type="dxa"/>
+          <w:tblBorders>
+            <w:top w:val="none" w:color="auto" w:sz="0" w:space="0"/>
+            <w:left w:val="none" w:color="auto" w:sz="0" w:space="0"/>
+            <w:bottom w:val="none" w:color="auto" w:sz="0" w:space="0"/>
+            <w:right w:val="none" w:color="auto" w:sz="0" w:space="0"/>
+            <w:insideH w:val="none" w:color="auto" w:sz="0" w:space="0"/>
+            <w:insideV w:val="none" w:color="auto" w:sz="0" w:space="0"/>
+          </w:tblBorders>
           <w:tblCellMar>
             <w:top w:w="0" w:type="dxa"/>
             <w:left w:w="108" w:type="dxa"/>
@@ -303,18 +312,19 @@
           </w:tblCellMar>
         </w:tblPrEx>
         <w:trPr>
-          <w:trHeight w:val="810"/>
+          <w:trHeight w:val="810" w:hRule="atLeast"/>
+          <w:jc w:val="center"/>
         </w:trPr>
         <w:tc>
           <w:tcPr>
-            <w:tcW w:w="1818" w:type="dxa"/>
+            <w:tcW w:w="2432" w:type="dxa"/>
             <w:shd w:val="clear" w:color="auto" w:fill="auto"/>
           </w:tcPr>
           <w:p>
             <w:pPr>
               <w:widowControl w:val="0"/>
               <w:rPr>
-                <w:rFonts w:ascii="Arial" w:eastAsia="Arial" w:hAnsi="Arial" w:cs="Arial" w:hint="eastAsia"/>
+                <w:rFonts w:hint="default" w:ascii="Arial" w:hAnsi="Arial" w:eastAsia="Arial" w:cs="Arial"/>
                 <w:snapToGrid w:val="0"/>
                 <w:color w:val="000000"/>
                 <w:kern w:val="0"/>
@@ -327,14 +337,28 @@
             <w:r>
               <w:rPr>
                 <w:rFonts w:hint="eastAsia"/>
+                <w:spacing w:val="210"/>
+                <w:kern w:val="0"/>
+                <w:fitText w:val="840" w:id="1984234543"/>
                 <w:vertAlign w:val="baseline"/>
                 <w:lang w:val="en-US" w:eastAsia="zh-CN"/>
               </w:rPr>
-              <w:t>审核人</w:t>
+              <w:t>版</w:t>
             </w:r>
             <w:r>
               <w:rPr>
-                <w:rFonts w:asciiTheme="minorAscii" w:eastAsiaTheme="minorEastAsia" w:hAnsiTheme="minorAscii" w:hint="default"/>
+                <w:rFonts w:hint="eastAsia"/>
+                <w:spacing w:val="0"/>
+                <w:kern w:val="0"/>
+                <w:fitText w:val="840" w:id="1984234543"/>
+                <w:vertAlign w:val="baseline"/>
+                <w:lang w:val="en-US" w:eastAsia="zh-CN"/>
+              </w:rPr>
+              <w:t>本</w:t>
+            </w:r>
+            <w:r>
+              <w:rPr>
+                <w:rFonts w:hint="default" w:asciiTheme="minorAscii" w:hAnsiTheme="minorAscii" w:eastAsiaTheme="minorEastAsia"/>
                 <w:spacing w:val="227"/>
                 <w:sz w:val="21"/>
                 <w:vertAlign w:val="baseline"/>
@@ -345,24 +369,39 @@
             <w:r>
               <w:rPr>
                 <w:rFonts w:hint="eastAsia"/>
+                <w:spacing w:val="66"/>
+                <w:kern w:val="0"/>
                 <w:u w:val="single"/>
+                <w:fitText w:val="630" w:id="1331981115"/>
                 <w:vertAlign w:val="baseline"/>
                 <w:lang w:val="en-US" w:eastAsia="zh-CN"/>
               </w:rPr>
-              <w:t>陈姝羽</w:t>
+              <w:t>V1.</w:t>
+            </w:r>
+            <w:r>
+              <w:rPr>
+                <w:rFonts w:hint="eastAsia"/>
+                <w:spacing w:val="0"/>
+                <w:kern w:val="0"/>
+                <w:u w:val="single"/>
+                <w:fitText w:val="630" w:id="1331981115"/>
+                <w:vertAlign w:val="baseline"/>
+                <w:lang w:val="en-US" w:eastAsia="zh-CN"/>
+              </w:rPr>
+              <w:t>0</w:t>
             </w:r>
           </w:p>
         </w:tc>
         <w:tc>
           <w:tcPr>
-            <w:tcW w:w="4261" w:type="dxa"/>
+            <w:tcW w:w="2708" w:type="dxa"/>
             <w:shd w:val="clear" w:color="auto" w:fill="auto"/>
           </w:tcPr>
           <w:p>
             <w:pPr>
               <w:widowControl w:val="0"/>
               <w:rPr>
-                <w:rFonts w:ascii="Arial" w:eastAsia="Arial" w:hAnsi="Arial" w:cs="Arial" w:hint="eastAsia"/>
+                <w:rFonts w:hint="eastAsia" w:ascii="Arial" w:hAnsi="Arial" w:eastAsia="Arial" w:cs="Arial"/>
                 <w:snapToGrid w:val="0"/>
                 <w:color w:val="000000"/>
                 <w:kern w:val="0"/>
@@ -382,7 +421,7 @@
             </w:r>
             <w:r>
               <w:rPr>
-                <w:rFonts w:asciiTheme="minorAscii" w:eastAsiaTheme="minorEastAsia" w:hAnsiTheme="minorAscii" w:hint="eastAsia"/>
+                <w:rFonts w:hint="eastAsia" w:asciiTheme="minorAscii" w:hAnsiTheme="minorAscii" w:eastAsiaTheme="minorEastAsia"/>
                 <w:spacing w:val="227"/>
                 <w:sz w:val="21"/>
                 <w:vertAlign w:val="baseline"/>
@@ -404,8 +443,14 @@
       </w:tr>
       <w:tr>
         <w:tblPrEx>
-          <w:tblW w:w="0" w:type="auto"/>
-          <w:tblInd w:w="2443" w:type="dxa"/>
+          <w:tblBorders>
+            <w:top w:val="none" w:color="auto" w:sz="0" w:space="0"/>
+            <w:left w:val="none" w:color="auto" w:sz="0" w:space="0"/>
+            <w:bottom w:val="none" w:color="auto" w:sz="0" w:space="0"/>
+            <w:right w:val="none" w:color="auto" w:sz="0" w:space="0"/>
+            <w:insideH w:val="none" w:color="auto" w:sz="0" w:space="0"/>
+            <w:insideV w:val="none" w:color="auto" w:sz="0" w:space="0"/>
+          </w:tblBorders>
           <w:tblCellMar>
             <w:top w:w="0" w:type="dxa"/>
             <w:left w:w="108" w:type="dxa"/>
@@ -414,17 +459,18 @@
           </w:tblCellMar>
         </w:tblPrEx>
         <w:trPr>
-          <w:trHeight w:val="635"/>
+          <w:trHeight w:val="635" w:hRule="atLeast"/>
+          <w:jc w:val="center"/>
         </w:trPr>
         <w:tc>
           <w:tcPr>
-            <w:tcW w:w="1818" w:type="dxa"/>
+            <w:tcW w:w="2432" w:type="dxa"/>
           </w:tcPr>
           <w:p>
             <w:pPr>
               <w:widowControl w:val="0"/>
               <w:rPr>
-                <w:rFonts w:hint="eastAsia"/>
+                <w:rFonts w:hint="default"/>
                 <w:vertAlign w:val="baseline"/>
                 <w:lang w:val="en-US" w:eastAsia="zh-CN"/>
               </w:rPr>
@@ -432,14 +478,28 @@
             <w:r>
               <w:rPr>
                 <w:rFonts w:hint="eastAsia"/>
+                <w:spacing w:val="52"/>
+                <w:kern w:val="0"/>
+                <w:fitText w:val="840" w:id="722747876"/>
                 <w:vertAlign w:val="baseline"/>
                 <w:lang w:val="en-US" w:eastAsia="zh-CN"/>
               </w:rPr>
-              <w:t>批准人</w:t>
+              <w:t>批准</w:t>
             </w:r>
             <w:r>
               <w:rPr>
-                <w:rFonts w:asciiTheme="minorAscii" w:eastAsiaTheme="minorEastAsia" w:hAnsiTheme="minorAscii" w:hint="eastAsia"/>
+                <w:rFonts w:hint="eastAsia"/>
+                <w:spacing w:val="1"/>
+                <w:kern w:val="0"/>
+                <w:fitText w:val="840" w:id="722747876"/>
+                <w:vertAlign w:val="baseline"/>
+                <w:lang w:val="en-US" w:eastAsia="zh-CN"/>
+              </w:rPr>
+              <w:t>人</w:t>
+            </w:r>
+            <w:r>
+              <w:rPr>
+                <w:rFonts w:hint="eastAsia" w:asciiTheme="minorAscii" w:hAnsiTheme="minorAscii" w:eastAsiaTheme="minorEastAsia"/>
                 <w:spacing w:val="227"/>
                 <w:sz w:val="21"/>
                 <w:vertAlign w:val="baseline"/>
@@ -449,26 +509,35 @@
             </w:r>
             <w:r>
               <w:rPr>
-                <w:rFonts w:hint="eastAsia"/>
+                <w:rFonts w:hint="eastAsia" w:asciiTheme="minorAscii" w:hAnsiTheme="minorAscii" w:eastAsiaTheme="minorEastAsia"/>
+                <w:spacing w:val="105"/>
+                <w:kern w:val="0"/>
+                <w:sz w:val="21"/>
                 <w:u w:val="single"/>
+                <w:fitText w:val="630" w:id="676873217"/>
+                <w:vertAlign w:val="baseline"/>
                 <w:lang w:val="en-US" w:eastAsia="zh-CN"/>
               </w:rPr>
-              <w:t>郭</w:t>
+              <w:t>任</w:t>
             </w:r>
             <w:r>
               <w:rPr>
-                <w:rFonts w:hint="eastAsia"/>
+                <w:rFonts w:hint="eastAsia" w:asciiTheme="minorAscii" w:hAnsiTheme="minorAscii" w:eastAsiaTheme="minorEastAsia"/>
+                <w:spacing w:val="0"/>
+                <w:kern w:val="0"/>
+                <w:sz w:val="21"/>
                 <w:u w:val="single"/>
+                <w:fitText w:val="630" w:id="676873217"/>
                 <w:vertAlign w:val="baseline"/>
                 <w:lang w:val="en-US" w:eastAsia="zh-CN"/>
               </w:rPr>
-              <w:t>万洲</w:t>
+              <w:t>鸿</w:t>
             </w:r>
           </w:p>
         </w:tc>
         <w:tc>
           <w:tcPr>
-            <w:tcW w:w="4261" w:type="dxa"/>
+            <w:tcW w:w="2708" w:type="dxa"/>
           </w:tcPr>
           <w:p>
             <w:pPr>
@@ -489,7 +558,7 @@
             </w:r>
             <w:r>
               <w:rPr>
-                <w:rFonts w:asciiTheme="minorAscii" w:eastAsiaTheme="minorEastAsia" w:hAnsiTheme="minorAscii" w:hint="eastAsia"/>
+                <w:rFonts w:hint="eastAsia" w:asciiTheme="minorAscii" w:hAnsiTheme="minorAscii" w:eastAsiaTheme="minorEastAsia"/>
                 <w:spacing w:val="227"/>
                 <w:sz w:val="21"/>
                 <w:vertAlign w:val="baseline"/>
@@ -520,14 +589,14 @@
         <w:spacing w:before="153" w:line="225" w:lineRule="auto"/>
         <w:ind w:left="3634"/>
         <w:rPr>
-          <w:rFonts w:ascii="宋体" w:eastAsia="宋体" w:hAnsi="宋体" w:cs="宋体"/>
+          <w:rFonts w:ascii="宋体" w:hAnsi="宋体" w:eastAsia="宋体" w:cs="宋体"/>
           <w:sz w:val="31"/>
           <w:szCs w:val="31"/>
         </w:rPr>
       </w:pPr>
       <w:r>
         <w:rPr>
-          <w:rFonts w:ascii="宋体" w:eastAsia="宋体" w:hAnsi="宋体" w:cs="宋体"/>
+          <w:rFonts w:ascii="宋体" w:hAnsi="宋体" w:eastAsia="宋体" w:cs="宋体"/>
           <w:b/>
           <w:bCs/>
           <w:spacing w:val="4"/>
@@ -539,16 +608,16 @@
     </w:p>
     <w:tbl>
       <w:tblPr>
-        <w:tblStyle w:val="TableNormal0"/>
-        <w:tblW w:w="8301" w:type="dxa"/>
-        <w:tblInd w:w="2" w:type="dxa"/>
+        <w:tblStyle w:val="26"/>
+        <w:tblW w:w="7137" w:type="dxa"/>
+        <w:jc w:val="center"/>
         <w:tblBorders>
-          <w:top w:val="single" w:sz="2" w:space="0" w:color="000000"/>
-          <w:left w:val="single" w:sz="2" w:space="0" w:color="000000"/>
-          <w:bottom w:val="single" w:sz="2" w:space="0" w:color="000000"/>
-          <w:right w:val="single" w:sz="2" w:space="0" w:color="000000"/>
-          <w:insideH w:val="single" w:sz="2" w:space="0" w:color="000000"/>
-          <w:insideV w:val="single" w:sz="2" w:space="0" w:color="000000"/>
+          <w:top w:val="single" w:color="000000" w:sz="2" w:space="0"/>
+          <w:left w:val="single" w:color="000000" w:sz="2" w:space="0"/>
+          <w:bottom w:val="single" w:color="000000" w:sz="2" w:space="0"/>
+          <w:right w:val="single" w:color="000000" w:sz="2" w:space="0"/>
+          <w:insideH w:val="single" w:color="000000" w:sz="2" w:space="0"/>
+          <w:insideV w:val="single" w:color="000000" w:sz="2" w:space="0"/>
         </w:tblBorders>
         <w:tblLayout w:type="fixed"/>
         <w:tblCellMar>
@@ -559,26 +628,21 @@
         </w:tblCellMar>
       </w:tblPr>
       <w:tblGrid>
-        <w:gridCol w:w="1555"/>
+        <w:gridCol w:w="2689"/>
         <w:gridCol w:w="919"/>
         <w:gridCol w:w="2289"/>
-        <w:gridCol w:w="1148"/>
-        <w:gridCol w:w="1150"/>
         <w:gridCol w:w="1240"/>
       </w:tblGrid>
       <w:tr>
         <w:tblPrEx>
-          <w:tblW w:w="8301" w:type="dxa"/>
-          <w:tblInd w:w="2" w:type="dxa"/>
           <w:tblBorders>
-            <w:top w:val="single" w:sz="2" w:space="0" w:color="000000"/>
-            <w:left w:val="single" w:sz="2" w:space="0" w:color="000000"/>
-            <w:bottom w:val="single" w:sz="2" w:space="0" w:color="000000"/>
-            <w:right w:val="single" w:sz="2" w:space="0" w:color="000000"/>
-            <w:insideH w:val="single" w:sz="2" w:space="0" w:color="000000"/>
-            <w:insideV w:val="single" w:sz="2" w:space="0" w:color="000000"/>
+            <w:top w:val="single" w:color="000000" w:sz="2" w:space="0"/>
+            <w:left w:val="single" w:color="000000" w:sz="2" w:space="0"/>
+            <w:bottom w:val="single" w:color="000000" w:sz="2" w:space="0"/>
+            <w:right w:val="single" w:color="000000" w:sz="2" w:space="0"/>
+            <w:insideH w:val="single" w:color="000000" w:sz="2" w:space="0"/>
+            <w:insideV w:val="single" w:color="000000" w:sz="2" w:space="0"/>
           </w:tblBorders>
-          <w:tblLayout w:type="fixed"/>
           <w:tblCellMar>
             <w:top w:w="0" w:type="dxa"/>
             <w:left w:w="0" w:type="dxa"/>
@@ -587,25 +651,26 @@
           </w:tblCellMar>
         </w:tblPrEx>
         <w:trPr>
-          <w:trHeight w:val="593"/>
+          <w:trHeight w:val="593" w:hRule="atLeast"/>
+          <w:jc w:val="center"/>
         </w:trPr>
         <w:tc>
           <w:tcPr>
-            <w:tcW w:w="1555" w:type="dxa"/>
+            <w:tcW w:w="2689" w:type="dxa"/>
           </w:tcPr>
           <w:p>
             <w:pPr>
               <w:spacing w:before="176" w:line="228" w:lineRule="auto"/>
               <w:ind w:left="607"/>
               <w:rPr>
-                <w:rFonts w:ascii="宋体" w:eastAsia="宋体" w:hAnsi="宋体" w:cs="宋体"/>
+                <w:rFonts w:ascii="宋体" w:hAnsi="宋体" w:eastAsia="宋体" w:cs="宋体"/>
                 <w:sz w:val="20"/>
                 <w:szCs w:val="20"/>
               </w:rPr>
             </w:pPr>
             <w:r>
               <w:rPr>
-                <w:rFonts w:ascii="宋体" w:eastAsia="宋体" w:hAnsi="宋体" w:cs="宋体"/>
+                <w:rFonts w:ascii="宋体" w:hAnsi="宋体" w:eastAsia="宋体" w:cs="宋体"/>
                 <w:spacing w:val="-14"/>
                 <w:sz w:val="20"/>
                 <w:szCs w:val="20"/>
@@ -623,14 +688,14 @@
               <w:spacing w:before="175" w:line="227" w:lineRule="auto"/>
               <w:ind w:left="253"/>
               <w:rPr>
-                <w:rFonts w:ascii="宋体" w:eastAsia="宋体" w:hAnsi="宋体" w:cs="宋体"/>
+                <w:rFonts w:ascii="宋体" w:hAnsi="宋体" w:eastAsia="宋体" w:cs="宋体"/>
                 <w:sz w:val="20"/>
                 <w:szCs w:val="20"/>
               </w:rPr>
             </w:pPr>
             <w:r>
               <w:rPr>
-                <w:rFonts w:ascii="宋体" w:eastAsia="宋体" w:hAnsi="宋体" w:cs="宋体"/>
+                <w:rFonts w:ascii="宋体" w:hAnsi="宋体" w:eastAsia="宋体" w:cs="宋体"/>
                 <w:spacing w:val="4"/>
                 <w:sz w:val="20"/>
                 <w:szCs w:val="20"/>
@@ -648,72 +713,19 @@
               <w:spacing w:before="175" w:line="228" w:lineRule="auto"/>
               <w:ind w:left="730"/>
               <w:rPr>
-                <w:rFonts w:ascii="宋体" w:eastAsia="宋体" w:hAnsi="宋体" w:cs="宋体"/>
+                <w:rFonts w:ascii="宋体" w:hAnsi="宋体" w:eastAsia="宋体" w:cs="宋体"/>
                 <w:sz w:val="20"/>
                 <w:szCs w:val="20"/>
               </w:rPr>
             </w:pPr>
             <w:r>
               <w:rPr>
-                <w:rFonts w:ascii="宋体" w:eastAsia="宋体" w:hAnsi="宋体" w:cs="宋体"/>
+                <w:rFonts w:ascii="宋体" w:hAnsi="宋体" w:eastAsia="宋体" w:cs="宋体"/>
                 <w:spacing w:val="7"/>
                 <w:sz w:val="20"/>
                 <w:szCs w:val="20"/>
               </w:rPr>
               <w:t>变更说明</w:t>
-            </w:r>
-          </w:p>
-        </w:tc>
-        <w:tc>
-          <w:tcPr>
-            <w:tcW w:w="1148" w:type="dxa"/>
-          </w:tcPr>
-          <w:p>
-            <w:pPr>
-              <w:spacing w:before="175" w:line="228" w:lineRule="auto"/>
-              <w:ind w:left="310"/>
-              <w:rPr>
-                <w:rFonts w:ascii="宋体" w:eastAsia="宋体" w:hAnsi="宋体" w:cs="宋体"/>
-                <w:sz w:val="20"/>
-                <w:szCs w:val="20"/>
-              </w:rPr>
-            </w:pPr>
-            <w:r>
-              <w:rPr>
-                <w:rFonts w:ascii="宋体" w:eastAsia="宋体" w:hAnsi="宋体" w:cs="宋体"/>
-                <w:spacing w:val="6"/>
-                <w:sz w:val="20"/>
-                <w:szCs w:val="20"/>
-              </w:rPr>
-              <w:t>编写人</w:t>
-            </w:r>
-          </w:p>
-        </w:tc>
-        <w:tc>
-          <w:tcPr>
-            <w:tcW w:w="1150" w:type="dxa"/>
-          </w:tcPr>
-          <w:p>
-            <w:pPr>
-              <w:spacing w:before="175" w:line="228" w:lineRule="auto"/>
-              <w:ind w:left="310"/>
-              <w:rPr>
-                <w:rFonts w:ascii="宋体" w:eastAsia="宋体" w:hAnsi="宋体" w:cs="宋体" w:hint="eastAsia"/>
-                <w:spacing w:val="6"/>
-                <w:sz w:val="20"/>
-                <w:szCs w:val="20"/>
-                <w:lang w:val="en-US" w:eastAsia="zh-CN"/>
-              </w:rPr>
-            </w:pPr>
-            <w:r>
-              <w:rPr>
-                <w:rFonts w:ascii="宋体" w:eastAsia="宋体" w:hAnsi="宋体" w:cs="宋体" w:hint="eastAsia"/>
-                <w:spacing w:val="6"/>
-                <w:sz w:val="20"/>
-                <w:szCs w:val="20"/>
-                <w:lang w:val="en-US" w:eastAsia="zh-CN"/>
-              </w:rPr>
-              <w:t>审核人</w:t>
             </w:r>
           </w:p>
         </w:tc>
@@ -726,14 +738,14 @@
               <w:spacing w:before="176" w:line="229" w:lineRule="auto"/>
               <w:ind w:left="311"/>
               <w:rPr>
-                <w:rFonts w:ascii="宋体" w:eastAsia="宋体" w:hAnsi="宋体" w:cs="宋体"/>
+                <w:rFonts w:ascii="宋体" w:hAnsi="宋体" w:eastAsia="宋体" w:cs="宋体"/>
                 <w:sz w:val="20"/>
                 <w:szCs w:val="20"/>
               </w:rPr>
             </w:pPr>
             <w:r>
               <w:rPr>
-                <w:rFonts w:ascii="宋体" w:eastAsia="宋体" w:hAnsi="宋体" w:cs="宋体"/>
+                <w:rFonts w:ascii="宋体" w:hAnsi="宋体" w:eastAsia="宋体" w:cs="宋体"/>
                 <w:spacing w:val="7"/>
                 <w:sz w:val="20"/>
                 <w:szCs w:val="20"/>
@@ -745,9 +757,14 @@
       </w:tr>
       <w:tr>
         <w:tblPrEx>
-          <w:tblW w:w="8301" w:type="dxa"/>
-          <w:tblInd w:w="2" w:type="dxa"/>
-          <w:tblLayout w:type="fixed"/>
+          <w:tblBorders>
+            <w:top w:val="single" w:color="000000" w:sz="2" w:space="0"/>
+            <w:left w:val="single" w:color="000000" w:sz="2" w:space="0"/>
+            <w:bottom w:val="single" w:color="000000" w:sz="2" w:space="0"/>
+            <w:right w:val="single" w:color="000000" w:sz="2" w:space="0"/>
+            <w:insideH w:val="single" w:color="000000" w:sz="2" w:space="0"/>
+            <w:insideV w:val="single" w:color="000000" w:sz="2" w:space="0"/>
+          </w:tblBorders>
           <w:tblCellMar>
             <w:top w:w="0" w:type="dxa"/>
             <w:left w:w="0" w:type="dxa"/>
@@ -756,25 +773,26 @@
           </w:tblCellMar>
         </w:tblPrEx>
         <w:trPr>
-          <w:trHeight w:val="556"/>
+          <w:trHeight w:val="556" w:hRule="atLeast"/>
+          <w:jc w:val="center"/>
         </w:trPr>
         <w:tc>
           <w:tcPr>
-            <w:tcW w:w="1555" w:type="dxa"/>
+            <w:tcW w:w="2689" w:type="dxa"/>
           </w:tcPr>
           <w:p>
             <w:pPr>
               <w:spacing w:before="173" w:line="267" w:lineRule="exact"/>
               <w:ind w:left="260"/>
               <w:rPr>
-                <w:rFonts w:ascii="宋体" w:eastAsia="宋体" w:hAnsi="宋体" w:cs="宋体"/>
+                <w:rFonts w:ascii="宋体" w:hAnsi="宋体" w:eastAsia="宋体" w:cs="宋体"/>
                 <w:sz w:val="20"/>
                 <w:szCs w:val="20"/>
               </w:rPr>
             </w:pPr>
             <w:r>
               <w:rPr>
-                <w:rFonts w:ascii="宋体" w:eastAsia="宋体" w:hAnsi="宋体" w:cs="宋体"/>
+                <w:rFonts w:ascii="宋体" w:hAnsi="宋体" w:eastAsia="宋体" w:cs="宋体"/>
                 <w:spacing w:val="3"/>
                 <w:position w:val="1"/>
                 <w:sz w:val="20"/>
@@ -793,14 +811,14 @@
               <w:spacing w:before="173" w:line="267" w:lineRule="exact"/>
               <w:ind w:left="248"/>
               <w:rPr>
-                <w:rFonts w:ascii="宋体" w:eastAsia="宋体" w:hAnsi="宋体" w:cs="宋体"/>
+                <w:rFonts w:ascii="宋体" w:hAnsi="宋体" w:eastAsia="宋体" w:cs="宋体"/>
                 <w:sz w:val="20"/>
                 <w:szCs w:val="20"/>
               </w:rPr>
             </w:pPr>
             <w:r>
               <w:rPr>
-                <w:rFonts w:ascii="宋体" w:eastAsia="宋体" w:hAnsi="宋体" w:cs="宋体"/>
+                <w:rFonts w:ascii="宋体" w:hAnsi="宋体" w:eastAsia="宋体" w:cs="宋体"/>
                 <w:spacing w:val="4"/>
                 <w:position w:val="1"/>
                 <w:sz w:val="20"/>
@@ -820,72 +838,19 @@
               <w:ind w:left="114"/>
               <w:jc w:val="center"/>
               <w:rPr>
-                <w:rFonts w:ascii="宋体" w:eastAsia="宋体" w:hAnsi="宋体" w:cs="宋体"/>
+                <w:rFonts w:ascii="宋体" w:hAnsi="宋体" w:eastAsia="宋体" w:cs="宋体"/>
                 <w:sz w:val="20"/>
                 <w:szCs w:val="20"/>
               </w:rPr>
             </w:pPr>
             <w:r>
               <w:rPr>
-                <w:rFonts w:ascii="宋体" w:eastAsia="宋体" w:hAnsi="宋体" w:cs="宋体"/>
+                <w:rFonts w:ascii="宋体" w:hAnsi="宋体" w:eastAsia="宋体" w:cs="宋体"/>
                 <w:spacing w:val="7"/>
                 <w:sz w:val="20"/>
                 <w:szCs w:val="20"/>
               </w:rPr>
-              <w:t>新建文档</w:t>
-            </w:r>
-          </w:p>
-        </w:tc>
-        <w:tc>
-          <w:tcPr>
-            <w:tcW w:w="1148" w:type="dxa"/>
-          </w:tcPr>
-          <w:p>
-            <w:pPr>
-              <w:spacing w:before="172" w:line="228" w:lineRule="auto"/>
-              <w:ind w:left="313"/>
-              <w:rPr>
-                <w:rFonts w:ascii="宋体" w:eastAsia="宋体" w:hAnsi="宋体" w:cs="宋体" w:hint="eastAsia"/>
-                <w:sz w:val="20"/>
-                <w:szCs w:val="20"/>
-                <w:lang w:val="en-US" w:eastAsia="zh-CN"/>
-              </w:rPr>
-            </w:pPr>
-            <w:r>
-              <w:rPr>
-                <w:rFonts w:ascii="宋体" w:eastAsia="宋体" w:hAnsi="宋体" w:cs="宋体" w:hint="eastAsia"/>
-                <w:sz w:val="20"/>
-                <w:szCs w:val="20"/>
-                <w:lang w:val="en-US" w:eastAsia="zh-CN"/>
-              </w:rPr>
-              <w:t>毛彦超</w:t>
-            </w:r>
-          </w:p>
-        </w:tc>
-        <w:tc>
-          <w:tcPr>
-            <w:tcW w:w="1150" w:type="dxa"/>
-          </w:tcPr>
-          <w:p>
-            <w:pPr>
-              <w:spacing w:before="172" w:line="228" w:lineRule="auto"/>
-              <w:ind w:left="313"/>
-              <w:rPr>
-                <w:rFonts w:ascii="宋体" w:eastAsia="宋体" w:hAnsi="宋体" w:cs="宋体" w:hint="eastAsia"/>
-                <w:spacing w:val="5"/>
-                <w:sz w:val="20"/>
-                <w:szCs w:val="20"/>
-              </w:rPr>
-            </w:pPr>
-            <w:r>
-              <w:rPr>
-                <w:rFonts w:ascii="宋体" w:eastAsia="宋体" w:hAnsi="宋体" w:cs="宋体" w:hint="eastAsia"/>
-                <w:spacing w:val="5"/>
-                <w:sz w:val="20"/>
-                <w:szCs w:val="20"/>
-                <w:lang w:val="en-US" w:eastAsia="zh-CN"/>
-              </w:rPr>
-              <w:t>陈姝羽</w:t>
+              <w:t>新建</w:t>
             </w:r>
           </w:p>
         </w:tc>
@@ -898,29 +863,48 @@
               <w:spacing w:before="173" w:line="229" w:lineRule="auto"/>
               <w:ind w:left="314"/>
               <w:rPr>
-                <w:rFonts w:ascii="宋体" w:eastAsia="宋体" w:hAnsi="宋体" w:cs="宋体"/>
+                <w:rFonts w:ascii="宋体" w:hAnsi="宋体" w:eastAsia="宋体" w:cs="宋体"/>
                 <w:sz w:val="20"/>
                 <w:szCs w:val="20"/>
               </w:rPr>
             </w:pPr>
             <w:r>
               <w:rPr>
-                <w:rFonts w:ascii="宋体" w:eastAsia="宋体" w:hAnsi="宋体" w:cs="宋体" w:hint="eastAsia"/>
-                <w:spacing w:val="6"/>
-                <w:sz w:val="20"/>
-                <w:szCs w:val="20"/>
+                <w:rFonts w:hint="eastAsia" w:asciiTheme="minorAscii" w:hAnsiTheme="minorAscii" w:eastAsiaTheme="minorEastAsia"/>
+                <w:spacing w:val="105"/>
+                <w:kern w:val="0"/>
+                <w:sz w:val="21"/>
+                <w:fitText w:val="630" w:id="676873217"/>
+                <w:vertAlign w:val="baseline"/>
                 <w:lang w:val="en-US" w:eastAsia="zh-CN"/>
               </w:rPr>
-              <w:t>郭万洲</w:t>
+              <w:t>任</w:t>
+            </w:r>
+            <w:r>
+              <w:rPr>
+                <w:rFonts w:hint="eastAsia" w:asciiTheme="minorAscii" w:hAnsiTheme="minorAscii" w:eastAsiaTheme="minorEastAsia"/>
+                <w:spacing w:val="0"/>
+                <w:kern w:val="0"/>
+                <w:sz w:val="21"/>
+                <w:fitText w:val="630" w:id="676873217"/>
+                <w:vertAlign w:val="baseline"/>
+                <w:lang w:val="en-US" w:eastAsia="zh-CN"/>
+              </w:rPr>
+              <w:t>鸿</w:t>
             </w:r>
           </w:p>
         </w:tc>
       </w:tr>
       <w:tr>
         <w:tblPrEx>
-          <w:tblW w:w="8301" w:type="dxa"/>
-          <w:tblInd w:w="2" w:type="dxa"/>
-          <w:tblLayout w:type="fixed"/>
+          <w:tblBorders>
+            <w:top w:val="single" w:color="000000" w:sz="2" w:space="0"/>
+            <w:left w:val="single" w:color="000000" w:sz="2" w:space="0"/>
+            <w:bottom w:val="single" w:color="000000" w:sz="2" w:space="0"/>
+            <w:right w:val="single" w:color="000000" w:sz="2" w:space="0"/>
+            <w:insideH w:val="single" w:color="000000" w:sz="2" w:space="0"/>
+            <w:insideV w:val="single" w:color="000000" w:sz="2" w:space="0"/>
+          </w:tblBorders>
           <w:tblCellMar>
             <w:top w:w="0" w:type="dxa"/>
             <w:left w:w="0" w:type="dxa"/>
@@ -929,15 +913,16 @@
           </w:tblCellMar>
         </w:tblPrEx>
         <w:trPr>
-          <w:trHeight w:val="556"/>
+          <w:trHeight w:val="556" w:hRule="atLeast"/>
+          <w:jc w:val="center"/>
         </w:trPr>
         <w:tc>
           <w:tcPr>
-            <w:tcW w:w="1555" w:type="dxa"/>
+            <w:tcW w:w="2689" w:type="dxa"/>
           </w:tcPr>
           <w:p>
             <w:pPr>
-              <w:pStyle w:val="TableText"/>
+              <w:pStyle w:val="27"/>
             </w:pPr>
           </w:p>
         </w:tc>
@@ -947,7 +932,7 @@
           </w:tcPr>
           <w:p>
             <w:pPr>
-              <w:pStyle w:val="TableText"/>
+              <w:pStyle w:val="27"/>
             </w:pPr>
           </w:p>
         </w:tc>
@@ -957,29 +942,7 @@
           </w:tcPr>
           <w:p>
             <w:pPr>
-              <w:pStyle w:val="TableText"/>
-            </w:pPr>
-          </w:p>
-        </w:tc>
-        <w:tc>
-          <w:tcPr>
-            <w:tcW w:w="1148" w:type="dxa"/>
-          </w:tcPr>
-          <w:p>
-            <w:pPr>
-              <w:spacing w:before="172" w:line="228" w:lineRule="auto"/>
-              <w:ind w:left="313"/>
-            </w:pPr>
-          </w:p>
-        </w:tc>
-        <w:tc>
-          <w:tcPr>
-            <w:tcW w:w="1150" w:type="dxa"/>
-          </w:tcPr>
-          <w:p>
-            <w:pPr>
-              <w:spacing w:before="172" w:line="228" w:lineRule="auto"/>
-              <w:ind w:left="313"/>
+              <w:pStyle w:val="27"/>
             </w:pPr>
           </w:p>
         </w:tc>
@@ -989,16 +952,21 @@
           </w:tcPr>
           <w:p>
             <w:pPr>
-              <w:pStyle w:val="TableText"/>
+              <w:pStyle w:val="27"/>
             </w:pPr>
           </w:p>
         </w:tc>
       </w:tr>
       <w:tr>
         <w:tblPrEx>
-          <w:tblW w:w="8301" w:type="dxa"/>
-          <w:tblInd w:w="2" w:type="dxa"/>
-          <w:tblLayout w:type="fixed"/>
+          <w:tblBorders>
+            <w:top w:val="single" w:color="000000" w:sz="2" w:space="0"/>
+            <w:left w:val="single" w:color="000000" w:sz="2" w:space="0"/>
+            <w:bottom w:val="single" w:color="000000" w:sz="2" w:space="0"/>
+            <w:right w:val="single" w:color="000000" w:sz="2" w:space="0"/>
+            <w:insideH w:val="single" w:color="000000" w:sz="2" w:space="0"/>
+            <w:insideV w:val="single" w:color="000000" w:sz="2" w:space="0"/>
+          </w:tblBorders>
           <w:tblCellMar>
             <w:top w:w="0" w:type="dxa"/>
             <w:left w:w="0" w:type="dxa"/>
@@ -1007,15 +975,16 @@
           </w:tblCellMar>
         </w:tblPrEx>
         <w:trPr>
-          <w:trHeight w:val="556"/>
+          <w:trHeight w:val="556" w:hRule="atLeast"/>
+          <w:jc w:val="center"/>
         </w:trPr>
         <w:tc>
           <w:tcPr>
-            <w:tcW w:w="1555" w:type="dxa"/>
+            <w:tcW w:w="2689" w:type="dxa"/>
           </w:tcPr>
           <w:p>
             <w:pPr>
-              <w:pStyle w:val="TableText"/>
+              <w:pStyle w:val="27"/>
             </w:pPr>
           </w:p>
         </w:tc>
@@ -1025,7 +994,7 @@
           </w:tcPr>
           <w:p>
             <w:pPr>
-              <w:pStyle w:val="TableText"/>
+              <w:pStyle w:val="27"/>
             </w:pPr>
           </w:p>
         </w:tc>
@@ -1035,29 +1004,7 @@
           </w:tcPr>
           <w:p>
             <w:pPr>
-              <w:pStyle w:val="TableText"/>
-            </w:pPr>
-          </w:p>
-        </w:tc>
-        <w:tc>
-          <w:tcPr>
-            <w:tcW w:w="1148" w:type="dxa"/>
-          </w:tcPr>
-          <w:p>
-            <w:pPr>
-              <w:spacing w:before="173" w:line="229" w:lineRule="auto"/>
-              <w:ind w:left="314"/>
-            </w:pPr>
-          </w:p>
-        </w:tc>
-        <w:tc>
-          <w:tcPr>
-            <w:tcW w:w="1150" w:type="dxa"/>
-          </w:tcPr>
-          <w:p>
-            <w:pPr>
-              <w:spacing w:before="173" w:line="229" w:lineRule="auto"/>
-              <w:ind w:left="314"/>
+              <w:pStyle w:val="27"/>
             </w:pPr>
           </w:p>
         </w:tc>
@@ -1067,16 +1014,21 @@
           </w:tcPr>
           <w:p>
             <w:pPr>
-              <w:pStyle w:val="TableText"/>
+              <w:pStyle w:val="27"/>
             </w:pPr>
           </w:p>
         </w:tc>
       </w:tr>
       <w:tr>
         <w:tblPrEx>
-          <w:tblW w:w="8301" w:type="dxa"/>
-          <w:tblInd w:w="2" w:type="dxa"/>
-          <w:tblLayout w:type="fixed"/>
+          <w:tblBorders>
+            <w:top w:val="single" w:color="000000" w:sz="2" w:space="0"/>
+            <w:left w:val="single" w:color="000000" w:sz="2" w:space="0"/>
+            <w:bottom w:val="single" w:color="000000" w:sz="2" w:space="0"/>
+            <w:right w:val="single" w:color="000000" w:sz="2" w:space="0"/>
+            <w:insideH w:val="single" w:color="000000" w:sz="2" w:space="0"/>
+            <w:insideV w:val="single" w:color="000000" w:sz="2" w:space="0"/>
+          </w:tblBorders>
           <w:tblCellMar>
             <w:top w:w="0" w:type="dxa"/>
             <w:left w:w="0" w:type="dxa"/>
@@ -1085,15 +1037,16 @@
           </w:tblCellMar>
         </w:tblPrEx>
         <w:trPr>
-          <w:trHeight w:val="557"/>
+          <w:trHeight w:val="557" w:hRule="atLeast"/>
+          <w:jc w:val="center"/>
         </w:trPr>
         <w:tc>
           <w:tcPr>
-            <w:tcW w:w="1555" w:type="dxa"/>
+            <w:tcW w:w="2689" w:type="dxa"/>
           </w:tcPr>
           <w:p>
             <w:pPr>
-              <w:pStyle w:val="TableText"/>
+              <w:pStyle w:val="27"/>
             </w:pPr>
           </w:p>
         </w:tc>
@@ -1103,7 +1056,7 @@
           </w:tcPr>
           <w:p>
             <w:pPr>
-              <w:pStyle w:val="TableText"/>
+              <w:pStyle w:val="27"/>
             </w:pPr>
           </w:p>
         </w:tc>
@@ -1113,27 +1066,7 @@
           </w:tcPr>
           <w:p>
             <w:pPr>
-              <w:pStyle w:val="TableText"/>
-            </w:pPr>
-          </w:p>
-        </w:tc>
-        <w:tc>
-          <w:tcPr>
-            <w:tcW w:w="1148" w:type="dxa"/>
-          </w:tcPr>
-          <w:p>
-            <w:pPr>
-              <w:pStyle w:val="TableText"/>
-            </w:pPr>
-          </w:p>
-        </w:tc>
-        <w:tc>
-          <w:tcPr>
-            <w:tcW w:w="1150" w:type="dxa"/>
-          </w:tcPr>
-          <w:p>
-            <w:pPr>
-              <w:pStyle w:val="TableText"/>
+              <w:pStyle w:val="27"/>
             </w:pPr>
           </w:p>
         </w:tc>
@@ -1143,159 +1076,7 @@
           </w:tcPr>
           <w:p>
             <w:pPr>
-              <w:pStyle w:val="TableText"/>
-            </w:pPr>
-          </w:p>
-        </w:tc>
-      </w:tr>
-      <w:tr>
-        <w:tblPrEx>
-          <w:tblW w:w="8301" w:type="dxa"/>
-          <w:tblInd w:w="2" w:type="dxa"/>
-          <w:tblLayout w:type="fixed"/>
-          <w:tblCellMar>
-            <w:top w:w="0" w:type="dxa"/>
-            <w:left w:w="0" w:type="dxa"/>
-            <w:bottom w:w="0" w:type="dxa"/>
-            <w:right w:w="0" w:type="dxa"/>
-          </w:tblCellMar>
-        </w:tblPrEx>
-        <w:trPr>
-          <w:trHeight w:val="556"/>
-        </w:trPr>
-        <w:tc>
-          <w:tcPr>
-            <w:tcW w:w="1555" w:type="dxa"/>
-          </w:tcPr>
-          <w:p>
-            <w:pPr>
-              <w:pStyle w:val="TableText"/>
-            </w:pPr>
-          </w:p>
-        </w:tc>
-        <w:tc>
-          <w:tcPr>
-            <w:tcW w:w="919" w:type="dxa"/>
-          </w:tcPr>
-          <w:p>
-            <w:pPr>
-              <w:pStyle w:val="TableText"/>
-            </w:pPr>
-          </w:p>
-        </w:tc>
-        <w:tc>
-          <w:tcPr>
-            <w:tcW w:w="2289" w:type="dxa"/>
-          </w:tcPr>
-          <w:p>
-            <w:pPr>
-              <w:pStyle w:val="TableText"/>
-            </w:pPr>
-          </w:p>
-        </w:tc>
-        <w:tc>
-          <w:tcPr>
-            <w:tcW w:w="1148" w:type="dxa"/>
-          </w:tcPr>
-          <w:p>
-            <w:pPr>
-              <w:pStyle w:val="TableText"/>
-            </w:pPr>
-          </w:p>
-        </w:tc>
-        <w:tc>
-          <w:tcPr>
-            <w:tcW w:w="1150" w:type="dxa"/>
-          </w:tcPr>
-          <w:p>
-            <w:pPr>
-              <w:pStyle w:val="TableText"/>
-            </w:pPr>
-          </w:p>
-        </w:tc>
-        <w:tc>
-          <w:tcPr>
-            <w:tcW w:w="1240" w:type="dxa"/>
-          </w:tcPr>
-          <w:p>
-            <w:pPr>
-              <w:pStyle w:val="TableText"/>
-            </w:pPr>
-          </w:p>
-        </w:tc>
-      </w:tr>
-      <w:tr>
-        <w:tblPrEx>
-          <w:tblW w:w="8301" w:type="dxa"/>
-          <w:tblInd w:w="2" w:type="dxa"/>
-          <w:tblLayout w:type="fixed"/>
-          <w:tblCellMar>
-            <w:top w:w="0" w:type="dxa"/>
-            <w:left w:w="0" w:type="dxa"/>
-            <w:bottom w:w="0" w:type="dxa"/>
-            <w:right w:w="0" w:type="dxa"/>
-          </w:tblCellMar>
-        </w:tblPrEx>
-        <w:trPr>
-          <w:trHeight w:val="561"/>
-        </w:trPr>
-        <w:tc>
-          <w:tcPr>
-            <w:tcW w:w="1555" w:type="dxa"/>
-          </w:tcPr>
-          <w:p>
-            <w:pPr>
-              <w:pStyle w:val="TableText"/>
-            </w:pPr>
-          </w:p>
-        </w:tc>
-        <w:tc>
-          <w:tcPr>
-            <w:tcW w:w="919" w:type="dxa"/>
-          </w:tcPr>
-          <w:p>
-            <w:pPr>
-              <w:pStyle w:val="TableText"/>
-            </w:pPr>
-          </w:p>
-        </w:tc>
-        <w:tc>
-          <w:tcPr>
-            <w:tcW w:w="2289" w:type="dxa"/>
-          </w:tcPr>
-          <w:p>
-            <w:pPr>
-              <w:pStyle w:val="TableText"/>
-            </w:pPr>
-          </w:p>
-        </w:tc>
-        <w:tc>
-          <w:tcPr>
-            <w:tcW w:w="1148" w:type="dxa"/>
-          </w:tcPr>
-          <w:p>
-            <w:pPr>
-              <w:pStyle w:val="TableText"/>
-            </w:pPr>
-          </w:p>
-        </w:tc>
-        <w:tc>
-          <w:tcPr>
-            <w:tcW w:w="1150" w:type="dxa"/>
-          </w:tcPr>
-          <w:p>
-            <w:pPr>
-              <w:pStyle w:val="TableText"/>
-            </w:pPr>
-          </w:p>
-        </w:tc>
-        <w:tc>
-          <w:tcPr>
-            <w:tcW w:w="1240" w:type="dxa"/>
-          </w:tcPr>
-          <w:p>
-            <w:pPr>
-              <w:pStyle w:val="TableText"/>
+              <w:pStyle w:val="27"/>
             </w:pPr>
           </w:p>
         </w:tc>
@@ -1309,7 +1090,7 @@
     <w:sdt>
       <w:sdtPr>
         <w:rPr>
-          <w:rFonts w:ascii="宋体" w:eastAsia="宋体" w:hAnsi="宋体" w:cs="Arial"/>
+          <w:rFonts w:ascii="宋体" w:hAnsi="宋体" w:eastAsia="宋体" w:cs="Arial"/>
           <w:snapToGrid w:val="0"/>
           <w:color w:val="000000"/>
           <w:kern w:val="0"/>
@@ -1325,7 +1106,7 @@
       </w:sdtPr>
       <w:sdtEndPr>
         <w:rPr>
-          <w:rFonts w:ascii="宋体" w:eastAsia="宋体" w:hAnsi="宋体" w:cs="宋体" w:hint="eastAsia"/>
+          <w:rFonts w:hint="eastAsia" w:ascii="宋体" w:hAnsi="宋体" w:eastAsia="宋体" w:cs="宋体"/>
           <w:snapToGrid w:val="0"/>
           <w:color w:val="000000"/>
           <w:kern w:val="0"/>
@@ -1338,17 +1119,17 @@
         <w:p>
           <w:pPr>
             <w:spacing w:before="0" w:beforeLines="0" w:after="0" w:afterLines="0" w:line="240" w:lineRule="auto"/>
-            <w:ind w:left="0" w:right="0" w:firstLine="0" w:leftChars="0" w:rightChars="0" w:firstLineChars="0"/>
+            <w:ind w:left="0" w:leftChars="0" w:right="0" w:rightChars="0" w:firstLine="0" w:firstLineChars="0"/>
             <w:jc w:val="center"/>
             <w:rPr>
-              <w:rFonts w:ascii="宋体" w:eastAsia="宋体" w:hAnsi="宋体" w:cs="宋体" w:hint="eastAsia"/>
+              <w:rFonts w:hint="eastAsia" w:ascii="宋体" w:hAnsi="宋体" w:eastAsia="宋体" w:cs="宋体"/>
               <w:sz w:val="24"/>
               <w:szCs w:val="24"/>
             </w:rPr>
           </w:pPr>
           <w:r>
             <w:rPr>
-              <w:rFonts w:ascii="宋体" w:eastAsia="宋体" w:hAnsi="宋体" w:cs="宋体" w:hint="eastAsia"/>
+              <w:rFonts w:hint="eastAsia" w:ascii="宋体" w:hAnsi="宋体" w:eastAsia="宋体" w:cs="宋体"/>
               <w:sz w:val="24"/>
               <w:szCs w:val="24"/>
             </w:rPr>
@@ -1357,19 +1138,19 @@
         </w:p>
         <w:p>
           <w:pPr>
-            <w:pStyle w:val="TOC1"/>
+            <w:pStyle w:val="16"/>
             <w:tabs>
               <w:tab w:val="right" w:leader="dot" w:pos="8306"/>
             </w:tabs>
             <w:rPr>
-              <w:rFonts w:ascii="宋体" w:eastAsia="宋体" w:hAnsi="宋体" w:cs="宋体" w:hint="eastAsia"/>
+              <w:rFonts w:hint="eastAsia" w:ascii="宋体" w:hAnsi="宋体" w:eastAsia="宋体" w:cs="宋体"/>
               <w:sz w:val="24"/>
               <w:szCs w:val="24"/>
             </w:rPr>
           </w:pPr>
           <w:r>
             <w:rPr>
-              <w:rFonts w:ascii="宋体" w:eastAsia="宋体" w:hAnsi="宋体" w:cs="宋体" w:hint="eastAsia"/>
+              <w:rFonts w:hint="eastAsia" w:ascii="宋体" w:hAnsi="宋体" w:eastAsia="宋体" w:cs="宋体"/>
               <w:sz w:val="24"/>
               <w:szCs w:val="24"/>
             </w:rPr>
@@ -1377,7 +1158,7 @@
           </w:r>
           <w:r>
             <w:rPr>
-              <w:rFonts w:ascii="宋体" w:eastAsia="宋体" w:hAnsi="宋体" w:cs="宋体" w:hint="eastAsia"/>
+              <w:rFonts w:hint="eastAsia" w:ascii="宋体" w:hAnsi="宋体" w:eastAsia="宋体" w:cs="宋体"/>
               <w:sz w:val="24"/>
               <w:szCs w:val="24"/>
             </w:rPr>
@@ -1385,7 +1166,7 @@
           </w:r>
           <w:r>
             <w:rPr>
-              <w:rFonts w:ascii="宋体" w:eastAsia="宋体" w:hAnsi="宋体" w:cs="宋体" w:hint="eastAsia"/>
+              <w:rFonts w:hint="eastAsia" w:ascii="宋体" w:hAnsi="宋体" w:eastAsia="宋体" w:cs="宋体"/>
               <w:sz w:val="24"/>
               <w:szCs w:val="24"/>
             </w:rPr>
@@ -1393,7 +1174,7 @@
           </w:r>
           <w:r>
             <w:rPr>
-              <w:rFonts w:ascii="宋体" w:eastAsia="宋体" w:hAnsi="宋体" w:cs="宋体" w:hint="eastAsia"/>
+              <w:rFonts w:hint="eastAsia" w:ascii="宋体" w:hAnsi="宋体" w:eastAsia="宋体" w:cs="宋体"/>
               <w:sz w:val="24"/>
               <w:szCs w:val="24"/>
             </w:rPr>
@@ -1401,7 +1182,7 @@
           </w:r>
           <w:r>
             <w:rPr>
-              <w:rFonts w:ascii="宋体" w:eastAsia="宋体" w:hAnsi="宋体" w:cs="宋体" w:hint="eastAsia"/>
+              <w:rFonts w:hint="eastAsia" w:ascii="宋体" w:hAnsi="宋体" w:eastAsia="宋体" w:cs="宋体"/>
               <w:sz w:val="24"/>
               <w:szCs w:val="24"/>
             </w:rPr>
@@ -1409,7 +1190,7 @@
           </w:r>
           <w:r>
             <w:rPr>
-              <w:rFonts w:ascii="宋体" w:eastAsia="宋体" w:hAnsi="宋体" w:cs="宋体" w:hint="eastAsia"/>
+              <w:rFonts w:hint="eastAsia" w:ascii="宋体" w:hAnsi="宋体" w:eastAsia="宋体" w:cs="宋体"/>
               <w:sz w:val="24"/>
               <w:szCs w:val="24"/>
             </w:rPr>
@@ -1417,7 +1198,7 @@
           </w:r>
           <w:r>
             <w:rPr>
-              <w:rFonts w:ascii="宋体" w:eastAsia="宋体" w:hAnsi="宋体" w:cs="宋体" w:hint="eastAsia"/>
+              <w:rFonts w:hint="eastAsia" w:ascii="宋体" w:hAnsi="宋体" w:eastAsia="宋体" w:cs="宋体"/>
               <w:sz w:val="24"/>
               <w:szCs w:val="24"/>
               <w:lang w:val="en-US" w:eastAsia="zh-CN"/>
@@ -1426,7 +1207,7 @@
           </w:r>
           <w:r>
             <w:rPr>
-              <w:rFonts w:ascii="宋体" w:eastAsia="宋体" w:hAnsi="宋体" w:cs="宋体" w:hint="eastAsia"/>
+              <w:rFonts w:hint="eastAsia" w:ascii="宋体" w:hAnsi="宋体" w:eastAsia="宋体" w:cs="宋体"/>
               <w:sz w:val="24"/>
               <w:szCs w:val="24"/>
             </w:rPr>
@@ -1434,7 +1215,7 @@
           </w:r>
           <w:r>
             <w:rPr>
-              <w:rFonts w:ascii="宋体" w:eastAsia="宋体" w:hAnsi="宋体" w:cs="宋体" w:hint="eastAsia"/>
+              <w:rFonts w:hint="eastAsia" w:ascii="宋体" w:hAnsi="宋体" w:eastAsia="宋体" w:cs="宋体"/>
               <w:sz w:val="24"/>
               <w:szCs w:val="24"/>
             </w:rPr>
@@ -1442,7 +1223,7 @@
           </w:r>
           <w:r>
             <w:rPr>
-              <w:rFonts w:ascii="宋体" w:eastAsia="宋体" w:hAnsi="宋体" w:cs="宋体" w:hint="eastAsia"/>
+              <w:rFonts w:hint="eastAsia" w:ascii="宋体" w:hAnsi="宋体" w:eastAsia="宋体" w:cs="宋体"/>
               <w:sz w:val="24"/>
               <w:szCs w:val="24"/>
             </w:rPr>
@@ -1450,7 +1231,7 @@
           </w:r>
           <w:r>
             <w:rPr>
-              <w:rFonts w:ascii="宋体" w:eastAsia="宋体" w:hAnsi="宋体" w:cs="宋体" w:hint="eastAsia"/>
+              <w:rFonts w:hint="eastAsia" w:ascii="宋体" w:hAnsi="宋体" w:eastAsia="宋体" w:cs="宋体"/>
               <w:sz w:val="24"/>
               <w:szCs w:val="24"/>
             </w:rPr>
@@ -1458,7 +1239,7 @@
           </w:r>
           <w:r>
             <w:rPr>
-              <w:rFonts w:ascii="宋体" w:eastAsia="宋体" w:hAnsi="宋体" w:cs="宋体" w:hint="eastAsia"/>
+              <w:rFonts w:hint="eastAsia" w:ascii="宋体" w:hAnsi="宋体" w:eastAsia="宋体" w:cs="宋体"/>
               <w:sz w:val="24"/>
               <w:szCs w:val="24"/>
             </w:rPr>
@@ -1466,7 +1247,7 @@
           </w:r>
           <w:r>
             <w:rPr>
-              <w:rFonts w:ascii="宋体" w:eastAsia="宋体" w:hAnsi="宋体" w:cs="宋体" w:hint="eastAsia"/>
+              <w:rFonts w:hint="eastAsia" w:ascii="宋体" w:hAnsi="宋体" w:eastAsia="宋体" w:cs="宋体"/>
               <w:sz w:val="24"/>
               <w:szCs w:val="24"/>
             </w:rPr>
@@ -1474,7 +1255,7 @@
           </w:r>
           <w:r>
             <w:rPr>
-              <w:rFonts w:ascii="宋体" w:eastAsia="宋体" w:hAnsi="宋体" w:cs="宋体" w:hint="eastAsia"/>
+              <w:rFonts w:hint="eastAsia" w:ascii="宋体" w:hAnsi="宋体" w:eastAsia="宋体" w:cs="宋体"/>
               <w:sz w:val="24"/>
               <w:szCs w:val="24"/>
             </w:rPr>
@@ -1482,7 +1263,7 @@
           </w:r>
           <w:r>
             <w:rPr>
-              <w:rFonts w:ascii="宋体" w:eastAsia="宋体" w:hAnsi="宋体" w:cs="宋体" w:hint="eastAsia"/>
+              <w:rFonts w:hint="eastAsia" w:ascii="宋体" w:hAnsi="宋体" w:eastAsia="宋体" w:cs="宋体"/>
               <w:sz w:val="24"/>
               <w:szCs w:val="24"/>
             </w:rPr>
@@ -1491,19 +1272,19 @@
         </w:p>
         <w:p>
           <w:pPr>
-            <w:pStyle w:val="TOC1"/>
+            <w:pStyle w:val="16"/>
             <w:tabs>
               <w:tab w:val="right" w:leader="dot" w:pos="8306"/>
             </w:tabs>
             <w:rPr>
-              <w:rFonts w:ascii="宋体" w:eastAsia="宋体" w:hAnsi="宋体" w:cs="宋体" w:hint="eastAsia"/>
+              <w:rFonts w:hint="eastAsia" w:ascii="宋体" w:hAnsi="宋体" w:eastAsia="宋体" w:cs="宋体"/>
               <w:sz w:val="24"/>
               <w:szCs w:val="24"/>
             </w:rPr>
           </w:pPr>
           <w:r>
             <w:rPr>
-              <w:rFonts w:ascii="宋体" w:eastAsia="宋体" w:hAnsi="宋体" w:cs="宋体" w:hint="eastAsia"/>
+              <w:rFonts w:hint="eastAsia" w:ascii="宋体" w:hAnsi="宋体" w:eastAsia="宋体" w:cs="宋体"/>
               <w:sz w:val="24"/>
               <w:szCs w:val="24"/>
             </w:rPr>
@@ -1511,7 +1292,7 @@
           </w:r>
           <w:r>
             <w:rPr>
-              <w:rFonts w:ascii="宋体" w:eastAsia="宋体" w:hAnsi="宋体" w:cs="宋体" w:hint="eastAsia"/>
+              <w:rFonts w:hint="eastAsia" w:ascii="宋体" w:hAnsi="宋体" w:eastAsia="宋体" w:cs="宋体"/>
               <w:sz w:val="24"/>
               <w:szCs w:val="24"/>
             </w:rPr>
@@ -1519,7 +1300,7 @@
           </w:r>
           <w:r>
             <w:rPr>
-              <w:rFonts w:ascii="宋体" w:eastAsia="宋体" w:hAnsi="宋体" w:cs="宋体" w:hint="eastAsia"/>
+              <w:rFonts w:hint="eastAsia" w:ascii="宋体" w:hAnsi="宋体" w:eastAsia="宋体" w:cs="宋体"/>
               <w:sz w:val="24"/>
               <w:szCs w:val="24"/>
             </w:rPr>
@@ -1527,7 +1308,7 @@
           </w:r>
           <w:r>
             <w:rPr>
-              <w:rFonts w:ascii="宋体" w:eastAsia="宋体" w:hAnsi="宋体" w:cs="宋体" w:hint="eastAsia"/>
+              <w:rFonts w:hint="eastAsia" w:ascii="宋体" w:hAnsi="宋体" w:eastAsia="宋体" w:cs="宋体"/>
               <w:sz w:val="24"/>
               <w:szCs w:val="24"/>
               <w:lang w:val="en-US" w:eastAsia="zh-CN"/>
@@ -1536,7 +1317,7 @@
           </w:r>
           <w:r>
             <w:rPr>
-              <w:rFonts w:ascii="宋体" w:eastAsia="宋体" w:hAnsi="宋体" w:cs="宋体" w:hint="eastAsia"/>
+              <w:rFonts w:hint="eastAsia" w:ascii="宋体" w:hAnsi="宋体" w:eastAsia="宋体" w:cs="宋体"/>
               <w:sz w:val="24"/>
               <w:szCs w:val="24"/>
             </w:rPr>
@@ -1544,7 +1325,7 @@
           </w:r>
           <w:r>
             <w:rPr>
-              <w:rFonts w:ascii="宋体" w:eastAsia="宋体" w:hAnsi="宋体" w:cs="宋体" w:hint="eastAsia"/>
+              <w:rFonts w:hint="eastAsia" w:ascii="宋体" w:hAnsi="宋体" w:eastAsia="宋体" w:cs="宋体"/>
               <w:sz w:val="24"/>
               <w:szCs w:val="24"/>
             </w:rPr>
@@ -1552,7 +1333,7 @@
           </w:r>
           <w:r>
             <w:rPr>
-              <w:rFonts w:ascii="宋体" w:eastAsia="宋体" w:hAnsi="宋体" w:cs="宋体" w:hint="eastAsia"/>
+              <w:rFonts w:hint="eastAsia" w:ascii="宋体" w:hAnsi="宋体" w:eastAsia="宋体" w:cs="宋体"/>
               <w:sz w:val="24"/>
               <w:szCs w:val="24"/>
             </w:rPr>
@@ -1560,7 +1341,7 @@
           </w:r>
           <w:r>
             <w:rPr>
-              <w:rFonts w:ascii="宋体" w:eastAsia="宋体" w:hAnsi="宋体" w:cs="宋体" w:hint="eastAsia"/>
+              <w:rFonts w:hint="eastAsia" w:ascii="宋体" w:hAnsi="宋体" w:eastAsia="宋体" w:cs="宋体"/>
               <w:sz w:val="24"/>
               <w:szCs w:val="24"/>
             </w:rPr>
@@ -1568,7 +1349,7 @@
           </w:r>
           <w:r>
             <w:rPr>
-              <w:rFonts w:ascii="宋体" w:eastAsia="宋体" w:hAnsi="宋体" w:cs="宋体" w:hint="eastAsia"/>
+              <w:rFonts w:hint="eastAsia" w:ascii="宋体" w:hAnsi="宋体" w:eastAsia="宋体" w:cs="宋体"/>
               <w:sz w:val="24"/>
               <w:szCs w:val="24"/>
             </w:rPr>
@@ -1576,7 +1357,7 @@
           </w:r>
           <w:r>
             <w:rPr>
-              <w:rFonts w:ascii="宋体" w:eastAsia="宋体" w:hAnsi="宋体" w:cs="宋体" w:hint="eastAsia"/>
+              <w:rFonts w:hint="eastAsia" w:ascii="宋体" w:hAnsi="宋体" w:eastAsia="宋体" w:cs="宋体"/>
               <w:sz w:val="24"/>
               <w:szCs w:val="24"/>
             </w:rPr>
@@ -1584,7 +1365,7 @@
           </w:r>
           <w:r>
             <w:rPr>
-              <w:rFonts w:ascii="宋体" w:eastAsia="宋体" w:hAnsi="宋体" w:cs="宋体" w:hint="eastAsia"/>
+              <w:rFonts w:hint="eastAsia" w:ascii="宋体" w:hAnsi="宋体" w:eastAsia="宋体" w:cs="宋体"/>
               <w:sz w:val="24"/>
               <w:szCs w:val="24"/>
             </w:rPr>
@@ -1593,19 +1374,19 @@
         </w:p>
         <w:p>
           <w:pPr>
-            <w:pStyle w:val="TOC1"/>
+            <w:pStyle w:val="16"/>
             <w:tabs>
               <w:tab w:val="right" w:leader="dot" w:pos="8306"/>
             </w:tabs>
             <w:rPr>
-              <w:rFonts w:ascii="宋体" w:eastAsia="宋体" w:hAnsi="宋体" w:cs="宋体" w:hint="eastAsia"/>
+              <w:rFonts w:hint="eastAsia" w:ascii="宋体" w:hAnsi="宋体" w:eastAsia="宋体" w:cs="宋体"/>
               <w:sz w:val="24"/>
               <w:szCs w:val="24"/>
             </w:rPr>
           </w:pPr>
           <w:r>
             <w:rPr>
-              <w:rFonts w:ascii="宋体" w:eastAsia="宋体" w:hAnsi="宋体" w:cs="宋体" w:hint="eastAsia"/>
+              <w:rFonts w:hint="eastAsia" w:ascii="宋体" w:hAnsi="宋体" w:eastAsia="宋体" w:cs="宋体"/>
               <w:sz w:val="24"/>
               <w:szCs w:val="24"/>
             </w:rPr>
@@ -1613,7 +1394,7 @@
           </w:r>
           <w:r>
             <w:rPr>
-              <w:rFonts w:ascii="宋体" w:eastAsia="宋体" w:hAnsi="宋体" w:cs="宋体" w:hint="eastAsia"/>
+              <w:rFonts w:hint="eastAsia" w:ascii="宋体" w:hAnsi="宋体" w:eastAsia="宋体" w:cs="宋体"/>
               <w:sz w:val="24"/>
               <w:szCs w:val="24"/>
             </w:rPr>
@@ -1621,7 +1402,7 @@
           </w:r>
           <w:r>
             <w:rPr>
-              <w:rFonts w:ascii="宋体" w:eastAsia="宋体" w:hAnsi="宋体" w:cs="宋体" w:hint="eastAsia"/>
+              <w:rFonts w:hint="eastAsia" w:ascii="宋体" w:hAnsi="宋体" w:eastAsia="宋体" w:cs="宋体"/>
               <w:sz w:val="24"/>
               <w:szCs w:val="24"/>
             </w:rPr>
@@ -1629,7 +1410,7 @@
           </w:r>
           <w:r>
             <w:rPr>
-              <w:rFonts w:ascii="宋体" w:eastAsia="宋体" w:hAnsi="宋体" w:cs="宋体" w:hint="eastAsia"/>
+              <w:rFonts w:hint="eastAsia" w:ascii="宋体" w:hAnsi="宋体" w:eastAsia="宋体" w:cs="宋体"/>
               <w:sz w:val="24"/>
               <w:szCs w:val="24"/>
             </w:rPr>
@@ -1637,7 +1418,7 @@
           </w:r>
           <w:r>
             <w:rPr>
-              <w:rFonts w:ascii="宋体" w:eastAsia="宋体" w:hAnsi="宋体" w:cs="宋体" w:hint="eastAsia"/>
+              <w:rFonts w:hint="eastAsia" w:ascii="宋体" w:hAnsi="宋体" w:eastAsia="宋体" w:cs="宋体"/>
               <w:sz w:val="24"/>
               <w:szCs w:val="24"/>
             </w:rPr>
@@ -1645,7 +1426,7 @@
           </w:r>
           <w:r>
             <w:rPr>
-              <w:rFonts w:ascii="宋体" w:eastAsia="宋体" w:hAnsi="宋体" w:cs="宋体" w:hint="eastAsia"/>
+              <w:rFonts w:hint="eastAsia" w:ascii="宋体" w:hAnsi="宋体" w:eastAsia="宋体" w:cs="宋体"/>
               <w:sz w:val="24"/>
               <w:szCs w:val="24"/>
             </w:rPr>
@@ -1653,7 +1434,7 @@
           </w:r>
           <w:r>
             <w:rPr>
-              <w:rFonts w:ascii="宋体" w:eastAsia="宋体" w:hAnsi="宋体" w:cs="宋体" w:hint="eastAsia"/>
+              <w:rFonts w:hint="eastAsia" w:ascii="宋体" w:hAnsi="宋体" w:eastAsia="宋体" w:cs="宋体"/>
               <w:sz w:val="24"/>
               <w:szCs w:val="24"/>
             </w:rPr>
@@ -1661,7 +1442,7 @@
           </w:r>
           <w:r>
             <w:rPr>
-              <w:rFonts w:ascii="宋体" w:eastAsia="宋体" w:hAnsi="宋体" w:cs="宋体" w:hint="eastAsia"/>
+              <w:rFonts w:hint="eastAsia" w:ascii="宋体" w:hAnsi="宋体" w:eastAsia="宋体" w:cs="宋体"/>
               <w:sz w:val="24"/>
               <w:szCs w:val="24"/>
             </w:rPr>
@@ -1669,7 +1450,7 @@
           </w:r>
           <w:r>
             <w:rPr>
-              <w:rFonts w:ascii="宋体" w:eastAsia="宋体" w:hAnsi="宋体" w:cs="宋体" w:hint="eastAsia"/>
+              <w:rFonts w:hint="eastAsia" w:ascii="宋体" w:hAnsi="宋体" w:eastAsia="宋体" w:cs="宋体"/>
               <w:sz w:val="24"/>
               <w:szCs w:val="24"/>
             </w:rPr>
@@ -1677,7 +1458,7 @@
           </w:r>
           <w:r>
             <w:rPr>
-              <w:rFonts w:ascii="宋体" w:eastAsia="宋体" w:hAnsi="宋体" w:cs="宋体" w:hint="eastAsia"/>
+              <w:rFonts w:hint="eastAsia" w:ascii="宋体" w:hAnsi="宋体" w:eastAsia="宋体" w:cs="宋体"/>
               <w:sz w:val="24"/>
               <w:szCs w:val="24"/>
             </w:rPr>
@@ -1685,7 +1466,7 @@
           </w:r>
           <w:r>
             <w:rPr>
-              <w:rFonts w:ascii="宋体" w:eastAsia="宋体" w:hAnsi="宋体" w:cs="宋体" w:hint="eastAsia"/>
+              <w:rFonts w:hint="eastAsia" w:ascii="宋体" w:hAnsi="宋体" w:eastAsia="宋体" w:cs="宋体"/>
               <w:sz w:val="24"/>
               <w:szCs w:val="24"/>
             </w:rPr>
@@ -1694,19 +1475,19 @@
         </w:p>
         <w:p>
           <w:pPr>
-            <w:pStyle w:val="TOC1"/>
+            <w:pStyle w:val="16"/>
             <w:tabs>
               <w:tab w:val="right" w:leader="dot" w:pos="8306"/>
             </w:tabs>
             <w:rPr>
-              <w:rFonts w:ascii="宋体" w:eastAsia="宋体" w:hAnsi="宋体" w:cs="宋体" w:hint="eastAsia"/>
+              <w:rFonts w:hint="eastAsia" w:ascii="宋体" w:hAnsi="宋体" w:eastAsia="宋体" w:cs="宋体"/>
               <w:sz w:val="24"/>
               <w:szCs w:val="24"/>
             </w:rPr>
           </w:pPr>
           <w:r>
             <w:rPr>
-              <w:rFonts w:ascii="宋体" w:eastAsia="宋体" w:hAnsi="宋体" w:cs="宋体" w:hint="eastAsia"/>
+              <w:rFonts w:hint="eastAsia" w:ascii="宋体" w:hAnsi="宋体" w:eastAsia="宋体" w:cs="宋体"/>
               <w:sz w:val="24"/>
               <w:szCs w:val="24"/>
             </w:rPr>
@@ -1714,7 +1495,7 @@
           </w:r>
           <w:r>
             <w:rPr>
-              <w:rFonts w:ascii="宋体" w:eastAsia="宋体" w:hAnsi="宋体" w:cs="宋体" w:hint="eastAsia"/>
+              <w:rFonts w:hint="eastAsia" w:ascii="宋体" w:hAnsi="宋体" w:eastAsia="宋体" w:cs="宋体"/>
               <w:sz w:val="24"/>
               <w:szCs w:val="24"/>
             </w:rPr>
@@ -1722,7 +1503,7 @@
           </w:r>
           <w:r>
             <w:rPr>
-              <w:rFonts w:ascii="宋体" w:eastAsia="宋体" w:hAnsi="宋体" w:cs="宋体" w:hint="eastAsia"/>
+              <w:rFonts w:hint="eastAsia" w:ascii="宋体" w:hAnsi="宋体" w:eastAsia="宋体" w:cs="宋体"/>
               <w:sz w:val="24"/>
               <w:szCs w:val="24"/>
             </w:rPr>
@@ -1730,7 +1511,7 @@
           </w:r>
           <w:r>
             <w:rPr>
-              <w:rFonts w:ascii="宋体" w:eastAsia="宋体" w:hAnsi="宋体" w:cs="宋体" w:hint="eastAsia"/>
+              <w:rFonts w:hint="eastAsia" w:ascii="宋体" w:hAnsi="宋体" w:eastAsia="宋体" w:cs="宋体"/>
               <w:sz w:val="24"/>
               <w:szCs w:val="24"/>
             </w:rPr>
@@ -1738,7 +1519,7 @@
           </w:r>
           <w:r>
             <w:rPr>
-              <w:rFonts w:ascii="宋体" w:eastAsia="宋体" w:hAnsi="宋体" w:cs="宋体" w:hint="eastAsia"/>
+              <w:rFonts w:hint="eastAsia" w:ascii="宋体" w:hAnsi="宋体" w:eastAsia="宋体" w:cs="宋体"/>
               <w:sz w:val="24"/>
               <w:szCs w:val="24"/>
             </w:rPr>
@@ -1746,7 +1527,7 @@
           </w:r>
           <w:r>
             <w:rPr>
-              <w:rFonts w:ascii="宋体" w:eastAsia="宋体" w:hAnsi="宋体" w:cs="宋体" w:hint="eastAsia"/>
+              <w:rFonts w:hint="eastAsia" w:ascii="宋体" w:hAnsi="宋体" w:eastAsia="宋体" w:cs="宋体"/>
               <w:sz w:val="24"/>
               <w:szCs w:val="24"/>
             </w:rPr>
@@ -1754,7 +1535,7 @@
           </w:r>
           <w:r>
             <w:rPr>
-              <w:rFonts w:ascii="宋体" w:eastAsia="宋体" w:hAnsi="宋体" w:cs="宋体" w:hint="eastAsia"/>
+              <w:rFonts w:hint="eastAsia" w:ascii="宋体" w:hAnsi="宋体" w:eastAsia="宋体" w:cs="宋体"/>
               <w:sz w:val="24"/>
               <w:szCs w:val="24"/>
             </w:rPr>
@@ -1762,7 +1543,7 @@
           </w:r>
           <w:r>
             <w:rPr>
-              <w:rFonts w:ascii="宋体" w:eastAsia="宋体" w:hAnsi="宋体" w:cs="宋体" w:hint="eastAsia"/>
+              <w:rFonts w:hint="eastAsia" w:ascii="宋体" w:hAnsi="宋体" w:eastAsia="宋体" w:cs="宋体"/>
               <w:sz w:val="24"/>
               <w:szCs w:val="24"/>
             </w:rPr>
@@ -1770,7 +1551,7 @@
           </w:r>
           <w:r>
             <w:rPr>
-              <w:rFonts w:ascii="宋体" w:eastAsia="宋体" w:hAnsi="宋体" w:cs="宋体" w:hint="eastAsia"/>
+              <w:rFonts w:hint="eastAsia" w:ascii="宋体" w:hAnsi="宋体" w:eastAsia="宋体" w:cs="宋体"/>
               <w:sz w:val="24"/>
               <w:szCs w:val="24"/>
             </w:rPr>
@@ -1778,7 +1559,7 @@
           </w:r>
           <w:r>
             <w:rPr>
-              <w:rFonts w:ascii="宋体" w:eastAsia="宋体" w:hAnsi="宋体" w:cs="宋体" w:hint="eastAsia"/>
+              <w:rFonts w:hint="eastAsia" w:ascii="宋体" w:hAnsi="宋体" w:eastAsia="宋体" w:cs="宋体"/>
               <w:sz w:val="24"/>
               <w:szCs w:val="24"/>
             </w:rPr>
@@ -1786,7 +1567,7 @@
           </w:r>
           <w:r>
             <w:rPr>
-              <w:rFonts w:ascii="宋体" w:eastAsia="宋体" w:hAnsi="宋体" w:cs="宋体" w:hint="eastAsia"/>
+              <w:rFonts w:hint="eastAsia" w:ascii="宋体" w:hAnsi="宋体" w:eastAsia="宋体" w:cs="宋体"/>
               <w:sz w:val="24"/>
               <w:szCs w:val="24"/>
             </w:rPr>
@@ -1795,19 +1576,19 @@
         </w:p>
         <w:p>
           <w:pPr>
-            <w:pStyle w:val="TOC1"/>
+            <w:pStyle w:val="16"/>
             <w:tabs>
               <w:tab w:val="right" w:leader="dot" w:pos="8306"/>
             </w:tabs>
             <w:rPr>
-              <w:rFonts w:ascii="宋体" w:eastAsia="宋体" w:hAnsi="宋体" w:cs="宋体" w:hint="eastAsia"/>
+              <w:rFonts w:hint="eastAsia" w:ascii="宋体" w:hAnsi="宋体" w:eastAsia="宋体" w:cs="宋体"/>
               <w:sz w:val="24"/>
               <w:szCs w:val="24"/>
             </w:rPr>
           </w:pPr>
           <w:r>
             <w:rPr>
-              <w:rFonts w:ascii="宋体" w:eastAsia="宋体" w:hAnsi="宋体" w:cs="宋体" w:hint="eastAsia"/>
+              <w:rFonts w:hint="eastAsia" w:ascii="宋体" w:hAnsi="宋体" w:eastAsia="宋体" w:cs="宋体"/>
               <w:sz w:val="24"/>
               <w:szCs w:val="24"/>
             </w:rPr>
@@ -1815,7 +1596,7 @@
           </w:r>
           <w:r>
             <w:rPr>
-              <w:rFonts w:ascii="宋体" w:eastAsia="宋体" w:hAnsi="宋体" w:cs="宋体" w:hint="eastAsia"/>
+              <w:rFonts w:hint="eastAsia" w:ascii="宋体" w:hAnsi="宋体" w:eastAsia="宋体" w:cs="宋体"/>
               <w:sz w:val="24"/>
               <w:szCs w:val="24"/>
             </w:rPr>
@@ -1823,7 +1604,7 @@
           </w:r>
           <w:r>
             <w:rPr>
-              <w:rFonts w:ascii="宋体" w:eastAsia="宋体" w:hAnsi="宋体" w:cs="宋体" w:hint="eastAsia"/>
+              <w:rFonts w:hint="eastAsia" w:ascii="宋体" w:hAnsi="宋体" w:eastAsia="宋体" w:cs="宋体"/>
               <w:sz w:val="24"/>
               <w:szCs w:val="24"/>
             </w:rPr>
@@ -1831,7 +1612,7 @@
           </w:r>
           <w:r>
             <w:rPr>
-              <w:rFonts w:ascii="宋体" w:eastAsia="宋体" w:hAnsi="宋体" w:cs="宋体" w:hint="eastAsia"/>
+              <w:rFonts w:hint="eastAsia" w:ascii="宋体" w:hAnsi="宋体" w:eastAsia="宋体" w:cs="宋体"/>
               <w:sz w:val="24"/>
               <w:szCs w:val="24"/>
             </w:rPr>
@@ -1839,7 +1620,7 @@
           </w:r>
           <w:r>
             <w:rPr>
-              <w:rFonts w:ascii="宋体" w:eastAsia="宋体" w:hAnsi="宋体" w:cs="宋体" w:hint="eastAsia"/>
+              <w:rFonts w:hint="eastAsia" w:ascii="宋体" w:hAnsi="宋体" w:eastAsia="宋体" w:cs="宋体"/>
               <w:sz w:val="24"/>
               <w:szCs w:val="24"/>
             </w:rPr>
@@ -1847,7 +1628,7 @@
           </w:r>
           <w:r>
             <w:rPr>
-              <w:rFonts w:ascii="宋体" w:eastAsia="宋体" w:hAnsi="宋体" w:cs="宋体" w:hint="eastAsia"/>
+              <w:rFonts w:hint="eastAsia" w:ascii="宋体" w:hAnsi="宋体" w:eastAsia="宋体" w:cs="宋体"/>
               <w:sz w:val="24"/>
               <w:szCs w:val="24"/>
             </w:rPr>
@@ -1855,7 +1636,7 @@
           </w:r>
           <w:r>
             <w:rPr>
-              <w:rFonts w:ascii="宋体" w:eastAsia="宋体" w:hAnsi="宋体" w:cs="宋体" w:hint="eastAsia"/>
+              <w:rFonts w:hint="eastAsia" w:ascii="宋体" w:hAnsi="宋体" w:eastAsia="宋体" w:cs="宋体"/>
               <w:sz w:val="24"/>
               <w:szCs w:val="24"/>
             </w:rPr>
@@ -1863,7 +1644,7 @@
           </w:r>
           <w:r>
             <w:rPr>
-              <w:rFonts w:ascii="宋体" w:eastAsia="宋体" w:hAnsi="宋体" w:cs="宋体" w:hint="eastAsia"/>
+              <w:rFonts w:hint="eastAsia" w:ascii="宋体" w:hAnsi="宋体" w:eastAsia="宋体" w:cs="宋体"/>
               <w:sz w:val="24"/>
               <w:szCs w:val="24"/>
             </w:rPr>
@@ -1871,7 +1652,7 @@
           </w:r>
           <w:r>
             <w:rPr>
-              <w:rFonts w:ascii="宋体" w:eastAsia="宋体" w:hAnsi="宋体" w:cs="宋体" w:hint="eastAsia"/>
+              <w:rFonts w:hint="eastAsia" w:ascii="宋体" w:hAnsi="宋体" w:eastAsia="宋体" w:cs="宋体"/>
               <w:sz w:val="24"/>
               <w:szCs w:val="24"/>
             </w:rPr>
@@ -1879,7 +1660,7 @@
           </w:r>
           <w:r>
             <w:rPr>
-              <w:rFonts w:ascii="宋体" w:eastAsia="宋体" w:hAnsi="宋体" w:cs="宋体" w:hint="eastAsia"/>
+              <w:rFonts w:hint="eastAsia" w:ascii="宋体" w:hAnsi="宋体" w:eastAsia="宋体" w:cs="宋体"/>
               <w:sz w:val="24"/>
               <w:szCs w:val="24"/>
             </w:rPr>
@@ -1887,7 +1668,7 @@
           </w:r>
           <w:r>
             <w:rPr>
-              <w:rFonts w:ascii="宋体" w:eastAsia="宋体" w:hAnsi="宋体" w:cs="宋体" w:hint="eastAsia"/>
+              <w:rFonts w:hint="eastAsia" w:ascii="宋体" w:hAnsi="宋体" w:eastAsia="宋体" w:cs="宋体"/>
               <w:sz w:val="24"/>
               <w:szCs w:val="24"/>
             </w:rPr>
@@ -1896,19 +1677,19 @@
         </w:p>
         <w:p>
           <w:pPr>
-            <w:pStyle w:val="TOC1"/>
+            <w:pStyle w:val="16"/>
             <w:tabs>
               <w:tab w:val="right" w:leader="dot" w:pos="8306"/>
             </w:tabs>
             <w:rPr>
-              <w:rFonts w:ascii="宋体" w:eastAsia="宋体" w:hAnsi="宋体" w:cs="宋体" w:hint="eastAsia"/>
+              <w:rFonts w:hint="eastAsia" w:ascii="宋体" w:hAnsi="宋体" w:eastAsia="宋体" w:cs="宋体"/>
               <w:sz w:val="24"/>
               <w:szCs w:val="24"/>
             </w:rPr>
           </w:pPr>
           <w:r>
             <w:rPr>
-              <w:rFonts w:ascii="宋体" w:eastAsia="宋体" w:hAnsi="宋体" w:cs="宋体" w:hint="eastAsia"/>
+              <w:rFonts w:hint="eastAsia" w:ascii="宋体" w:hAnsi="宋体" w:eastAsia="宋体" w:cs="宋体"/>
               <w:sz w:val="24"/>
               <w:szCs w:val="24"/>
             </w:rPr>
@@ -1916,7 +1697,7 @@
           </w:r>
           <w:r>
             <w:rPr>
-              <w:rFonts w:ascii="宋体" w:eastAsia="宋体" w:hAnsi="宋体" w:cs="宋体" w:hint="eastAsia"/>
+              <w:rFonts w:hint="eastAsia" w:ascii="宋体" w:hAnsi="宋体" w:eastAsia="宋体" w:cs="宋体"/>
               <w:sz w:val="24"/>
               <w:szCs w:val="24"/>
             </w:rPr>
@@ -1924,7 +1705,7 @@
           </w:r>
           <w:r>
             <w:rPr>
-              <w:rFonts w:ascii="宋体" w:eastAsia="宋体" w:hAnsi="宋体" w:cs="宋体" w:hint="eastAsia"/>
+              <w:rFonts w:hint="eastAsia" w:ascii="宋体" w:hAnsi="宋体" w:eastAsia="宋体" w:cs="宋体"/>
               <w:sz w:val="24"/>
               <w:szCs w:val="24"/>
             </w:rPr>
@@ -1932,7 +1713,7 @@
           </w:r>
           <w:r>
             <w:rPr>
-              <w:rFonts w:ascii="宋体" w:eastAsia="宋体" w:hAnsi="宋体" w:cs="宋体" w:hint="eastAsia"/>
+              <w:rFonts w:hint="eastAsia" w:ascii="宋体" w:hAnsi="宋体" w:eastAsia="宋体" w:cs="宋体"/>
               <w:sz w:val="24"/>
               <w:szCs w:val="24"/>
             </w:rPr>
@@ -1940,7 +1721,7 @@
           </w:r>
           <w:r>
             <w:rPr>
-              <w:rFonts w:ascii="宋体" w:eastAsia="宋体" w:hAnsi="宋体" w:cs="宋体" w:hint="eastAsia"/>
+              <w:rFonts w:hint="eastAsia" w:ascii="宋体" w:hAnsi="宋体" w:eastAsia="宋体" w:cs="宋体"/>
               <w:sz w:val="24"/>
               <w:szCs w:val="24"/>
             </w:rPr>
@@ -1948,7 +1729,7 @@
           </w:r>
           <w:r>
             <w:rPr>
-              <w:rFonts w:ascii="宋体" w:eastAsia="宋体" w:hAnsi="宋体" w:cs="宋体" w:hint="eastAsia"/>
+              <w:rFonts w:hint="eastAsia" w:ascii="宋体" w:hAnsi="宋体" w:eastAsia="宋体" w:cs="宋体"/>
               <w:sz w:val="24"/>
               <w:szCs w:val="24"/>
             </w:rPr>
@@ -1956,7 +1737,7 @@
           </w:r>
           <w:r>
             <w:rPr>
-              <w:rFonts w:ascii="宋体" w:eastAsia="宋体" w:hAnsi="宋体" w:cs="宋体" w:hint="eastAsia"/>
+              <w:rFonts w:hint="eastAsia" w:ascii="宋体" w:hAnsi="宋体" w:eastAsia="宋体" w:cs="宋体"/>
               <w:sz w:val="24"/>
               <w:szCs w:val="24"/>
             </w:rPr>
@@ -1964,7 +1745,7 @@
           </w:r>
           <w:r>
             <w:rPr>
-              <w:rFonts w:ascii="宋体" w:eastAsia="宋体" w:hAnsi="宋体" w:cs="宋体" w:hint="eastAsia"/>
+              <w:rFonts w:hint="eastAsia" w:ascii="宋体" w:hAnsi="宋体" w:eastAsia="宋体" w:cs="宋体"/>
               <w:sz w:val="24"/>
               <w:szCs w:val="24"/>
             </w:rPr>
@@ -1972,7 +1753,7 @@
           </w:r>
           <w:r>
             <w:rPr>
-              <w:rFonts w:ascii="宋体" w:eastAsia="宋体" w:hAnsi="宋体" w:cs="宋体" w:hint="eastAsia"/>
+              <w:rFonts w:hint="eastAsia" w:ascii="宋体" w:hAnsi="宋体" w:eastAsia="宋体" w:cs="宋体"/>
               <w:sz w:val="24"/>
               <w:szCs w:val="24"/>
             </w:rPr>
@@ -1980,7 +1761,7 @@
           </w:r>
           <w:r>
             <w:rPr>
-              <w:rFonts w:ascii="宋体" w:eastAsia="宋体" w:hAnsi="宋体" w:cs="宋体" w:hint="eastAsia"/>
+              <w:rFonts w:hint="eastAsia" w:ascii="宋体" w:hAnsi="宋体" w:eastAsia="宋体" w:cs="宋体"/>
               <w:sz w:val="24"/>
               <w:szCs w:val="24"/>
             </w:rPr>
@@ -1988,7 +1769,7 @@
           </w:r>
           <w:r>
             <w:rPr>
-              <w:rFonts w:ascii="宋体" w:eastAsia="宋体" w:hAnsi="宋体" w:cs="宋体" w:hint="eastAsia"/>
+              <w:rFonts w:hint="eastAsia" w:ascii="宋体" w:hAnsi="宋体" w:eastAsia="宋体" w:cs="宋体"/>
               <w:sz w:val="24"/>
               <w:szCs w:val="24"/>
             </w:rPr>
@@ -1997,19 +1778,19 @@
         </w:p>
         <w:p>
           <w:pPr>
-            <w:pStyle w:val="TOC2"/>
+            <w:pStyle w:val="17"/>
             <w:tabs>
               <w:tab w:val="right" w:leader="dot" w:pos="8306"/>
             </w:tabs>
             <w:rPr>
-              <w:rFonts w:ascii="宋体" w:eastAsia="宋体" w:hAnsi="宋体" w:cs="宋体" w:hint="eastAsia"/>
+              <w:rFonts w:hint="eastAsia" w:ascii="宋体" w:hAnsi="宋体" w:eastAsia="宋体" w:cs="宋体"/>
               <w:sz w:val="24"/>
               <w:szCs w:val="24"/>
             </w:rPr>
           </w:pPr>
           <w:r>
             <w:rPr>
-              <w:rFonts w:ascii="宋体" w:eastAsia="宋体" w:hAnsi="宋体" w:cs="宋体" w:hint="eastAsia"/>
+              <w:rFonts w:hint="eastAsia" w:ascii="宋体" w:hAnsi="宋体" w:eastAsia="宋体" w:cs="宋体"/>
               <w:sz w:val="24"/>
               <w:szCs w:val="24"/>
             </w:rPr>
@@ -2017,7 +1798,7 @@
           </w:r>
           <w:r>
             <w:rPr>
-              <w:rFonts w:ascii="宋体" w:eastAsia="宋体" w:hAnsi="宋体" w:cs="宋体" w:hint="eastAsia"/>
+              <w:rFonts w:hint="eastAsia" w:ascii="宋体" w:hAnsi="宋体" w:eastAsia="宋体" w:cs="宋体"/>
               <w:sz w:val="24"/>
               <w:szCs w:val="24"/>
             </w:rPr>
@@ -2025,7 +1806,7 @@
           </w:r>
           <w:r>
             <w:rPr>
-              <w:rFonts w:ascii="宋体" w:eastAsia="宋体" w:hAnsi="宋体" w:cs="宋体" w:hint="eastAsia"/>
+              <w:rFonts w:hint="eastAsia" w:ascii="宋体" w:hAnsi="宋体" w:eastAsia="宋体" w:cs="宋体"/>
               <w:sz w:val="24"/>
               <w:szCs w:val="24"/>
             </w:rPr>
@@ -2033,7 +1814,7 @@
           </w:r>
           <w:r>
             <w:rPr>
-              <w:rFonts w:ascii="宋体" w:eastAsia="宋体" w:hAnsi="宋体" w:cs="宋体" w:hint="eastAsia"/>
+              <w:rFonts w:hint="eastAsia" w:ascii="宋体" w:hAnsi="宋体" w:eastAsia="宋体" w:cs="宋体"/>
               <w:sz w:val="24"/>
               <w:szCs w:val="24"/>
             </w:rPr>
@@ -2041,7 +1822,7 @@
           </w:r>
           <w:r>
             <w:rPr>
-              <w:rFonts w:ascii="宋体" w:eastAsia="宋体" w:hAnsi="宋体" w:cs="宋体" w:hint="eastAsia"/>
+              <w:rFonts w:hint="eastAsia" w:ascii="宋体" w:hAnsi="宋体" w:eastAsia="宋体" w:cs="宋体"/>
               <w:sz w:val="24"/>
               <w:szCs w:val="24"/>
             </w:rPr>
@@ -2049,7 +1830,7 @@
           </w:r>
           <w:r>
             <w:rPr>
-              <w:rFonts w:ascii="宋体" w:eastAsia="宋体" w:hAnsi="宋体" w:cs="宋体" w:hint="eastAsia"/>
+              <w:rFonts w:hint="eastAsia" w:ascii="宋体" w:hAnsi="宋体" w:eastAsia="宋体" w:cs="宋体"/>
               <w:sz w:val="24"/>
               <w:szCs w:val="24"/>
             </w:rPr>
@@ -2057,7 +1838,7 @@
           </w:r>
           <w:r>
             <w:rPr>
-              <w:rFonts w:ascii="宋体" w:eastAsia="宋体" w:hAnsi="宋体" w:cs="宋体" w:hint="eastAsia"/>
+              <w:rFonts w:hint="eastAsia" w:ascii="宋体" w:hAnsi="宋体" w:eastAsia="宋体" w:cs="宋体"/>
               <w:sz w:val="24"/>
               <w:szCs w:val="24"/>
             </w:rPr>
@@ -2065,7 +1846,7 @@
           </w:r>
           <w:r>
             <w:rPr>
-              <w:rFonts w:ascii="宋体" w:eastAsia="宋体" w:hAnsi="宋体" w:cs="宋体" w:hint="eastAsia"/>
+              <w:rFonts w:hint="eastAsia" w:ascii="宋体" w:hAnsi="宋体" w:eastAsia="宋体" w:cs="宋体"/>
               <w:sz w:val="24"/>
               <w:szCs w:val="24"/>
             </w:rPr>
@@ -2073,7 +1854,7 @@
           </w:r>
           <w:r>
             <w:rPr>
-              <w:rFonts w:ascii="宋体" w:eastAsia="宋体" w:hAnsi="宋体" w:cs="宋体" w:hint="eastAsia"/>
+              <w:rFonts w:hint="eastAsia" w:ascii="宋体" w:hAnsi="宋体" w:eastAsia="宋体" w:cs="宋体"/>
               <w:sz w:val="24"/>
               <w:szCs w:val="24"/>
             </w:rPr>
@@ -2081,7 +1862,7 @@
           </w:r>
           <w:r>
             <w:rPr>
-              <w:rFonts w:ascii="宋体" w:eastAsia="宋体" w:hAnsi="宋体" w:cs="宋体" w:hint="eastAsia"/>
+              <w:rFonts w:hint="eastAsia" w:ascii="宋体" w:hAnsi="宋体" w:eastAsia="宋体" w:cs="宋体"/>
               <w:sz w:val="24"/>
               <w:szCs w:val="24"/>
             </w:rPr>
@@ -2089,7 +1870,7 @@
           </w:r>
           <w:r>
             <w:rPr>
-              <w:rFonts w:ascii="宋体" w:eastAsia="宋体" w:hAnsi="宋体" w:cs="宋体" w:hint="eastAsia"/>
+              <w:rFonts w:hint="eastAsia" w:ascii="宋体" w:hAnsi="宋体" w:eastAsia="宋体" w:cs="宋体"/>
               <w:sz w:val="24"/>
               <w:szCs w:val="24"/>
             </w:rPr>
@@ -2098,19 +1879,19 @@
         </w:p>
         <w:p>
           <w:pPr>
-            <w:pStyle w:val="TOC2"/>
+            <w:pStyle w:val="17"/>
             <w:tabs>
               <w:tab w:val="right" w:leader="dot" w:pos="8306"/>
             </w:tabs>
             <w:rPr>
-              <w:rFonts w:ascii="宋体" w:eastAsia="宋体" w:hAnsi="宋体" w:cs="宋体" w:hint="eastAsia"/>
+              <w:rFonts w:hint="eastAsia" w:ascii="宋体" w:hAnsi="宋体" w:eastAsia="宋体" w:cs="宋体"/>
               <w:sz w:val="24"/>
               <w:szCs w:val="24"/>
             </w:rPr>
           </w:pPr>
           <w:r>
             <w:rPr>
-              <w:rFonts w:ascii="宋体" w:eastAsia="宋体" w:hAnsi="宋体" w:cs="宋体" w:hint="eastAsia"/>
+              <w:rFonts w:hint="eastAsia" w:ascii="宋体" w:hAnsi="宋体" w:eastAsia="宋体" w:cs="宋体"/>
               <w:sz w:val="24"/>
               <w:szCs w:val="24"/>
             </w:rPr>
@@ -2118,7 +1899,7 @@
           </w:r>
           <w:r>
             <w:rPr>
-              <w:rFonts w:ascii="宋体" w:eastAsia="宋体" w:hAnsi="宋体" w:cs="宋体" w:hint="eastAsia"/>
+              <w:rFonts w:hint="eastAsia" w:ascii="宋体" w:hAnsi="宋体" w:eastAsia="宋体" w:cs="宋体"/>
               <w:sz w:val="24"/>
               <w:szCs w:val="24"/>
             </w:rPr>
@@ -2126,7 +1907,7 @@
           </w:r>
           <w:r>
             <w:rPr>
-              <w:rFonts w:ascii="宋体" w:eastAsia="宋体" w:hAnsi="宋体" w:cs="宋体" w:hint="eastAsia"/>
+              <w:rFonts w:hint="eastAsia" w:ascii="宋体" w:hAnsi="宋体" w:eastAsia="宋体" w:cs="宋体"/>
               <w:sz w:val="24"/>
               <w:szCs w:val="24"/>
             </w:rPr>
@@ -2134,7 +1915,7 @@
           </w:r>
           <w:r>
             <w:rPr>
-              <w:rFonts w:ascii="宋体" w:eastAsia="宋体" w:hAnsi="宋体" w:cs="宋体" w:hint="eastAsia"/>
+              <w:rFonts w:hint="eastAsia" w:ascii="宋体" w:hAnsi="宋体" w:eastAsia="宋体" w:cs="宋体"/>
               <w:sz w:val="24"/>
               <w:szCs w:val="24"/>
             </w:rPr>
@@ -2142,7 +1923,7 @@
           </w:r>
           <w:r>
             <w:rPr>
-              <w:rFonts w:ascii="宋体" w:eastAsia="宋体" w:hAnsi="宋体" w:cs="宋体" w:hint="eastAsia"/>
+              <w:rFonts w:hint="eastAsia" w:ascii="宋体" w:hAnsi="宋体" w:eastAsia="宋体" w:cs="宋体"/>
               <w:sz w:val="24"/>
               <w:szCs w:val="24"/>
             </w:rPr>
@@ -2150,7 +1931,7 @@
           </w:r>
           <w:r>
             <w:rPr>
-              <w:rFonts w:ascii="宋体" w:eastAsia="宋体" w:hAnsi="宋体" w:cs="宋体" w:hint="eastAsia"/>
+              <w:rFonts w:hint="eastAsia" w:ascii="宋体" w:hAnsi="宋体" w:eastAsia="宋体" w:cs="宋体"/>
               <w:sz w:val="24"/>
               <w:szCs w:val="24"/>
             </w:rPr>
@@ -2158,7 +1939,7 @@
           </w:r>
           <w:r>
             <w:rPr>
-              <w:rFonts w:ascii="宋体" w:eastAsia="宋体" w:hAnsi="宋体" w:cs="宋体" w:hint="eastAsia"/>
+              <w:rFonts w:hint="eastAsia" w:ascii="宋体" w:hAnsi="宋体" w:eastAsia="宋体" w:cs="宋体"/>
               <w:sz w:val="24"/>
               <w:szCs w:val="24"/>
             </w:rPr>
@@ -2166,7 +1947,7 @@
           </w:r>
           <w:r>
             <w:rPr>
-              <w:rFonts w:ascii="宋体" w:eastAsia="宋体" w:hAnsi="宋体" w:cs="宋体" w:hint="eastAsia"/>
+              <w:rFonts w:hint="eastAsia" w:ascii="宋体" w:hAnsi="宋体" w:eastAsia="宋体" w:cs="宋体"/>
               <w:sz w:val="24"/>
               <w:szCs w:val="24"/>
             </w:rPr>
@@ -2174,7 +1955,7 @@
           </w:r>
           <w:r>
             <w:rPr>
-              <w:rFonts w:ascii="宋体" w:eastAsia="宋体" w:hAnsi="宋体" w:cs="宋体" w:hint="eastAsia"/>
+              <w:rFonts w:hint="eastAsia" w:ascii="宋体" w:hAnsi="宋体" w:eastAsia="宋体" w:cs="宋体"/>
               <w:sz w:val="24"/>
               <w:szCs w:val="24"/>
             </w:rPr>
@@ -2182,7 +1963,7 @@
           </w:r>
           <w:r>
             <w:rPr>
-              <w:rFonts w:ascii="宋体" w:eastAsia="宋体" w:hAnsi="宋体" w:cs="宋体" w:hint="eastAsia"/>
+              <w:rFonts w:hint="eastAsia" w:ascii="宋体" w:hAnsi="宋体" w:eastAsia="宋体" w:cs="宋体"/>
               <w:sz w:val="24"/>
               <w:szCs w:val="24"/>
             </w:rPr>
@@ -2190,7 +1971,7 @@
           </w:r>
           <w:r>
             <w:rPr>
-              <w:rFonts w:ascii="宋体" w:eastAsia="宋体" w:hAnsi="宋体" w:cs="宋体" w:hint="eastAsia"/>
+              <w:rFonts w:hint="eastAsia" w:ascii="宋体" w:hAnsi="宋体" w:eastAsia="宋体" w:cs="宋体"/>
               <w:sz w:val="24"/>
               <w:szCs w:val="24"/>
             </w:rPr>
@@ -2199,19 +1980,19 @@
         </w:p>
         <w:p>
           <w:pPr>
-            <w:pStyle w:val="TOC2"/>
+            <w:pStyle w:val="17"/>
             <w:tabs>
               <w:tab w:val="right" w:leader="dot" w:pos="8306"/>
             </w:tabs>
             <w:rPr>
-              <w:rFonts w:ascii="宋体" w:eastAsia="宋体" w:hAnsi="宋体" w:cs="宋体" w:hint="eastAsia"/>
+              <w:rFonts w:hint="eastAsia" w:ascii="宋体" w:hAnsi="宋体" w:eastAsia="宋体" w:cs="宋体"/>
               <w:sz w:val="24"/>
               <w:szCs w:val="24"/>
             </w:rPr>
           </w:pPr>
           <w:r>
             <w:rPr>
-              <w:rFonts w:ascii="宋体" w:eastAsia="宋体" w:hAnsi="宋体" w:cs="宋体" w:hint="eastAsia"/>
+              <w:rFonts w:hint="eastAsia" w:ascii="宋体" w:hAnsi="宋体" w:eastAsia="宋体" w:cs="宋体"/>
               <w:sz w:val="24"/>
               <w:szCs w:val="24"/>
             </w:rPr>
@@ -2219,7 +2000,7 @@
           </w:r>
           <w:r>
             <w:rPr>
-              <w:rFonts w:ascii="宋体" w:eastAsia="宋体" w:hAnsi="宋体" w:cs="宋体" w:hint="eastAsia"/>
+              <w:rFonts w:hint="eastAsia" w:ascii="宋体" w:hAnsi="宋体" w:eastAsia="宋体" w:cs="宋体"/>
               <w:sz w:val="24"/>
               <w:szCs w:val="24"/>
             </w:rPr>
@@ -2227,7 +2008,7 @@
           </w:r>
           <w:r>
             <w:rPr>
-              <w:rFonts w:ascii="宋体" w:eastAsia="宋体" w:hAnsi="宋体" w:cs="宋体" w:hint="eastAsia"/>
+              <w:rFonts w:hint="eastAsia" w:ascii="宋体" w:hAnsi="宋体" w:eastAsia="宋体" w:cs="宋体"/>
               <w:sz w:val="24"/>
               <w:szCs w:val="24"/>
             </w:rPr>
@@ -2235,7 +2016,7 @@
           </w:r>
           <w:r>
             <w:rPr>
-              <w:rFonts w:ascii="宋体" w:eastAsia="宋体" w:hAnsi="宋体" w:cs="宋体" w:hint="eastAsia"/>
+              <w:rFonts w:hint="eastAsia" w:ascii="宋体" w:hAnsi="宋体" w:eastAsia="宋体" w:cs="宋体"/>
               <w:sz w:val="24"/>
               <w:szCs w:val="24"/>
             </w:rPr>
@@ -2243,7 +2024,7 @@
           </w:r>
           <w:r>
             <w:rPr>
-              <w:rFonts w:ascii="宋体" w:eastAsia="宋体" w:hAnsi="宋体" w:cs="宋体" w:hint="eastAsia"/>
+              <w:rFonts w:hint="eastAsia" w:ascii="宋体" w:hAnsi="宋体" w:eastAsia="宋体" w:cs="宋体"/>
               <w:sz w:val="24"/>
               <w:szCs w:val="24"/>
             </w:rPr>
@@ -2251,7 +2032,7 @@
           </w:r>
           <w:r>
             <w:rPr>
-              <w:rFonts w:ascii="宋体" w:eastAsia="宋体" w:hAnsi="宋体" w:cs="宋体" w:hint="eastAsia"/>
+              <w:rFonts w:hint="eastAsia" w:ascii="宋体" w:hAnsi="宋体" w:eastAsia="宋体" w:cs="宋体"/>
               <w:sz w:val="24"/>
               <w:szCs w:val="24"/>
             </w:rPr>
@@ -2259,7 +2040,7 @@
           </w:r>
           <w:r>
             <w:rPr>
-              <w:rFonts w:ascii="宋体" w:eastAsia="宋体" w:hAnsi="宋体" w:cs="宋体" w:hint="eastAsia"/>
+              <w:rFonts w:hint="eastAsia" w:ascii="宋体" w:hAnsi="宋体" w:eastAsia="宋体" w:cs="宋体"/>
               <w:sz w:val="24"/>
               <w:szCs w:val="24"/>
             </w:rPr>
@@ -2267,7 +2048,7 @@
           </w:r>
           <w:r>
             <w:rPr>
-              <w:rFonts w:ascii="宋体" w:eastAsia="宋体" w:hAnsi="宋体" w:cs="宋体" w:hint="eastAsia"/>
+              <w:rFonts w:hint="eastAsia" w:ascii="宋体" w:hAnsi="宋体" w:eastAsia="宋体" w:cs="宋体"/>
               <w:sz w:val="24"/>
               <w:szCs w:val="24"/>
             </w:rPr>
@@ -2275,7 +2056,7 @@
           </w:r>
           <w:r>
             <w:rPr>
-              <w:rFonts w:ascii="宋体" w:eastAsia="宋体" w:hAnsi="宋体" w:cs="宋体" w:hint="eastAsia"/>
+              <w:rFonts w:hint="eastAsia" w:ascii="宋体" w:hAnsi="宋体" w:eastAsia="宋体" w:cs="宋体"/>
               <w:sz w:val="24"/>
               <w:szCs w:val="24"/>
             </w:rPr>
@@ -2283,7 +2064,7 @@
           </w:r>
           <w:r>
             <w:rPr>
-              <w:rFonts w:ascii="宋体" w:eastAsia="宋体" w:hAnsi="宋体" w:cs="宋体" w:hint="eastAsia"/>
+              <w:rFonts w:hint="eastAsia" w:ascii="宋体" w:hAnsi="宋体" w:eastAsia="宋体" w:cs="宋体"/>
               <w:sz w:val="24"/>
               <w:szCs w:val="24"/>
             </w:rPr>
@@ -2291,7 +2072,7 @@
           </w:r>
           <w:r>
             <w:rPr>
-              <w:rFonts w:ascii="宋体" w:eastAsia="宋体" w:hAnsi="宋体" w:cs="宋体" w:hint="eastAsia"/>
+              <w:rFonts w:hint="eastAsia" w:ascii="宋体" w:hAnsi="宋体" w:eastAsia="宋体" w:cs="宋体"/>
               <w:sz w:val="24"/>
               <w:szCs w:val="24"/>
             </w:rPr>
@@ -2300,19 +2081,19 @@
         </w:p>
         <w:p>
           <w:pPr>
-            <w:pStyle w:val="TOC2"/>
+            <w:pStyle w:val="17"/>
             <w:tabs>
               <w:tab w:val="right" w:leader="dot" w:pos="8306"/>
             </w:tabs>
             <w:rPr>
-              <w:rFonts w:ascii="宋体" w:eastAsia="宋体" w:hAnsi="宋体" w:cs="宋体" w:hint="eastAsia"/>
+              <w:rFonts w:hint="eastAsia" w:ascii="宋体" w:hAnsi="宋体" w:eastAsia="宋体" w:cs="宋体"/>
               <w:sz w:val="24"/>
               <w:szCs w:val="24"/>
             </w:rPr>
           </w:pPr>
           <w:r>
             <w:rPr>
-              <w:rFonts w:ascii="宋体" w:eastAsia="宋体" w:hAnsi="宋体" w:cs="宋体" w:hint="eastAsia"/>
+              <w:rFonts w:hint="eastAsia" w:ascii="宋体" w:hAnsi="宋体" w:eastAsia="宋体" w:cs="宋体"/>
               <w:sz w:val="24"/>
               <w:szCs w:val="24"/>
             </w:rPr>
@@ -2320,7 +2101,7 @@
           </w:r>
           <w:r>
             <w:rPr>
-              <w:rFonts w:ascii="宋体" w:eastAsia="宋体" w:hAnsi="宋体" w:cs="宋体" w:hint="eastAsia"/>
+              <w:rFonts w:hint="eastAsia" w:ascii="宋体" w:hAnsi="宋体" w:eastAsia="宋体" w:cs="宋体"/>
               <w:sz w:val="24"/>
               <w:szCs w:val="24"/>
             </w:rPr>
@@ -2328,7 +2109,7 @@
           </w:r>
           <w:r>
             <w:rPr>
-              <w:rFonts w:ascii="宋体" w:eastAsia="宋体" w:hAnsi="宋体" w:cs="宋体" w:hint="eastAsia"/>
+              <w:rFonts w:hint="eastAsia" w:ascii="宋体" w:hAnsi="宋体" w:eastAsia="宋体" w:cs="宋体"/>
               <w:sz w:val="24"/>
               <w:szCs w:val="24"/>
             </w:rPr>
@@ -2336,7 +2117,7 @@
           </w:r>
           <w:r>
             <w:rPr>
-              <w:rFonts w:ascii="宋体" w:eastAsia="宋体" w:hAnsi="宋体" w:cs="宋体" w:hint="eastAsia"/>
+              <w:rFonts w:hint="eastAsia" w:ascii="宋体" w:hAnsi="宋体" w:eastAsia="宋体" w:cs="宋体"/>
               <w:sz w:val="24"/>
               <w:szCs w:val="24"/>
               <w:lang w:val="en-US" w:eastAsia="zh-CN"/>
@@ -2345,7 +2126,7 @@
           </w:r>
           <w:r>
             <w:rPr>
-              <w:rFonts w:ascii="宋体" w:eastAsia="宋体" w:hAnsi="宋体" w:cs="宋体" w:hint="eastAsia"/>
+              <w:rFonts w:hint="eastAsia" w:ascii="宋体" w:hAnsi="宋体" w:eastAsia="宋体" w:cs="宋体"/>
               <w:sz w:val="24"/>
               <w:szCs w:val="24"/>
             </w:rPr>
@@ -2353,7 +2134,7 @@
           </w:r>
           <w:r>
             <w:rPr>
-              <w:rFonts w:ascii="宋体" w:eastAsia="宋体" w:hAnsi="宋体" w:cs="宋体" w:hint="eastAsia"/>
+              <w:rFonts w:hint="eastAsia" w:ascii="宋体" w:hAnsi="宋体" w:eastAsia="宋体" w:cs="宋体"/>
               <w:sz w:val="24"/>
               <w:szCs w:val="24"/>
             </w:rPr>
@@ -2361,7 +2142,7 @@
           </w:r>
           <w:r>
             <w:rPr>
-              <w:rFonts w:ascii="宋体" w:eastAsia="宋体" w:hAnsi="宋体" w:cs="宋体" w:hint="eastAsia"/>
+              <w:rFonts w:hint="eastAsia" w:ascii="宋体" w:hAnsi="宋体" w:eastAsia="宋体" w:cs="宋体"/>
               <w:sz w:val="24"/>
               <w:szCs w:val="24"/>
             </w:rPr>
@@ -2369,7 +2150,7 @@
           </w:r>
           <w:r>
             <w:rPr>
-              <w:rFonts w:ascii="宋体" w:eastAsia="宋体" w:hAnsi="宋体" w:cs="宋体" w:hint="eastAsia"/>
+              <w:rFonts w:hint="eastAsia" w:ascii="宋体" w:hAnsi="宋体" w:eastAsia="宋体" w:cs="宋体"/>
               <w:sz w:val="24"/>
               <w:szCs w:val="24"/>
             </w:rPr>
@@ -2377,7 +2158,7 @@
           </w:r>
           <w:r>
             <w:rPr>
-              <w:rFonts w:ascii="宋体" w:eastAsia="宋体" w:hAnsi="宋体" w:cs="宋体" w:hint="eastAsia"/>
+              <w:rFonts w:hint="eastAsia" w:ascii="宋体" w:hAnsi="宋体" w:eastAsia="宋体" w:cs="宋体"/>
               <w:sz w:val="24"/>
               <w:szCs w:val="24"/>
             </w:rPr>
@@ -2385,7 +2166,7 @@
           </w:r>
           <w:r>
             <w:rPr>
-              <w:rFonts w:ascii="宋体" w:eastAsia="宋体" w:hAnsi="宋体" w:cs="宋体" w:hint="eastAsia"/>
+              <w:rFonts w:hint="eastAsia" w:ascii="宋体" w:hAnsi="宋体" w:eastAsia="宋体" w:cs="宋体"/>
               <w:sz w:val="24"/>
               <w:szCs w:val="24"/>
             </w:rPr>
@@ -2393,7 +2174,7 @@
           </w:r>
           <w:r>
             <w:rPr>
-              <w:rFonts w:ascii="宋体" w:eastAsia="宋体" w:hAnsi="宋体" w:cs="宋体" w:hint="eastAsia"/>
+              <w:rFonts w:hint="eastAsia" w:ascii="宋体" w:hAnsi="宋体" w:eastAsia="宋体" w:cs="宋体"/>
               <w:sz w:val="24"/>
               <w:szCs w:val="24"/>
             </w:rPr>
@@ -2402,19 +2183,19 @@
         </w:p>
         <w:p>
           <w:pPr>
-            <w:pStyle w:val="TOC1"/>
+            <w:pStyle w:val="16"/>
             <w:tabs>
               <w:tab w:val="right" w:leader="dot" w:pos="8306"/>
             </w:tabs>
             <w:rPr>
-              <w:rFonts w:ascii="宋体" w:eastAsia="宋体" w:hAnsi="宋体" w:cs="宋体" w:hint="eastAsia"/>
+              <w:rFonts w:hint="eastAsia" w:ascii="宋体" w:hAnsi="宋体" w:eastAsia="宋体" w:cs="宋体"/>
               <w:sz w:val="24"/>
               <w:szCs w:val="24"/>
             </w:rPr>
           </w:pPr>
           <w:r>
             <w:rPr>
-              <w:rFonts w:ascii="宋体" w:eastAsia="宋体" w:hAnsi="宋体" w:cs="宋体" w:hint="eastAsia"/>
+              <w:rFonts w:hint="eastAsia" w:ascii="宋体" w:hAnsi="宋体" w:eastAsia="宋体" w:cs="宋体"/>
               <w:sz w:val="24"/>
               <w:szCs w:val="24"/>
             </w:rPr>
@@ -2422,7 +2203,7 @@
           </w:r>
           <w:r>
             <w:rPr>
-              <w:rFonts w:ascii="宋体" w:eastAsia="宋体" w:hAnsi="宋体" w:cs="宋体" w:hint="eastAsia"/>
+              <w:rFonts w:hint="eastAsia" w:ascii="宋体" w:hAnsi="宋体" w:eastAsia="宋体" w:cs="宋体"/>
               <w:sz w:val="24"/>
               <w:szCs w:val="24"/>
             </w:rPr>
@@ -2430,7 +2211,7 @@
           </w:r>
           <w:r>
             <w:rPr>
-              <w:rFonts w:ascii="宋体" w:eastAsia="宋体" w:hAnsi="宋体" w:cs="宋体" w:hint="eastAsia"/>
+              <w:rFonts w:hint="eastAsia" w:ascii="宋体" w:hAnsi="宋体" w:eastAsia="宋体" w:cs="宋体"/>
               <w:sz w:val="24"/>
               <w:szCs w:val="24"/>
             </w:rPr>
@@ -2438,7 +2219,7 @@
           </w:r>
           <w:r>
             <w:rPr>
-              <w:rFonts w:ascii="宋体" w:eastAsia="宋体" w:hAnsi="宋体" w:cs="宋体" w:hint="eastAsia"/>
+              <w:rFonts w:hint="eastAsia" w:ascii="宋体" w:hAnsi="宋体" w:eastAsia="宋体" w:cs="宋体"/>
               <w:sz w:val="24"/>
               <w:szCs w:val="24"/>
             </w:rPr>
@@ -2446,7 +2227,7 @@
           </w:r>
           <w:r>
             <w:rPr>
-              <w:rFonts w:ascii="宋体" w:eastAsia="宋体" w:hAnsi="宋体" w:cs="宋体" w:hint="eastAsia"/>
+              <w:rFonts w:hint="eastAsia" w:ascii="宋体" w:hAnsi="宋体" w:eastAsia="宋体" w:cs="宋体"/>
               <w:sz w:val="24"/>
               <w:szCs w:val="24"/>
             </w:rPr>
@@ -2454,7 +2235,7 @@
           </w:r>
           <w:r>
             <w:rPr>
-              <w:rFonts w:ascii="宋体" w:eastAsia="宋体" w:hAnsi="宋体" w:cs="宋体" w:hint="eastAsia"/>
+              <w:rFonts w:hint="eastAsia" w:ascii="宋体" w:hAnsi="宋体" w:eastAsia="宋体" w:cs="宋体"/>
               <w:sz w:val="24"/>
               <w:szCs w:val="24"/>
             </w:rPr>
@@ -2462,7 +2243,7 @@
           </w:r>
           <w:r>
             <w:rPr>
-              <w:rFonts w:ascii="宋体" w:eastAsia="宋体" w:hAnsi="宋体" w:cs="宋体" w:hint="eastAsia"/>
+              <w:rFonts w:hint="eastAsia" w:ascii="宋体" w:hAnsi="宋体" w:eastAsia="宋体" w:cs="宋体"/>
               <w:sz w:val="24"/>
               <w:szCs w:val="24"/>
             </w:rPr>
@@ -2470,7 +2251,7 @@
           </w:r>
           <w:r>
             <w:rPr>
-              <w:rFonts w:ascii="宋体" w:eastAsia="宋体" w:hAnsi="宋体" w:cs="宋体" w:hint="eastAsia"/>
+              <w:rFonts w:hint="eastAsia" w:ascii="宋体" w:hAnsi="宋体" w:eastAsia="宋体" w:cs="宋体"/>
               <w:sz w:val="24"/>
               <w:szCs w:val="24"/>
             </w:rPr>
@@ -2478,7 +2259,7 @@
           </w:r>
           <w:r>
             <w:rPr>
-              <w:rFonts w:ascii="宋体" w:eastAsia="宋体" w:hAnsi="宋体" w:cs="宋体" w:hint="eastAsia"/>
+              <w:rFonts w:hint="eastAsia" w:ascii="宋体" w:hAnsi="宋体" w:eastAsia="宋体" w:cs="宋体"/>
               <w:sz w:val="24"/>
               <w:szCs w:val="24"/>
             </w:rPr>
@@ -2486,7 +2267,7 @@
           </w:r>
           <w:r>
             <w:rPr>
-              <w:rFonts w:ascii="宋体" w:eastAsia="宋体" w:hAnsi="宋体" w:cs="宋体" w:hint="eastAsia"/>
+              <w:rFonts w:hint="eastAsia" w:ascii="宋体" w:hAnsi="宋体" w:eastAsia="宋体" w:cs="宋体"/>
               <w:sz w:val="24"/>
               <w:szCs w:val="24"/>
             </w:rPr>
@@ -2494,7 +2275,7 @@
           </w:r>
           <w:r>
             <w:rPr>
-              <w:rFonts w:ascii="宋体" w:eastAsia="宋体" w:hAnsi="宋体" w:cs="宋体" w:hint="eastAsia"/>
+              <w:rFonts w:hint="eastAsia" w:ascii="宋体" w:hAnsi="宋体" w:eastAsia="宋体" w:cs="宋体"/>
               <w:sz w:val="24"/>
               <w:szCs w:val="24"/>
             </w:rPr>
@@ -2503,19 +2284,19 @@
         </w:p>
         <w:p>
           <w:pPr>
-            <w:pStyle w:val="TOC2"/>
+            <w:pStyle w:val="17"/>
             <w:tabs>
               <w:tab w:val="right" w:leader="dot" w:pos="8306"/>
             </w:tabs>
             <w:rPr>
-              <w:rFonts w:ascii="宋体" w:eastAsia="宋体" w:hAnsi="宋体" w:cs="宋体" w:hint="eastAsia"/>
+              <w:rFonts w:hint="eastAsia" w:ascii="宋体" w:hAnsi="宋体" w:eastAsia="宋体" w:cs="宋体"/>
               <w:sz w:val="24"/>
               <w:szCs w:val="24"/>
             </w:rPr>
           </w:pPr>
           <w:r>
             <w:rPr>
-              <w:rFonts w:ascii="宋体" w:eastAsia="宋体" w:hAnsi="宋体" w:cs="宋体" w:hint="eastAsia"/>
+              <w:rFonts w:hint="eastAsia" w:ascii="宋体" w:hAnsi="宋体" w:eastAsia="宋体" w:cs="宋体"/>
               <w:sz w:val="24"/>
               <w:szCs w:val="24"/>
             </w:rPr>
@@ -2523,7 +2304,7 @@
           </w:r>
           <w:r>
             <w:rPr>
-              <w:rFonts w:ascii="宋体" w:eastAsia="宋体" w:hAnsi="宋体" w:cs="宋体" w:hint="eastAsia"/>
+              <w:rFonts w:hint="eastAsia" w:ascii="宋体" w:hAnsi="宋体" w:eastAsia="宋体" w:cs="宋体"/>
               <w:sz w:val="24"/>
               <w:szCs w:val="24"/>
             </w:rPr>
@@ -2531,7 +2312,7 @@
           </w:r>
           <w:r>
             <w:rPr>
-              <w:rFonts w:ascii="宋体" w:eastAsia="宋体" w:hAnsi="宋体" w:cs="宋体" w:hint="eastAsia"/>
+              <w:rFonts w:hint="eastAsia" w:ascii="宋体" w:hAnsi="宋体" w:eastAsia="宋体" w:cs="宋体"/>
               <w:sz w:val="24"/>
               <w:szCs w:val="24"/>
             </w:rPr>
@@ -2539,7 +2320,7 @@
           </w:r>
           <w:r>
             <w:rPr>
-              <w:rFonts w:ascii="宋体" w:eastAsia="宋体" w:hAnsi="宋体" w:cs="宋体" w:hint="eastAsia"/>
+              <w:rFonts w:hint="eastAsia" w:ascii="宋体" w:hAnsi="宋体" w:eastAsia="宋体" w:cs="宋体"/>
               <w:sz w:val="24"/>
               <w:szCs w:val="24"/>
             </w:rPr>
@@ -2547,7 +2328,7 @@
           </w:r>
           <w:r>
             <w:rPr>
-              <w:rFonts w:ascii="宋体" w:eastAsia="宋体" w:hAnsi="宋体" w:cs="宋体" w:hint="eastAsia"/>
+              <w:rFonts w:hint="eastAsia" w:ascii="宋体" w:hAnsi="宋体" w:eastAsia="宋体" w:cs="宋体"/>
               <w:spacing w:val="-5"/>
               <w:sz w:val="24"/>
               <w:szCs w:val="24"/>
@@ -2556,7 +2337,7 @@
           </w:r>
           <w:r>
             <w:rPr>
-              <w:rFonts w:ascii="宋体" w:eastAsia="宋体" w:hAnsi="宋体" w:cs="宋体" w:hint="eastAsia"/>
+              <w:rFonts w:hint="eastAsia" w:ascii="宋体" w:hAnsi="宋体" w:eastAsia="宋体" w:cs="宋体"/>
               <w:sz w:val="24"/>
               <w:szCs w:val="24"/>
             </w:rPr>
@@ -2564,7 +2345,7 @@
           </w:r>
           <w:r>
             <w:rPr>
-              <w:rFonts w:ascii="宋体" w:eastAsia="宋体" w:hAnsi="宋体" w:cs="宋体" w:hint="eastAsia"/>
+              <w:rFonts w:hint="eastAsia" w:ascii="宋体" w:hAnsi="宋体" w:eastAsia="宋体" w:cs="宋体"/>
               <w:sz w:val="24"/>
               <w:szCs w:val="24"/>
             </w:rPr>
@@ -2572,7 +2353,7 @@
           </w:r>
           <w:r>
             <w:rPr>
-              <w:rFonts w:ascii="宋体" w:eastAsia="宋体" w:hAnsi="宋体" w:cs="宋体" w:hint="eastAsia"/>
+              <w:rFonts w:hint="eastAsia" w:ascii="宋体" w:hAnsi="宋体" w:eastAsia="宋体" w:cs="宋体"/>
               <w:sz w:val="24"/>
               <w:szCs w:val="24"/>
             </w:rPr>
@@ -2580,7 +2361,7 @@
           </w:r>
           <w:r>
             <w:rPr>
-              <w:rFonts w:ascii="宋体" w:eastAsia="宋体" w:hAnsi="宋体" w:cs="宋体" w:hint="eastAsia"/>
+              <w:rFonts w:hint="eastAsia" w:ascii="宋体" w:hAnsi="宋体" w:eastAsia="宋体" w:cs="宋体"/>
               <w:sz w:val="24"/>
               <w:szCs w:val="24"/>
             </w:rPr>
@@ -2588,7 +2369,7 @@
           </w:r>
           <w:r>
             <w:rPr>
-              <w:rFonts w:ascii="宋体" w:eastAsia="宋体" w:hAnsi="宋体" w:cs="宋体" w:hint="eastAsia"/>
+              <w:rFonts w:hint="eastAsia" w:ascii="宋体" w:hAnsi="宋体" w:eastAsia="宋体" w:cs="宋体"/>
               <w:sz w:val="24"/>
               <w:szCs w:val="24"/>
             </w:rPr>
@@ -2596,7 +2377,7 @@
           </w:r>
           <w:r>
             <w:rPr>
-              <w:rFonts w:ascii="宋体" w:eastAsia="宋体" w:hAnsi="宋体" w:cs="宋体" w:hint="eastAsia"/>
+              <w:rFonts w:hint="eastAsia" w:ascii="宋体" w:hAnsi="宋体" w:eastAsia="宋体" w:cs="宋体"/>
               <w:sz w:val="24"/>
               <w:szCs w:val="24"/>
             </w:rPr>
@@ -2604,7 +2385,7 @@
           </w:r>
           <w:r>
             <w:rPr>
-              <w:rFonts w:ascii="宋体" w:eastAsia="宋体" w:hAnsi="宋体" w:cs="宋体" w:hint="eastAsia"/>
+              <w:rFonts w:hint="eastAsia" w:ascii="宋体" w:hAnsi="宋体" w:eastAsia="宋体" w:cs="宋体"/>
               <w:sz w:val="24"/>
               <w:szCs w:val="24"/>
             </w:rPr>
@@ -2613,19 +2394,19 @@
         </w:p>
         <w:p>
           <w:pPr>
-            <w:pStyle w:val="TOC2"/>
+            <w:pStyle w:val="17"/>
             <w:tabs>
               <w:tab w:val="right" w:leader="dot" w:pos="8306"/>
             </w:tabs>
             <w:rPr>
-              <w:rFonts w:ascii="宋体" w:eastAsia="宋体" w:hAnsi="宋体" w:cs="宋体" w:hint="eastAsia"/>
+              <w:rFonts w:hint="eastAsia" w:ascii="宋体" w:hAnsi="宋体" w:eastAsia="宋体" w:cs="宋体"/>
               <w:sz w:val="24"/>
               <w:szCs w:val="24"/>
             </w:rPr>
           </w:pPr>
           <w:r>
             <w:rPr>
-              <w:rFonts w:ascii="宋体" w:eastAsia="宋体" w:hAnsi="宋体" w:cs="宋体" w:hint="eastAsia"/>
+              <w:rFonts w:hint="eastAsia" w:ascii="宋体" w:hAnsi="宋体" w:eastAsia="宋体" w:cs="宋体"/>
               <w:sz w:val="24"/>
               <w:szCs w:val="24"/>
             </w:rPr>
@@ -2633,7 +2414,7 @@
           </w:r>
           <w:r>
             <w:rPr>
-              <w:rFonts w:ascii="宋体" w:eastAsia="宋体" w:hAnsi="宋体" w:cs="宋体" w:hint="eastAsia"/>
+              <w:rFonts w:hint="eastAsia" w:ascii="宋体" w:hAnsi="宋体" w:eastAsia="宋体" w:cs="宋体"/>
               <w:sz w:val="24"/>
               <w:szCs w:val="24"/>
             </w:rPr>
@@ -2641,7 +2422,7 @@
           </w:r>
           <w:r>
             <w:rPr>
-              <w:rFonts w:ascii="宋体" w:eastAsia="宋体" w:hAnsi="宋体" w:cs="宋体" w:hint="eastAsia"/>
+              <w:rFonts w:hint="eastAsia" w:ascii="宋体" w:hAnsi="宋体" w:eastAsia="宋体" w:cs="宋体"/>
               <w:sz w:val="24"/>
               <w:szCs w:val="24"/>
             </w:rPr>
@@ -2649,7 +2430,7 @@
           </w:r>
           <w:r>
             <w:rPr>
-              <w:rFonts w:ascii="宋体" w:eastAsia="宋体" w:hAnsi="宋体" w:cs="宋体" w:hint="eastAsia"/>
+              <w:rFonts w:hint="eastAsia" w:ascii="宋体" w:hAnsi="宋体" w:eastAsia="宋体" w:cs="宋体"/>
               <w:sz w:val="24"/>
               <w:szCs w:val="24"/>
             </w:rPr>
@@ -2657,7 +2438,7 @@
           </w:r>
           <w:r>
             <w:rPr>
-              <w:rFonts w:ascii="宋体" w:eastAsia="宋体" w:hAnsi="宋体" w:cs="宋体" w:hint="eastAsia"/>
+              <w:rFonts w:hint="eastAsia" w:ascii="宋体" w:hAnsi="宋体" w:eastAsia="宋体" w:cs="宋体"/>
               <w:spacing w:val="-2"/>
               <w:sz w:val="24"/>
               <w:szCs w:val="24"/>
@@ -2666,7 +2447,7 @@
           </w:r>
           <w:r>
             <w:rPr>
-              <w:rFonts w:ascii="宋体" w:eastAsia="宋体" w:hAnsi="宋体" w:cs="宋体" w:hint="eastAsia"/>
+              <w:rFonts w:hint="eastAsia" w:ascii="宋体" w:hAnsi="宋体" w:eastAsia="宋体" w:cs="宋体"/>
               <w:sz w:val="24"/>
               <w:szCs w:val="24"/>
             </w:rPr>
@@ -2674,7 +2455,7 @@
           </w:r>
           <w:r>
             <w:rPr>
-              <w:rFonts w:ascii="宋体" w:eastAsia="宋体" w:hAnsi="宋体" w:cs="宋体" w:hint="eastAsia"/>
+              <w:rFonts w:hint="eastAsia" w:ascii="宋体" w:hAnsi="宋体" w:eastAsia="宋体" w:cs="宋体"/>
               <w:sz w:val="24"/>
               <w:szCs w:val="24"/>
             </w:rPr>
@@ -2682,7 +2463,7 @@
           </w:r>
           <w:r>
             <w:rPr>
-              <w:rFonts w:ascii="宋体" w:eastAsia="宋体" w:hAnsi="宋体" w:cs="宋体" w:hint="eastAsia"/>
+              <w:rFonts w:hint="eastAsia" w:ascii="宋体" w:hAnsi="宋体" w:eastAsia="宋体" w:cs="宋体"/>
               <w:sz w:val="24"/>
               <w:szCs w:val="24"/>
             </w:rPr>
@@ -2690,7 +2471,7 @@
           </w:r>
           <w:r>
             <w:rPr>
-              <w:rFonts w:ascii="宋体" w:eastAsia="宋体" w:hAnsi="宋体" w:cs="宋体" w:hint="eastAsia"/>
+              <w:rFonts w:hint="eastAsia" w:ascii="宋体" w:hAnsi="宋体" w:eastAsia="宋体" w:cs="宋体"/>
               <w:sz w:val="24"/>
               <w:szCs w:val="24"/>
             </w:rPr>
@@ -2698,7 +2479,7 @@
           </w:r>
           <w:r>
             <w:rPr>
-              <w:rFonts w:ascii="宋体" w:eastAsia="宋体" w:hAnsi="宋体" w:cs="宋体" w:hint="eastAsia"/>
+              <w:rFonts w:hint="eastAsia" w:ascii="宋体" w:hAnsi="宋体" w:eastAsia="宋体" w:cs="宋体"/>
               <w:sz w:val="24"/>
               <w:szCs w:val="24"/>
             </w:rPr>
@@ -2706,7 +2487,7 @@
           </w:r>
           <w:r>
             <w:rPr>
-              <w:rFonts w:ascii="宋体" w:eastAsia="宋体" w:hAnsi="宋体" w:cs="宋体" w:hint="eastAsia"/>
+              <w:rFonts w:hint="eastAsia" w:ascii="宋体" w:hAnsi="宋体" w:eastAsia="宋体" w:cs="宋体"/>
               <w:sz w:val="24"/>
               <w:szCs w:val="24"/>
             </w:rPr>
@@ -2714,7 +2495,7 @@
           </w:r>
           <w:r>
             <w:rPr>
-              <w:rFonts w:ascii="宋体" w:eastAsia="宋体" w:hAnsi="宋体" w:cs="宋体" w:hint="eastAsia"/>
+              <w:rFonts w:hint="eastAsia" w:ascii="宋体" w:hAnsi="宋体" w:eastAsia="宋体" w:cs="宋体"/>
               <w:sz w:val="24"/>
               <w:szCs w:val="24"/>
             </w:rPr>
@@ -2723,19 +2504,19 @@
         </w:p>
         <w:p>
           <w:pPr>
-            <w:pStyle w:val="TOC1"/>
+            <w:pStyle w:val="16"/>
             <w:tabs>
               <w:tab w:val="right" w:leader="dot" w:pos="8306"/>
             </w:tabs>
             <w:rPr>
-              <w:rFonts w:ascii="宋体" w:eastAsia="宋体" w:hAnsi="宋体" w:cs="宋体" w:hint="eastAsia"/>
+              <w:rFonts w:hint="eastAsia" w:ascii="宋体" w:hAnsi="宋体" w:eastAsia="宋体" w:cs="宋体"/>
               <w:sz w:val="24"/>
               <w:szCs w:val="24"/>
             </w:rPr>
           </w:pPr>
           <w:r>
             <w:rPr>
-              <w:rFonts w:ascii="宋体" w:eastAsia="宋体" w:hAnsi="宋体" w:cs="宋体" w:hint="eastAsia"/>
+              <w:rFonts w:hint="eastAsia" w:ascii="宋体" w:hAnsi="宋体" w:eastAsia="宋体" w:cs="宋体"/>
               <w:sz w:val="24"/>
               <w:szCs w:val="24"/>
             </w:rPr>
@@ -2743,7 +2524,7 @@
           </w:r>
           <w:r>
             <w:rPr>
-              <w:rFonts w:ascii="宋体" w:eastAsia="宋体" w:hAnsi="宋体" w:cs="宋体" w:hint="eastAsia"/>
+              <w:rFonts w:hint="eastAsia" w:ascii="宋体" w:hAnsi="宋体" w:eastAsia="宋体" w:cs="宋体"/>
               <w:sz w:val="24"/>
               <w:szCs w:val="24"/>
             </w:rPr>
@@ -2751,7 +2532,7 @@
           </w:r>
           <w:r>
             <w:rPr>
-              <w:rFonts w:ascii="宋体" w:eastAsia="宋体" w:hAnsi="宋体" w:cs="宋体" w:hint="eastAsia"/>
+              <w:rFonts w:hint="eastAsia" w:ascii="宋体" w:hAnsi="宋体" w:eastAsia="宋体" w:cs="宋体"/>
               <w:sz w:val="24"/>
               <w:szCs w:val="24"/>
             </w:rPr>
@@ -2759,7 +2540,7 @@
           </w:r>
           <w:r>
             <w:rPr>
-              <w:rFonts w:ascii="宋体" w:eastAsia="宋体" w:hAnsi="宋体" w:cs="宋体" w:hint="eastAsia"/>
+              <w:rFonts w:hint="eastAsia" w:ascii="宋体" w:hAnsi="宋体" w:eastAsia="宋体" w:cs="宋体"/>
               <w:sz w:val="24"/>
               <w:szCs w:val="24"/>
             </w:rPr>
@@ -2767,7 +2548,7 @@
           </w:r>
           <w:r>
             <w:rPr>
-              <w:rFonts w:ascii="宋体" w:eastAsia="宋体" w:hAnsi="宋体" w:cs="宋体" w:hint="eastAsia"/>
+              <w:rFonts w:hint="eastAsia" w:ascii="宋体" w:hAnsi="宋体" w:eastAsia="宋体" w:cs="宋体"/>
               <w:sz w:val="24"/>
               <w:szCs w:val="24"/>
             </w:rPr>
@@ -2775,7 +2556,7 @@
           </w:r>
           <w:r>
             <w:rPr>
-              <w:rFonts w:ascii="宋体" w:eastAsia="宋体" w:hAnsi="宋体" w:cs="宋体" w:hint="eastAsia"/>
+              <w:rFonts w:hint="eastAsia" w:ascii="宋体" w:hAnsi="宋体" w:eastAsia="宋体" w:cs="宋体"/>
               <w:sz w:val="24"/>
               <w:szCs w:val="24"/>
             </w:rPr>
@@ -2783,7 +2564,7 @@
           </w:r>
           <w:r>
             <w:rPr>
-              <w:rFonts w:ascii="宋体" w:eastAsia="宋体" w:hAnsi="宋体" w:cs="宋体" w:hint="eastAsia"/>
+              <w:rFonts w:hint="eastAsia" w:ascii="宋体" w:hAnsi="宋体" w:eastAsia="宋体" w:cs="宋体"/>
               <w:sz w:val="24"/>
               <w:szCs w:val="24"/>
             </w:rPr>
@@ -2791,7 +2572,7 @@
           </w:r>
           <w:r>
             <w:rPr>
-              <w:rFonts w:ascii="宋体" w:eastAsia="宋体" w:hAnsi="宋体" w:cs="宋体" w:hint="eastAsia"/>
+              <w:rFonts w:hint="eastAsia" w:ascii="宋体" w:hAnsi="宋体" w:eastAsia="宋体" w:cs="宋体"/>
               <w:sz w:val="24"/>
               <w:szCs w:val="24"/>
             </w:rPr>
@@ -2799,7 +2580,7 @@
           </w:r>
           <w:r>
             <w:rPr>
-              <w:rFonts w:ascii="宋体" w:eastAsia="宋体" w:hAnsi="宋体" w:cs="宋体" w:hint="eastAsia"/>
+              <w:rFonts w:hint="eastAsia" w:ascii="宋体" w:hAnsi="宋体" w:eastAsia="宋体" w:cs="宋体"/>
               <w:sz w:val="24"/>
               <w:szCs w:val="24"/>
             </w:rPr>
@@ -2807,7 +2588,7 @@
           </w:r>
           <w:r>
             <w:rPr>
-              <w:rFonts w:ascii="宋体" w:eastAsia="宋体" w:hAnsi="宋体" w:cs="宋体" w:hint="eastAsia"/>
+              <w:rFonts w:hint="eastAsia" w:ascii="宋体" w:hAnsi="宋体" w:eastAsia="宋体" w:cs="宋体"/>
               <w:sz w:val="24"/>
               <w:szCs w:val="24"/>
             </w:rPr>
@@ -2815,7 +2596,7 @@
           </w:r>
           <w:r>
             <w:rPr>
-              <w:rFonts w:ascii="宋体" w:eastAsia="宋体" w:hAnsi="宋体" w:cs="宋体" w:hint="eastAsia"/>
+              <w:rFonts w:hint="eastAsia" w:ascii="宋体" w:hAnsi="宋体" w:eastAsia="宋体" w:cs="宋体"/>
               <w:sz w:val="24"/>
               <w:szCs w:val="24"/>
             </w:rPr>
@@ -2826,7 +2607,7 @@
           <w:pPr>
             <w:bidi w:val="0"/>
             <w:rPr>
-              <w:rFonts w:ascii="宋体" w:eastAsia="宋体" w:hAnsi="宋体" w:cs="宋体" w:hint="eastAsia"/>
+              <w:rFonts w:hint="eastAsia" w:ascii="宋体" w:hAnsi="宋体" w:eastAsia="宋体" w:cs="宋体"/>
               <w:snapToGrid w:val="0"/>
               <w:color w:val="000000"/>
               <w:kern w:val="0"/>
@@ -2837,7 +2618,7 @@
           </w:pPr>
           <w:r>
             <w:rPr>
-              <w:rFonts w:ascii="宋体" w:eastAsia="宋体" w:hAnsi="宋体" w:cs="宋体" w:hint="eastAsia"/>
+              <w:rFonts w:hint="eastAsia" w:ascii="宋体" w:hAnsi="宋体" w:eastAsia="宋体" w:cs="宋体"/>
               <w:sz w:val="24"/>
               <w:szCs w:val="24"/>
             </w:rPr>
@@ -2849,7 +2630,7 @@
     <w:p>
       <w:pPr>
         <w:rPr>
-          <w:rFonts w:ascii="Arial" w:eastAsia="Arial" w:hAnsi="Arial" w:cs="Arial"/>
+          <w:rFonts w:ascii="Arial" w:hAnsi="Arial" w:eastAsia="Arial" w:cs="Arial"/>
           <w:snapToGrid w:val="0"/>
           <w:color w:val="000000"/>
           <w:kern w:val="0"/>
@@ -2860,7 +2641,7 @@
       </w:pPr>
       <w:r>
         <w:rPr>
-          <w:rFonts w:ascii="Arial" w:eastAsia="Arial" w:hAnsi="Arial" w:cs="Arial"/>
+          <w:rFonts w:ascii="Arial" w:hAnsi="Arial" w:eastAsia="Arial" w:cs="Arial"/>
           <w:snapToGrid w:val="0"/>
           <w:color w:val="000000"/>
           <w:kern w:val="0"/>
@@ -2873,18 +2654,54 @@
     </w:p>
     <w:p>
       <w:pPr>
-        <w:pStyle w:val="1"/>
+        <w:pStyle w:val="28"/>
         <w:bidi w:val="0"/>
       </w:pPr>
-      <w:bookmarkStart w:id="3" w:name="_Toc30213"/>
       <w:r>
-        <w:t>目的</w:t>
+        <w:rPr>
+          <w:rFonts w:hint="eastAsia"/>
+          <w:lang w:val="en-US" w:eastAsia="zh-CN"/>
+        </w:rPr>
+        <w:t>总则</w:t>
       </w:r>
-      <w:bookmarkEnd w:id="3"/>
     </w:p>
     <w:p>
       <w:pPr>
-        <w:pStyle w:val="1"/>
+        <w:pStyle w:val="30"/>
+        <w:bidi w:val="0"/>
+        <w:rPr>
+          <w:rFonts w:hint="eastAsia"/>
+          <w:lang w:val="en-US" w:eastAsia="zh-CN"/>
+        </w:rPr>
+      </w:pPr>
+      <w:r>
+        <w:rPr>
+          <w:rFonts w:hint="eastAsia"/>
+          <w:lang w:val="en-US" w:eastAsia="zh-CN"/>
+        </w:rPr>
+        <w:t>目的</w:t>
+      </w:r>
+    </w:p>
+    <w:p>
+      <w:pPr>
+        <w:pStyle w:val="30"/>
+        <w:bidi w:val="0"/>
+        <w:rPr>
+          <w:rFonts w:hint="eastAsia"/>
+          <w:lang w:val="en-US" w:eastAsia="zh-CN"/>
+        </w:rPr>
+      </w:pPr>
+      <w:r>
+        <w:rPr>
+          <w:rFonts w:hint="eastAsia"/>
+          <w:lang w:val="en-US" w:eastAsia="zh-CN"/>
+        </w:rPr>
+        <w:t>适用范围</w:t>
+      </w:r>
+    </w:p>
+    <w:p>
+      <w:pPr>
+        <w:pStyle w:val="30"/>
         <w:bidi w:val="0"/>
         <w:rPr>
           <w:rFonts w:hint="eastAsia"/>
@@ -2901,28 +2718,10 @@
     </w:p>
     <w:p>
       <w:pPr>
-        <w:pStyle w:val="1"/>
-        <w:bidi w:val="0"/>
-      </w:pPr>
-      <w:bookmarkStart w:id="4" w:name="_Toc17591"/>
-      <w:r>
-        <w:rPr>
-          <w:rFonts w:hint="eastAsia"/>
-          <w:lang w:val="en-US" w:eastAsia="zh-CN"/>
-        </w:rPr>
-        <w:t>适用</w:t>
-      </w:r>
-      <w:r>
-        <w:t>范围</w:t>
-      </w:r>
-      <w:bookmarkEnd w:id="4"/>
-    </w:p>
-    <w:p>
-      <w:pPr>
-        <w:pStyle w:val="1"/>
+        <w:pStyle w:val="30"/>
         <w:bidi w:val="0"/>
         <w:rPr>
-          <w:rFonts w:hint="eastAsia"/>
+          <w:rFonts w:hint="default"/>
           <w:lang w:val="en-US" w:eastAsia="zh-CN"/>
         </w:rPr>
       </w:pPr>
@@ -2936,7 +2735,37 @@
     </w:p>
     <w:p>
       <w:pPr>
-        <w:pStyle w:val="1"/>
+        <w:pStyle w:val="28"/>
+        <w:bidi w:val="0"/>
+        <w:rPr>
+          <w:rFonts w:hint="eastAsia"/>
+          <w:lang w:val="en-US" w:eastAsia="zh-CN"/>
+        </w:rPr>
+      </w:pPr>
+      <w:r>
+        <w:rPr>
+          <w:rFonts w:hint="eastAsia"/>
+          <w:lang w:val="en-US" w:eastAsia="zh-CN"/>
+        </w:rPr>
+        <w:t>引用依据</w:t>
+      </w:r>
+    </w:p>
+    <w:p>
+      <w:pPr>
+        <w:pStyle w:val="28"/>
+        <w:bidi w:val="0"/>
+      </w:pPr>
+      <w:r>
+        <w:rPr>
+          <w:rFonts w:hint="eastAsia"/>
+          <w:lang w:val="en-US" w:eastAsia="zh-CN"/>
+        </w:rPr>
+        <w:t>定义与术语</w:t>
+      </w:r>
+    </w:p>
+    <w:p>
+      <w:pPr>
+        <w:pStyle w:val="28"/>
         <w:bidi w:val="0"/>
         <w:rPr>
           <w:rFonts w:hint="default"/>
@@ -2948,31 +2777,31 @@
           <w:rFonts w:hint="eastAsia"/>
           <w:lang w:val="en-US" w:eastAsia="zh-CN"/>
         </w:rPr>
-        <w:t>工作交接实施</w:t>
+        <w:t>管理内容与要求</w:t>
       </w:r>
     </w:p>
     <w:p>
       <w:pPr>
-        <w:pStyle w:val="1"/>
+        <w:pStyle w:val="28"/>
         <w:bidi w:val="0"/>
         <w:rPr>
-          <w:rStyle w:val="1Char"/>
-          <w:rFonts w:eastAsia="宋体" w:hint="default"/>
+          <w:rStyle w:val="38"/>
+          <w:rFonts w:hint="default" w:eastAsia="宋体"/>
           <w:lang w:val="en-US" w:eastAsia="zh-CN"/>
         </w:rPr>
       </w:pPr>
-      <w:bookmarkStart w:id="5" w:name="bookmark3"/>
-      <w:bookmarkEnd w:id="5"/>
-      <w:bookmarkStart w:id="6" w:name="_Toc17424"/>
+      <w:bookmarkStart w:id="2" w:name="bookmark3"/>
+      <w:bookmarkEnd w:id="2"/>
+      <w:bookmarkStart w:id="3" w:name="_Toc17424"/>
       <w:r>
         <w:rPr>
-          <w:rStyle w:val="1Char"/>
-          <w:rFonts w:eastAsia="宋体" w:hint="eastAsia"/>
+          <w:rStyle w:val="38"/>
+          <w:rFonts w:hint="eastAsia" w:eastAsia="宋体"/>
           <w:lang w:val="en-US" w:eastAsia="zh-CN"/>
         </w:rPr>
         <w:t>附则</w:t>
       </w:r>
-      <w:bookmarkEnd w:id="6"/>
+      <w:bookmarkEnd w:id="3"/>
     </w:p>
     <w:p>
       <w:pPr>
@@ -2994,17 +2823,17 @@
         <w:adjustRightInd w:val="0"/>
         <w:snapToGrid w:val="0"/>
         <w:spacing w:line="360" w:lineRule="auto"/>
-        <w:ind w:left="425" w:hanging="425" w:leftChars="0" w:firstLineChars="0"/>
+        <w:ind w:left="425" w:leftChars="0" w:hanging="425" w:firstLineChars="0"/>
         <w:textAlignment w:val="baseline"/>
         <w:rPr>
-          <w:rFonts w:ascii="宋体" w:eastAsia="宋体" w:hAnsi="宋体" w:cs="宋体"/>
+          <w:rFonts w:ascii="宋体" w:hAnsi="宋体" w:eastAsia="宋体" w:cs="宋体"/>
           <w:sz w:val="24"/>
           <w:szCs w:val="24"/>
         </w:rPr>
       </w:pPr>
       <w:r>
         <w:rPr>
-          <w:rFonts w:ascii="宋体" w:eastAsia="宋体" w:hAnsi="宋体" w:cs="宋体"/>
+          <w:rFonts w:ascii="宋体" w:hAnsi="宋体" w:eastAsia="宋体" w:cs="宋体"/>
           <w:spacing w:val="-1"/>
           <w:sz w:val="24"/>
           <w:szCs w:val="24"/>
@@ -3013,17 +2842,19 @@
       </w:r>
       <w:r>
         <w:rPr>
-          <w:rFonts w:ascii="宋体" w:eastAsia="宋体" w:hAnsi="宋体" w:cs="宋体" w:hint="eastAsia"/>
+          <w:rFonts w:hint="eastAsia" w:ascii="宋体" w:hAnsi="宋体" w:eastAsia="宋体" w:cs="宋体"/>
           <w:spacing w:val="-1"/>
           <w:sz w:val="24"/>
           <w:szCs w:val="24"/>
           <w:lang w:val="en-US" w:eastAsia="zh-CN"/>
         </w:rPr>
-        <w:t>运维</w:t>
+        <w:t>人力</w:t>
       </w:r>
+      <w:bookmarkStart w:id="5" w:name="_GoBack"/>
+      <w:bookmarkEnd w:id="5"/>
       <w:r>
         <w:rPr>
-          <w:rFonts w:ascii="宋体" w:eastAsia="宋体" w:hAnsi="宋体" w:cs="宋体" w:hint="eastAsia"/>
+          <w:rFonts w:hint="eastAsia" w:ascii="宋体" w:hAnsi="宋体" w:eastAsia="宋体" w:cs="宋体"/>
           <w:spacing w:val="-1"/>
           <w:sz w:val="24"/>
           <w:szCs w:val="24"/>
@@ -3033,7 +2864,7 @@
       </w:r>
       <w:r>
         <w:rPr>
-          <w:rFonts w:ascii="宋体" w:eastAsia="宋体" w:hAnsi="宋体" w:cs="宋体"/>
+          <w:rFonts w:ascii="宋体" w:hAnsi="宋体" w:eastAsia="宋体" w:cs="宋体"/>
           <w:spacing w:val="-1"/>
           <w:sz w:val="24"/>
           <w:szCs w:val="24"/>
@@ -3061,7 +2892,7 @@
         <w:adjustRightInd w:val="0"/>
         <w:snapToGrid w:val="0"/>
         <w:spacing w:line="360" w:lineRule="auto"/>
-        <w:ind w:left="425" w:hanging="425" w:leftChars="0" w:firstLineChars="0"/>
+        <w:ind w:left="425" w:leftChars="0" w:hanging="425" w:firstLineChars="0"/>
         <w:textAlignment w:val="baseline"/>
         <w:rPr>
           <w:rFonts w:hint="default"/>
@@ -3070,7 +2901,7 @@
       </w:pPr>
       <w:r>
         <w:rPr>
-          <w:rFonts w:ascii="宋体" w:eastAsia="宋体" w:hAnsi="宋体" w:cs="宋体"/>
+          <w:rFonts w:ascii="宋体" w:hAnsi="宋体" w:eastAsia="宋体" w:cs="宋体"/>
           <w:spacing w:val="-2"/>
           <w:sz w:val="24"/>
           <w:szCs w:val="24"/>
@@ -3080,15 +2911,15 @@
     </w:p>
     <w:p>
       <w:pPr>
-        <w:pStyle w:val="1"/>
+        <w:pStyle w:val="28"/>
         <w:bidi w:val="0"/>
         <w:rPr>
           <w:rFonts w:hint="default"/>
           <w:lang w:val="en-US" w:eastAsia="zh-CN"/>
         </w:rPr>
       </w:pPr>
-      <w:bookmarkStart w:id="7" w:name="bookmark14"/>
-      <w:bookmarkEnd w:id="7"/>
+      <w:bookmarkStart w:id="4" w:name="bookmark14"/>
+      <w:bookmarkEnd w:id="4"/>
       <w:r>
         <w:rPr>
           <w:rFonts w:hint="eastAsia"/>
@@ -3099,7 +2930,7 @@
     </w:p>
     <w:p>
       <w:pPr>
-        <w:pStyle w:val="1"/>
+        <w:pStyle w:val="28"/>
         <w:bidi w:val="0"/>
         <w:rPr>
           <w:rFonts w:hint="eastAsia"/>
@@ -3115,48 +2946,102 @@
       </w:r>
     </w:p>
     <w:sectPr>
-      <w:headerReference w:type="default" r:id="rId4"/>
+      <w:headerReference r:id="rId5" w:type="default"/>
       <w:pgSz w:w="11906" w:h="16838"/>
       <w:pgMar w:top="1417" w:right="1800" w:bottom="1440" w:left="1800" w:header="1140" w:footer="992" w:gutter="0"/>
-      <w:cols w:num="1" w:space="425"/>
+      <w:cols w:space="425" w:num="1"/>
       <w:docGrid w:type="lines" w:linePitch="312" w:charSpace="0"/>
     </w:sectPr>
   </w:body>
 </w:document>
 </file>
 
+<file path=word/endnotes.xml><?xml version="1.0" encoding="utf-8"?>
+<w:endnotes xmlns:wpc="http://schemas.microsoft.com/office/word/2010/wordprocessingCanvas" xmlns:mc="http://schemas.openxmlformats.org/markup-compatibility/2006" xmlns:o="urn:schemas-microsoft-com:office:office" xmlns:r="http://schemas.openxmlformats.org/officeDocument/2006/relationships" xmlns:m="http://schemas.openxmlformats.org/officeDocument/2006/math" xmlns:v="urn:schemas-microsoft-com:vml" xmlns:wp14="http://schemas.microsoft.com/office/word/2010/wordprocessingDrawing" xmlns:wp="http://schemas.openxmlformats.org/drawingml/2006/wordprocessingDrawing" xmlns:w="http://schemas.openxmlformats.org/wordprocessingml/2006/main" xmlns:w14="http://schemas.microsoft.com/office/word/2010/wordml" xmlns:w15="http://schemas.microsoft.com/office/word/2012/wordml" xmlns:w10="urn:schemas-microsoft-com:office:word" xmlns:wpg="http://schemas.microsoft.com/office/word/2010/wordprocessingGroup" xmlns:wpi="http://schemas.microsoft.com/office/word/2010/wordprocessingInk" xmlns:wne="http://schemas.microsoft.com/office/word/2006/wordml" xmlns:wps="http://schemas.microsoft.com/office/word/2010/wordprocessingShape" xmlns:wpsCustomData="http://www.wps.cn/officeDocument/2013/wpsCustomData" mc:Ignorable="w14 w15 wp14">
+  <w:endnote w:type="separator" w:id="0">
+    <w:p>
+      <w:pPr>
+        <w:spacing w:line="240" w:lineRule="auto"/>
+      </w:pPr>
+      <w:r>
+        <w:separator/>
+      </w:r>
+    </w:p>
+  </w:endnote>
+  <w:endnote w:type="continuationSeparator" w:id="1">
+    <w:p>
+      <w:pPr>
+        <w:spacing w:line="240" w:lineRule="auto"/>
+      </w:pPr>
+      <w:r>
+        <w:continuationSeparator/>
+      </w:r>
+    </w:p>
+  </w:endnote>
+</w:endnotes>
+</file>
+
+<file path=word/footnotes.xml><?xml version="1.0" encoding="utf-8"?>
+<w:footnotes xmlns:wpc="http://schemas.microsoft.com/office/word/2010/wordprocessingCanvas" xmlns:mc="http://schemas.openxmlformats.org/markup-compatibility/2006" xmlns:o="urn:schemas-microsoft-com:office:office" xmlns:r="http://schemas.openxmlformats.org/officeDocument/2006/relationships" xmlns:m="http://schemas.openxmlformats.org/officeDocument/2006/math" xmlns:v="urn:schemas-microsoft-com:vml" xmlns:wp14="http://schemas.microsoft.com/office/word/2010/wordprocessingDrawing" xmlns:wp="http://schemas.openxmlformats.org/drawingml/2006/wordprocessingDrawing" xmlns:w="http://schemas.openxmlformats.org/wordprocessingml/2006/main" xmlns:w14="http://schemas.microsoft.com/office/word/2010/wordml" xmlns:w15="http://schemas.microsoft.com/office/word/2012/wordml" xmlns:w10="urn:schemas-microsoft-com:office:word" xmlns:wpg="http://schemas.microsoft.com/office/word/2010/wordprocessingGroup" xmlns:wpi="http://schemas.microsoft.com/office/word/2010/wordprocessingInk" xmlns:wne="http://schemas.microsoft.com/office/word/2006/wordml" xmlns:wps="http://schemas.microsoft.com/office/word/2010/wordprocessingShape" xmlns:wpsCustomData="http://www.wps.cn/officeDocument/2013/wpsCustomData" mc:Ignorable="w14 w15 wp14">
+  <w:footnote w:type="separator" w:id="0">
+    <w:p>
+      <w:pPr>
+        <w:spacing w:line="360" w:lineRule="auto"/>
+      </w:pPr>
+      <w:r>
+        <w:separator/>
+      </w:r>
+    </w:p>
+  </w:footnote>
+  <w:footnote w:type="continuationSeparator" w:id="1">
+    <w:p>
+      <w:pPr>
+        <w:spacing w:line="360" w:lineRule="auto"/>
+      </w:pPr>
+      <w:r>
+        <w:continuationSeparator/>
+      </w:r>
+    </w:p>
+  </w:footnote>
+</w:footnotes>
+</file>
+
 <file path=word/header1.xml><?xml version="1.0" encoding="utf-8"?>
-<w:hdr xmlns:wpc="http://schemas.microsoft.com/office/word/2010/wordprocessingCanvas" xmlns:mc="http://schemas.openxmlformats.org/markup-compatibility/2006" xmlns:o="urn:schemas-microsoft-com:office:office" xmlns:r="http://schemas.openxmlformats.org/officeDocument/2006/relationships" xmlns:m="http://schemas.openxmlformats.org/officeDocument/2006/math" xmlns:v="urn:schemas-microsoft-com:vml" xmlns:wp14="http://schemas.microsoft.com/office/word/2010/wordprocessingDrawing" xmlns:wp="http://schemas.openxmlformats.org/drawingml/2006/wordprocessingDrawing" xmlns:w10="urn:schemas-microsoft-com:office:word" xmlns:w="http://schemas.openxmlformats.org/wordprocessingml/2006/main" xmlns:w14="http://schemas.microsoft.com/office/word/2010/wordml" xmlns:w15="http://schemas.microsoft.com/office/word/2012/wordml" xmlns:wne="http://schemas.microsoft.com/office/word/2006/wordml" xmlns:wpg="http://schemas.microsoft.com/office/word/2010/wordprocessingGroup" xmlns:wpi="http://schemas.microsoft.com/office/word/2010/wordprocessingInk" xmlns:wps="http://schemas.microsoft.com/office/word/2010/wordprocessingShape" mc:Ignorable="w14 w15 wp14">
+<w:hdr xmlns:wpc="http://schemas.microsoft.com/office/word/2010/wordprocessingCanvas" xmlns:mc="http://schemas.openxmlformats.org/markup-compatibility/2006" xmlns:o="urn:schemas-microsoft-com:office:office" xmlns:r="http://schemas.openxmlformats.org/officeDocument/2006/relationships" xmlns:m="http://schemas.openxmlformats.org/officeDocument/2006/math" xmlns:v="urn:schemas-microsoft-com:vml" xmlns:wp14="http://schemas.microsoft.com/office/word/2010/wordprocessingDrawing" xmlns:wp="http://schemas.openxmlformats.org/drawingml/2006/wordprocessingDrawing" xmlns:w10="urn:schemas-microsoft-com:office:word" xmlns:w="http://schemas.openxmlformats.org/wordprocessingml/2006/main" xmlns:w14="http://schemas.microsoft.com/office/word/2010/wordml" xmlns:w15="http://schemas.microsoft.com/office/word/2012/wordml" xmlns:wpg="http://schemas.microsoft.com/office/word/2010/wordprocessingGroup" xmlns:wpi="http://schemas.microsoft.com/office/word/2010/wordprocessingInk" xmlns:wne="http://schemas.microsoft.com/office/word/2006/wordml" xmlns:wps="http://schemas.microsoft.com/office/word/2010/wordprocessingShape" xmlns:wpsCustomData="http://www.wps.cn/officeDocument/2013/wpsCustomData" mc:Ignorable="w14 w15 wp14">
   <w:p>
     <w:pPr>
-      <w:pStyle w:val="Header"/>
+      <w:pStyle w:val="15"/>
       <w:pBdr>
-        <w:bottom w:val="single" w:sz="4" w:space="1" w:color="auto"/>
+        <w:bottom w:val="single" w:color="auto" w:sz="4" w:space="1"/>
       </w:pBdr>
+      <w:tabs>
+        <w:tab w:val="left" w:pos="335"/>
+        <w:tab w:val="right" w:pos="8426"/>
+      </w:tabs>
       <w:jc w:val="right"/>
       <w:rPr>
-        <w:rFonts w:eastAsiaTheme="minorEastAsia" w:hint="eastAsia"/>
+        <w:rFonts w:hint="eastAsia" w:eastAsiaTheme="minorEastAsia"/>
         <w:lang w:eastAsia="zh-CN"/>
       </w:rPr>
     </w:pPr>
     <w:r>
       <w:rPr>
-        <w:rFonts w:eastAsiaTheme="minorEastAsia" w:hint="eastAsia"/>
-        <w:lang w:eastAsia="zh-CN"/>
+        <w:rFonts w:hint="eastAsia" w:eastAsiaTheme="minorEastAsia"/>
+        <w:lang w:val="en-US" w:eastAsia="zh-CN"/>
       </w:rPr>
       <w:drawing>
-        <wp:anchor distT="0" distB="0" distL="114300" distR="114300" simplePos="0" relativeHeight="251658240" behindDoc="0" locked="0" layoutInCell="1" allowOverlap="1">
+        <wp:anchor distT="0" distB="0" distL="114300" distR="114300" simplePos="0" relativeHeight="251659264" behindDoc="0" locked="0" layoutInCell="1" allowOverlap="1">
           <wp:simplePos x="0" y="0"/>
           <wp:positionH relativeFrom="column">
-            <wp:posOffset>40640</wp:posOffset>
+            <wp:posOffset>67310</wp:posOffset>
           </wp:positionH>
           <wp:positionV relativeFrom="paragraph">
-            <wp:posOffset>-237490</wp:posOffset>
+            <wp:posOffset>-345440</wp:posOffset>
           </wp:positionV>
-          <wp:extent cx="1355090" cy="432435"/>
-          <wp:effectExtent l="0" t="0" r="0" b="10160"/>
+          <wp:extent cx="718820" cy="461010"/>
+          <wp:effectExtent l="0" t="0" r="12700" b="11430"/>
           <wp:wrapNone/>
-          <wp:docPr id="2" name="图片 2" descr="图片2"/>
+          <wp:docPr id="1" name="图片 1" descr="2"/>
           <wp:cNvGraphicFramePr>
             <a:graphicFrameLocks xmlns:a="http://schemas.openxmlformats.org/drawingml/2006/main" noChangeAspect="1"/>
           </wp:cNvGraphicFramePr>
@@ -3164,27 +3049,13 @@
             <a:graphicData uri="http://schemas.openxmlformats.org/drawingml/2006/picture">
               <pic:pic xmlns:pic="http://schemas.openxmlformats.org/drawingml/2006/picture">
                 <pic:nvPicPr>
-                  <pic:cNvPr id="2" name="图片 2" descr="图片2"/>
+                  <pic:cNvPr id="1" name="图片 1" descr="2"/>
                   <pic:cNvPicPr>
                     <a:picLocks noChangeAspect="1"/>
                   </pic:cNvPicPr>
                 </pic:nvPicPr>
                 <pic:blipFill>
-                  <a:blip xmlns:r="http://schemas.openxmlformats.org/officeDocument/2006/relationships" r:embed="rId1">
-                    <a:clrChange>
-                      <a:clrFrom>
-                        <a:srgbClr val="FFFFFF">
-                          <a:alpha val="100000"/>
-                        </a:srgbClr>
-                      </a:clrFrom>
-                      <a:clrTo>
-                        <a:srgbClr val="FFFFFF">
-                          <a:alpha val="100000"/>
-                          <a:alpha val="0"/>
-                        </a:srgbClr>
-                      </a:clrTo>
-                    </a:clrChange>
-                  </a:blip>
+                  <a:blip r:embed="rId1"/>
                   <a:stretch>
                     <a:fillRect/>
                   </a:stretch>
@@ -3192,7 +3063,7 @@
                 <pic:spPr>
                   <a:xfrm>
                     <a:off x="0" y="0"/>
-                    <a:ext cx="1355090" cy="432435"/>
+                    <a:ext cx="718820" cy="461010"/>
                   </a:xfrm>
                   <a:prstGeom prst="rect">
                     <a:avLst/>
@@ -3206,25 +3077,41 @@
     </w:r>
     <w:r>
       <w:rPr>
-        <w:rFonts w:eastAsiaTheme="minorEastAsia" w:hint="eastAsia"/>
+        <w:rFonts w:hint="eastAsia" w:eastAsiaTheme="minorEastAsia"/>
+        <w:lang w:val="en-US" w:eastAsia="zh-CN"/>
+      </w:rPr>
+      <w:tab/>
+      <w:t/>
+    </w:r>
+    <w:r>
+      <w:rPr>
+        <w:rFonts w:hint="eastAsia" w:eastAsiaTheme="minorEastAsia"/>
+        <w:lang w:val="en-US" w:eastAsia="zh-CN"/>
+      </w:rPr>
+      <w:tab/>
+      <w:t>阿克苏智汇人才服务</w:t>
+    </w:r>
+    <w:r>
+      <w:rPr>
+        <w:rFonts w:hint="eastAsia" w:eastAsiaTheme="minorEastAsia"/>
         <w:lang w:eastAsia="zh-CN"/>
       </w:rPr>
-      <w:t>万洲奇智（青岛）信息科技有限公司</w:t>
+      <w:t>有限公司</w:t>
     </w:r>
   </w:p>
 </w:hdr>
 </file>
 
 <file path=word/numbering.xml><?xml version="1.0" encoding="utf-8"?>
-<w:numbering xmlns:wpc="http://schemas.microsoft.com/office/word/2010/wordprocessingCanvas" xmlns:mc="http://schemas.openxmlformats.org/markup-compatibility/2006" xmlns:o="urn:schemas-microsoft-com:office:office" xmlns:r="http://schemas.openxmlformats.org/officeDocument/2006/relationships" xmlns:m="http://schemas.openxmlformats.org/officeDocument/2006/math" xmlns:v="urn:schemas-microsoft-com:vml" xmlns:wp14="http://schemas.microsoft.com/office/word/2010/wordprocessingDrawing" xmlns:wp="http://schemas.openxmlformats.org/drawingml/2006/wordprocessingDrawing" xmlns:w10="urn:schemas-microsoft-com:office:word" xmlns:w="http://schemas.openxmlformats.org/wordprocessingml/2006/main" xmlns:w14="http://schemas.microsoft.com/office/word/2010/wordml" xmlns:w15="http://schemas.microsoft.com/office/word/2012/wordml" xmlns:wne="http://schemas.microsoft.com/office/word/2006/wordml" xmlns:wpg="http://schemas.microsoft.com/office/word/2010/wordprocessingGroup" xmlns:wpi="http://schemas.microsoft.com/office/word/2010/wordprocessingInk" xmlns:wps="http://schemas.microsoft.com/office/word/2010/wordprocessingShape" mc:Ignorable="w14 w15 wp14">
+<w:numbering xmlns:wpc="http://schemas.microsoft.com/office/word/2010/wordprocessingCanvas" xmlns:mc="http://schemas.openxmlformats.org/markup-compatibility/2006" xmlns:o="urn:schemas-microsoft-com:office:office" xmlns:r="http://schemas.openxmlformats.org/officeDocument/2006/relationships" xmlns:m="http://schemas.openxmlformats.org/officeDocument/2006/math" xmlns:v="urn:schemas-microsoft-com:vml" xmlns:wp14="http://schemas.microsoft.com/office/word/2010/wordprocessingDrawing" xmlns:wp="http://schemas.openxmlformats.org/drawingml/2006/wordprocessingDrawing" xmlns:w10="urn:schemas-microsoft-com:office:word" xmlns:w="http://schemas.openxmlformats.org/wordprocessingml/2006/main" xmlns:w14="http://schemas.microsoft.com/office/word/2010/wordml" xmlns:wpg="http://schemas.microsoft.com/office/word/2010/wordprocessingGroup" xmlns:wpi="http://schemas.microsoft.com/office/word/2010/wordprocessingInk" xmlns:wne="http://schemas.microsoft.com/office/word/2006/wordml" xmlns:wps="http://schemas.microsoft.com/office/word/2010/wordprocessingShape" xmlns:wpsCustomData="http://www.wps.cn/officeDocument/2013/wpsCustomData" mc:Ignorable="w14 wp14">
   <w:abstractNum w:abstractNumId="0">
     <w:nsid w:val="8E964DCE"/>
     <w:multiLevelType w:val="multilevel"/>
     <w:tmpl w:val="8E964DCE"/>
-    <w:lvl w:ilvl="0">
+    <w:lvl w:ilvl="0" w:tentative="0">
       <w:start w:val="1"/>
       <w:numFmt w:val="decimal"/>
-      <w:pStyle w:val="Heading1"/>
+      <w:pStyle w:val="2"/>
       <w:lvlText w:val="%1."/>
       <w:lvlJc w:val="left"/>
       <w:pPr>
@@ -3234,10 +3121,10 @@
         <w:rFonts w:hint="default"/>
       </w:rPr>
     </w:lvl>
-    <w:lvl w:ilvl="1">
+    <w:lvl w:ilvl="1" w:tentative="0">
       <w:start w:val="1"/>
       <w:numFmt w:val="decimal"/>
-      <w:pStyle w:val="Heading2"/>
+      <w:pStyle w:val="3"/>
       <w:lvlText w:val="%1.%2."/>
       <w:lvlJc w:val="left"/>
       <w:pPr>
@@ -3247,10 +3134,10 @@
         <w:rFonts w:hint="default"/>
       </w:rPr>
     </w:lvl>
-    <w:lvl w:ilvl="2">
+    <w:lvl w:ilvl="2" w:tentative="0">
       <w:start w:val="1"/>
       <w:numFmt w:val="decimal"/>
-      <w:pStyle w:val="Heading3"/>
+      <w:pStyle w:val="4"/>
       <w:lvlText w:val="%1.%2.%3."/>
       <w:lvlJc w:val="left"/>
       <w:pPr>
@@ -3260,10 +3147,10 @@
         <w:rFonts w:hint="default"/>
       </w:rPr>
     </w:lvl>
-    <w:lvl w:ilvl="3">
+    <w:lvl w:ilvl="3" w:tentative="0">
       <w:start w:val="1"/>
       <w:numFmt w:val="decimal"/>
-      <w:pStyle w:val="Heading4"/>
+      <w:pStyle w:val="5"/>
       <w:lvlText w:val="%1.%2.%3.%4."/>
       <w:lvlJc w:val="left"/>
       <w:pPr>
@@ -3273,10 +3160,10 @@
         <w:rFonts w:hint="default"/>
       </w:rPr>
     </w:lvl>
-    <w:lvl w:ilvl="4">
+    <w:lvl w:ilvl="4" w:tentative="0">
       <w:start w:val="1"/>
       <w:numFmt w:val="decimal"/>
-      <w:pStyle w:val="Heading5"/>
+      <w:pStyle w:val="6"/>
       <w:lvlText w:val="%1.%2.%3.%4.%5."/>
       <w:lvlJc w:val="left"/>
       <w:pPr>
@@ -3286,10 +3173,10 @@
         <w:rFonts w:hint="default"/>
       </w:rPr>
     </w:lvl>
-    <w:lvl w:ilvl="5">
+    <w:lvl w:ilvl="5" w:tentative="0">
       <w:start w:val="1"/>
       <w:numFmt w:val="decimal"/>
-      <w:pStyle w:val="Heading6"/>
+      <w:pStyle w:val="7"/>
       <w:lvlText w:val="%1.%2.%3.%4.%5.%6."/>
       <w:lvlJc w:val="left"/>
       <w:pPr>
@@ -3299,10 +3186,10 @@
         <w:rFonts w:hint="default"/>
       </w:rPr>
     </w:lvl>
-    <w:lvl w:ilvl="6">
+    <w:lvl w:ilvl="6" w:tentative="0">
       <w:start w:val="1"/>
       <w:numFmt w:val="decimal"/>
-      <w:pStyle w:val="Heading7"/>
+      <w:pStyle w:val="8"/>
       <w:lvlText w:val="%1.%2.%3.%4.%5.%6.%7."/>
       <w:lvlJc w:val="left"/>
       <w:pPr>
@@ -3312,10 +3199,10 @@
         <w:rFonts w:hint="default"/>
       </w:rPr>
     </w:lvl>
-    <w:lvl w:ilvl="7">
+    <w:lvl w:ilvl="7" w:tentative="0">
       <w:start w:val="1"/>
       <w:numFmt w:val="decimal"/>
-      <w:pStyle w:val="Heading8"/>
+      <w:pStyle w:val="9"/>
       <w:lvlText w:val="%1.%2.%3.%4.%5.%6.%7.%8."/>
       <w:lvlJc w:val="left"/>
       <w:pPr>
@@ -3325,10 +3212,10 @@
         <w:rFonts w:hint="default"/>
       </w:rPr>
     </w:lvl>
-    <w:lvl w:ilvl="8">
+    <w:lvl w:ilvl="8" w:tentative="0">
       <w:start w:val="1"/>
       <w:numFmt w:val="decimal"/>
-      <w:pStyle w:val="Heading9"/>
+      <w:pStyle w:val="10"/>
       <w:lvlText w:val="%1.%2.%3.%4.%5.%6.%7.%8.%9."/>
       <w:lvlJc w:val="left"/>
       <w:pPr>
@@ -3343,7 +3230,7 @@
     <w:nsid w:val="F9539CF3"/>
     <w:multiLevelType w:val="singleLevel"/>
     <w:tmpl w:val="F9539CF3"/>
-    <w:lvl w:ilvl="0">
+    <w:lvl w:ilvl="0" w:tentative="0">
       <w:start w:val="1"/>
       <w:numFmt w:val="decimal"/>
       <w:lvlText w:val="%1."/>
@@ -3366,280 +3253,281 @@
 </file>
 
 <file path=word/styles.xml><?xml version="1.0" encoding="utf-8"?>
-<w:styles xmlns:mc="http://schemas.openxmlformats.org/markup-compatibility/2006" xmlns:r="http://schemas.openxmlformats.org/officeDocument/2006/relationships" xmlns:w="http://schemas.openxmlformats.org/wordprocessingml/2006/main" xmlns:w14="http://schemas.microsoft.com/office/word/2010/wordml" xmlns:w15="http://schemas.microsoft.com/office/word/2012/wordml" mc:Ignorable="w14 w15">
+<w:styles xmlns:mc="http://schemas.openxmlformats.org/markup-compatibility/2006" xmlns:o="urn:schemas-microsoft-com:office:office" xmlns:r="http://schemas.openxmlformats.org/officeDocument/2006/relationships" xmlns:m="http://schemas.openxmlformats.org/officeDocument/2006/math" xmlns:v="urn:schemas-microsoft-com:vml" xmlns:w="http://schemas.openxmlformats.org/wordprocessingml/2006/main" xmlns:w14="http://schemas.microsoft.com/office/word/2010/wordml" xmlns:w10="urn:schemas-microsoft-com:office:word" xmlns:sl="http://schemas.openxmlformats.org/schemaLibrary/2006/main" xmlns:wpsCustomData="http://www.wps.cn/officeDocument/2013/wpsCustomData" mc:Ignorable="w14">
   <w:docDefaults>
     <w:rPrDefault>
       <w:rPr>
-        <w:rFonts w:ascii="Times New Roman" w:eastAsia="宋体" w:hAnsi="Times New Roman" w:cs="Times New Roman"/>
+        <w:rFonts w:ascii="Times New Roman" w:hAnsi="Times New Roman" w:eastAsia="宋体" w:cs="Times New Roman"/>
       </w:rPr>
     </w:rPrDefault>
     <w:pPrDefault/>
   </w:docDefaults>
-  <w:latentStyles w:defLockedState="0" w:defUIPriority="99" w:defSemiHidden="1" w:defUnhideWhenUsed="1" w:defQFormat="0" w:count="260">
-    <w:lsdException w:name="Normal" w:uiPriority="0" w:unhideWhenUsed="0" w:qFormat="1"/>
-    <w:lsdException w:name="heading 1" w:semiHidden="0" w:uiPriority="0" w:unhideWhenUsed="0" w:qFormat="1"/>
-    <w:lsdException w:name="heading 2" w:semiHidden="0" w:uiPriority="0" w:qFormat="1"/>
-    <w:lsdException w:name="heading 3" w:uiPriority="0" w:qFormat="1"/>
-    <w:lsdException w:name="heading 4" w:semiHidden="0" w:uiPriority="0" w:qFormat="1"/>
-    <w:lsdException w:name="heading 5" w:uiPriority="0" w:qFormat="1"/>
-    <w:lsdException w:name="heading 6" w:uiPriority="0" w:qFormat="1"/>
-    <w:lsdException w:name="heading 7" w:uiPriority="0" w:qFormat="1"/>
-    <w:lsdException w:name="heading 8" w:uiPriority="0" w:qFormat="1"/>
-    <w:lsdException w:name="heading 9" w:uiPriority="0" w:qFormat="1"/>
-    <w:lsdException w:name="index 1" w:semiHidden="0" w:uiPriority="0" w:unhideWhenUsed="0"/>
-    <w:lsdException w:name="index 2" w:semiHidden="0" w:uiPriority="0" w:unhideWhenUsed="0"/>
-    <w:lsdException w:name="index 3" w:semiHidden="0" w:uiPriority="0" w:unhideWhenUsed="0"/>
-    <w:lsdException w:name="index 4" w:semiHidden="0" w:uiPriority="0" w:unhideWhenUsed="0"/>
-    <w:lsdException w:name="index 5" w:semiHidden="0" w:uiPriority="0" w:unhideWhenUsed="0"/>
-    <w:lsdException w:name="index 6" w:semiHidden="0" w:uiPriority="0" w:unhideWhenUsed="0"/>
-    <w:lsdException w:name="index 7" w:semiHidden="0" w:uiPriority="0" w:unhideWhenUsed="0"/>
-    <w:lsdException w:name="index 8" w:semiHidden="0" w:uiPriority="0" w:unhideWhenUsed="0"/>
-    <w:lsdException w:name="index 9" w:semiHidden="0" w:uiPriority="0" w:unhideWhenUsed="0"/>
-    <w:lsdException w:name="toc 1" w:semiHidden="0" w:uiPriority="0" w:unhideWhenUsed="0" w:qFormat="1"/>
-    <w:lsdException w:name="toc 2" w:semiHidden="0" w:uiPriority="0" w:unhideWhenUsed="0" w:qFormat="1"/>
-    <w:lsdException w:name="toc 3" w:semiHidden="0" w:uiPriority="0" w:unhideWhenUsed="0" w:qFormat="1"/>
-    <w:lsdException w:name="toc 4" w:semiHidden="0" w:uiPriority="0" w:unhideWhenUsed="0"/>
-    <w:lsdException w:name="toc 5" w:semiHidden="0" w:uiPriority="0" w:unhideWhenUsed="0"/>
-    <w:lsdException w:name="toc 6" w:semiHidden="0" w:uiPriority="0" w:unhideWhenUsed="0"/>
-    <w:lsdException w:name="toc 7" w:semiHidden="0" w:uiPriority="0" w:unhideWhenUsed="0"/>
-    <w:lsdException w:name="toc 8" w:semiHidden="0" w:uiPriority="0" w:unhideWhenUsed="0"/>
-    <w:lsdException w:name="toc 9" w:semiHidden="0" w:uiPriority="0" w:unhideWhenUsed="0"/>
-    <w:lsdException w:name="Normal Indent" w:semiHidden="0" w:uiPriority="0" w:unhideWhenUsed="0"/>
-    <w:lsdException w:name="footnote text" w:semiHidden="0" w:uiPriority="0" w:unhideWhenUsed="0"/>
-    <w:lsdException w:name="annotation text" w:semiHidden="0" w:uiPriority="0" w:unhideWhenUsed="0" w:qFormat="1"/>
-    <w:lsdException w:name="header" w:semiHidden="0" w:uiPriority="0" w:unhideWhenUsed="0" w:qFormat="1"/>
-    <w:lsdException w:name="footer" w:semiHidden="0" w:uiPriority="0" w:unhideWhenUsed="0" w:qFormat="1"/>
-    <w:lsdException w:name="index heading" w:semiHidden="0" w:uiPriority="0" w:unhideWhenUsed="0"/>
-    <w:lsdException w:name="caption" w:uiPriority="0" w:qFormat="1"/>
-    <w:lsdException w:name="table of figures" w:semiHidden="0" w:uiPriority="0" w:unhideWhenUsed="0"/>
-    <w:lsdException w:name="envelope address" w:semiHidden="0" w:uiPriority="0" w:unhideWhenUsed="0"/>
-    <w:lsdException w:name="envelope return" w:semiHidden="0" w:uiPriority="0" w:unhideWhenUsed="0"/>
-    <w:lsdException w:name="footnote reference" w:semiHidden="0" w:uiPriority="0" w:unhideWhenUsed="0"/>
-    <w:lsdException w:name="annotation reference" w:semiHidden="0" w:uiPriority="0" w:unhideWhenUsed="0"/>
-    <w:lsdException w:name="line number" w:semiHidden="0" w:uiPriority="0" w:unhideWhenUsed="0"/>
-    <w:lsdException w:name="page number" w:semiHidden="0" w:uiPriority="0" w:unhideWhenUsed="0"/>
-    <w:lsdException w:name="endnote reference" w:semiHidden="0" w:uiPriority="0" w:unhideWhenUsed="0"/>
-    <w:lsdException w:name="endnote text" w:semiHidden="0" w:uiPriority="0" w:unhideWhenUsed="0"/>
-    <w:lsdException w:name="table of authorities" w:semiHidden="0" w:uiPriority="0" w:unhideWhenUsed="0"/>
-    <w:lsdException w:name="macro" w:semiHidden="0" w:uiPriority="0" w:unhideWhenUsed="0"/>
-    <w:lsdException w:name="toa heading" w:semiHidden="0" w:uiPriority="0" w:unhideWhenUsed="0"/>
-    <w:lsdException w:name="List" w:semiHidden="0" w:uiPriority="0" w:unhideWhenUsed="0"/>
-    <w:lsdException w:name="List Bullet" w:semiHidden="0" w:uiPriority="0" w:unhideWhenUsed="0"/>
-    <w:lsdException w:name="List Number" w:semiHidden="0" w:uiPriority="0" w:unhideWhenUsed="0"/>
-    <w:lsdException w:name="List 2" w:semiHidden="0" w:uiPriority="0" w:unhideWhenUsed="0"/>
-    <w:lsdException w:name="List 3" w:semiHidden="0" w:uiPriority="0" w:unhideWhenUsed="0"/>
-    <w:lsdException w:name="List 4" w:semiHidden="0" w:uiPriority="0" w:unhideWhenUsed="0"/>
-    <w:lsdException w:name="List 5" w:semiHidden="0" w:uiPriority="0" w:unhideWhenUsed="0"/>
-    <w:lsdException w:name="List Bullet 2" w:semiHidden="0" w:uiPriority="0" w:unhideWhenUsed="0"/>
-    <w:lsdException w:name="List Bullet 3" w:semiHidden="0" w:uiPriority="0" w:unhideWhenUsed="0"/>
-    <w:lsdException w:name="List Bullet 4" w:semiHidden="0" w:uiPriority="0" w:unhideWhenUsed="0"/>
-    <w:lsdException w:name="List Bullet 5" w:semiHidden="0" w:uiPriority="0" w:unhideWhenUsed="0"/>
-    <w:lsdException w:name="List Number 2" w:semiHidden="0" w:uiPriority="0" w:unhideWhenUsed="0"/>
-    <w:lsdException w:name="List Number 3" w:semiHidden="0" w:uiPriority="0" w:unhideWhenUsed="0"/>
-    <w:lsdException w:name="List Number 4" w:semiHidden="0" w:uiPriority="0" w:unhideWhenUsed="0"/>
-    <w:lsdException w:name="List Number 5" w:semiHidden="0" w:uiPriority="0" w:unhideWhenUsed="0"/>
-    <w:lsdException w:name="Title" w:semiHidden="0" w:uiPriority="0" w:unhideWhenUsed="0" w:qFormat="1"/>
-    <w:lsdException w:name="Closing" w:semiHidden="0" w:uiPriority="0" w:unhideWhenUsed="0"/>
-    <w:lsdException w:name="Signature" w:semiHidden="0" w:uiPriority="0" w:unhideWhenUsed="0"/>
-    <w:lsdException w:name="Default Paragraph Font" w:uiPriority="0" w:unhideWhenUsed="0" w:qFormat="1"/>
-    <w:lsdException w:name="Body Text" w:uiPriority="0" w:unhideWhenUsed="0" w:qFormat="1"/>
-    <w:lsdException w:name="Body Text Indent" w:semiHidden="0" w:uiPriority="0" w:unhideWhenUsed="0"/>
-    <w:lsdException w:name="List Continue" w:semiHidden="0" w:uiPriority="0" w:unhideWhenUsed="0"/>
-    <w:lsdException w:name="List Continue 2" w:semiHidden="0" w:uiPriority="0" w:unhideWhenUsed="0"/>
-    <w:lsdException w:name="List Continue 3" w:semiHidden="0" w:uiPriority="0" w:unhideWhenUsed="0"/>
-    <w:lsdException w:name="List Continue 4" w:semiHidden="0" w:uiPriority="0" w:unhideWhenUsed="0"/>
-    <w:lsdException w:name="List Continue 5" w:semiHidden="0" w:uiPriority="0" w:unhideWhenUsed="0"/>
-    <w:lsdException w:name="Message Header" w:semiHidden="0" w:uiPriority="0" w:unhideWhenUsed="0"/>
-    <w:lsdException w:name="Subtitle" w:semiHidden="0" w:uiPriority="0" w:unhideWhenUsed="0" w:qFormat="1"/>
-    <w:lsdException w:name="Salutation" w:semiHidden="0" w:uiPriority="0" w:unhideWhenUsed="0"/>
-    <w:lsdException w:name="Date" w:semiHidden="0" w:uiPriority="0" w:unhideWhenUsed="0"/>
-    <w:lsdException w:name="Body Text First Indent" w:semiHidden="0" w:uiPriority="0" w:unhideWhenUsed="0"/>
-    <w:lsdException w:name="Body Text First Indent 2" w:semiHidden="0" w:uiPriority="0" w:unhideWhenUsed="0"/>
-    <w:lsdException w:name="Body Text 2" w:semiHidden="0" w:uiPriority="0" w:unhideWhenUsed="0"/>
-    <w:lsdException w:name="Body Text 3" w:semiHidden="0" w:uiPriority="0" w:unhideWhenUsed="0"/>
-    <w:lsdException w:name="Body Text Indent 2" w:semiHidden="0" w:uiPriority="0" w:unhideWhenUsed="0"/>
-    <w:lsdException w:name="Body Text Indent 3" w:semiHidden="0" w:uiPriority="0" w:unhideWhenUsed="0"/>
-    <w:lsdException w:name="Block Text" w:semiHidden="0" w:uiPriority="0" w:unhideWhenUsed="0"/>
-    <w:lsdException w:name="Hyperlink" w:semiHidden="0" w:uiPriority="0" w:unhideWhenUsed="0"/>
-    <w:lsdException w:name="FollowedHyperlink" w:semiHidden="0" w:uiPriority="0" w:unhideWhenUsed="0"/>
-    <w:lsdException w:name="Strong" w:semiHidden="0" w:uiPriority="0" w:unhideWhenUsed="0" w:qFormat="1"/>
-    <w:lsdException w:name="Emphasis" w:semiHidden="0" w:uiPriority="0" w:unhideWhenUsed="0" w:qFormat="1"/>
-    <w:lsdException w:name="Document Map" w:semiHidden="0" w:uiPriority="0" w:unhideWhenUsed="0"/>
-    <w:lsdException w:name="Plain Text" w:semiHidden="0" w:uiPriority="0" w:unhideWhenUsed="0"/>
-    <w:lsdException w:name="E-mail Signature" w:semiHidden="0" w:uiPriority="0" w:unhideWhenUsed="0"/>
-    <w:lsdException w:name="Normal (Web)" w:semiHidden="0" w:uiPriority="0" w:unhideWhenUsed="0" w:qFormat="1"/>
-    <w:lsdException w:name="HTML Acronym" w:semiHidden="0" w:uiPriority="0" w:unhideWhenUsed="0"/>
-    <w:lsdException w:name="HTML Address" w:semiHidden="0" w:uiPriority="0" w:unhideWhenUsed="0"/>
-    <w:lsdException w:name="HTML Cite" w:semiHidden="0" w:uiPriority="0" w:unhideWhenUsed="0"/>
-    <w:lsdException w:name="HTML Code" w:semiHidden="0" w:uiPriority="0" w:unhideWhenUsed="0"/>
-    <w:lsdException w:name="HTML Definition" w:semiHidden="0" w:uiPriority="0" w:unhideWhenUsed="0"/>
-    <w:lsdException w:name="HTML Keyboard" w:semiHidden="0" w:uiPriority="0" w:unhideWhenUsed="0"/>
-    <w:lsdException w:name="HTML Preformatted" w:semiHidden="0" w:uiPriority="0" w:unhideWhenUsed="0"/>
-    <w:lsdException w:name="HTML Sample" w:semiHidden="0" w:uiPriority="0" w:unhideWhenUsed="0"/>
-    <w:lsdException w:name="HTML Typewriter" w:semiHidden="0" w:uiPriority="0" w:unhideWhenUsed="0"/>
-    <w:lsdException w:name="HTML Variable" w:semiHidden="0" w:uiPriority="0" w:unhideWhenUsed="0"/>
-    <w:lsdException w:name="Normal Table" w:uiPriority="0" w:unhideWhenUsed="0" w:qFormat="1"/>
-    <w:lsdException w:name="annotation subject" w:semiHidden="0" w:uiPriority="0" w:unhideWhenUsed="0"/>
-    <w:lsdException w:name="Table Simple 1" w:semiHidden="0" w:uiPriority="0" w:unhideWhenUsed="0"/>
-    <w:lsdException w:name="Table Simple 2" w:semiHidden="0" w:uiPriority="0" w:unhideWhenUsed="0"/>
-    <w:lsdException w:name="Table Simple 3" w:semiHidden="0" w:uiPriority="0" w:unhideWhenUsed="0"/>
-    <w:lsdException w:name="Table Classic 1" w:semiHidden="0" w:uiPriority="0" w:unhideWhenUsed="0"/>
-    <w:lsdException w:name="Table Classic 2" w:semiHidden="0" w:uiPriority="0" w:unhideWhenUsed="0"/>
-    <w:lsdException w:name="Table Classic 3" w:semiHidden="0" w:uiPriority="0" w:unhideWhenUsed="0"/>
-    <w:lsdException w:name="Table Classic 4" w:semiHidden="0" w:uiPriority="0" w:unhideWhenUsed="0"/>
-    <w:lsdException w:name="Table Colorful 1" w:semiHidden="0" w:uiPriority="0" w:unhideWhenUsed="0"/>
-    <w:lsdException w:name="Table Colorful 2" w:semiHidden="0" w:uiPriority="0" w:unhideWhenUsed="0"/>
-    <w:lsdException w:name="Table Colorful 3" w:semiHidden="0" w:uiPriority="0" w:unhideWhenUsed="0"/>
-    <w:lsdException w:name="Table Columns 1" w:semiHidden="0" w:uiPriority="0" w:unhideWhenUsed="0"/>
-    <w:lsdException w:name="Table Columns 2" w:semiHidden="0" w:uiPriority="0" w:unhideWhenUsed="0"/>
-    <w:lsdException w:name="Table Columns 3" w:semiHidden="0" w:uiPriority="0" w:unhideWhenUsed="0"/>
-    <w:lsdException w:name="Table Columns 4" w:semiHidden="0" w:uiPriority="0" w:unhideWhenUsed="0"/>
-    <w:lsdException w:name="Table Columns 5" w:semiHidden="0" w:uiPriority="0" w:unhideWhenUsed="0"/>
-    <w:lsdException w:name="Table Grid 1" w:semiHidden="0" w:uiPriority="0" w:unhideWhenUsed="0"/>
-    <w:lsdException w:name="Table Grid 2" w:semiHidden="0" w:uiPriority="0" w:unhideWhenUsed="0"/>
-    <w:lsdException w:name="Table Grid 3" w:semiHidden="0" w:uiPriority="0" w:unhideWhenUsed="0"/>
-    <w:lsdException w:name="Table Grid 4" w:semiHidden="0" w:uiPriority="0" w:unhideWhenUsed="0"/>
-    <w:lsdException w:name="Table Grid 5" w:semiHidden="0" w:uiPriority="0" w:unhideWhenUsed="0"/>
-    <w:lsdException w:name="Table Grid 6" w:semiHidden="0" w:uiPriority="0" w:unhideWhenUsed="0"/>
-    <w:lsdException w:name="Table Grid 7" w:semiHidden="0" w:uiPriority="0" w:unhideWhenUsed="0"/>
-    <w:lsdException w:name="Table Grid 8" w:semiHidden="0" w:uiPriority="0" w:unhideWhenUsed="0"/>
-    <w:lsdException w:name="Table List 1" w:semiHidden="0" w:uiPriority="0" w:unhideWhenUsed="0"/>
-    <w:lsdException w:name="Table List 2" w:semiHidden="0" w:uiPriority="0" w:unhideWhenUsed="0"/>
-    <w:lsdException w:name="Table List 3" w:semiHidden="0" w:uiPriority="0" w:unhideWhenUsed="0"/>
-    <w:lsdException w:name="Table List 4" w:semiHidden="0" w:uiPriority="0" w:unhideWhenUsed="0"/>
-    <w:lsdException w:name="Table List 5" w:semiHidden="0" w:uiPriority="0" w:unhideWhenUsed="0"/>
-    <w:lsdException w:name="Table List 6" w:semiHidden="0" w:uiPriority="0" w:unhideWhenUsed="0"/>
-    <w:lsdException w:name="Table List 7" w:semiHidden="0" w:uiPriority="0" w:unhideWhenUsed="0"/>
-    <w:lsdException w:name="Table List 8" w:semiHidden="0" w:uiPriority="0" w:unhideWhenUsed="0"/>
-    <w:lsdException w:name="Table 3D effects 1" w:semiHidden="0" w:uiPriority="0" w:unhideWhenUsed="0"/>
-    <w:lsdException w:name="Table 3D effects 2" w:semiHidden="0" w:uiPriority="0" w:unhideWhenUsed="0"/>
-    <w:lsdException w:name="Table 3D effects 3" w:semiHidden="0" w:uiPriority="0" w:unhideWhenUsed="0"/>
-    <w:lsdException w:name="Table Contemporary" w:semiHidden="0" w:uiPriority="0" w:unhideWhenUsed="0"/>
-    <w:lsdException w:name="Table Elegant" w:semiHidden="0" w:uiPriority="0" w:unhideWhenUsed="0"/>
-    <w:lsdException w:name="Table Professional" w:semiHidden="0" w:uiPriority="0" w:unhideWhenUsed="0"/>
-    <w:lsdException w:name="Table Subtle 1" w:semiHidden="0" w:uiPriority="0" w:unhideWhenUsed="0"/>
-    <w:lsdException w:name="Table Subtle 2" w:semiHidden="0" w:uiPriority="0" w:unhideWhenUsed="0"/>
-    <w:lsdException w:name="Table Web 1" w:semiHidden="0" w:uiPriority="0" w:unhideWhenUsed="0"/>
-    <w:lsdException w:name="Table Web 2" w:semiHidden="0" w:uiPriority="0" w:unhideWhenUsed="0"/>
-    <w:lsdException w:name="Table Web 3" w:semiHidden="0" w:uiPriority="0" w:unhideWhenUsed="0"/>
-    <w:lsdException w:name="Balloon Text" w:semiHidden="0" w:uiPriority="0" w:unhideWhenUsed="0"/>
-    <w:lsdException w:name="Table Grid" w:semiHidden="0" w:uiPriority="0" w:unhideWhenUsed="0" w:qFormat="1"/>
-    <w:lsdException w:name="Table Theme" w:semiHidden="0" w:uiPriority="0" w:unhideWhenUsed="0"/>
-    <w:lsdException w:name="Light Shading" w:semiHidden="0" w:uiPriority="60" w:unhideWhenUsed="0"/>
-    <w:lsdException w:name="Light List" w:semiHidden="0" w:uiPriority="61" w:unhideWhenUsed="0"/>
-    <w:lsdException w:name="Light Grid" w:semiHidden="0" w:uiPriority="62" w:unhideWhenUsed="0"/>
-    <w:lsdException w:name="Medium Shading 1" w:semiHidden="0" w:uiPriority="63" w:unhideWhenUsed="0"/>
-    <w:lsdException w:name="Medium Shading 2" w:semiHidden="0" w:uiPriority="64" w:unhideWhenUsed="0"/>
-    <w:lsdException w:name="Medium List 1" w:semiHidden="0" w:uiPriority="65" w:unhideWhenUsed="0"/>
-    <w:lsdException w:name="Medium List 2" w:semiHidden="0" w:uiPriority="66" w:unhideWhenUsed="0"/>
-    <w:lsdException w:name="Medium Grid 1" w:semiHidden="0" w:uiPriority="67" w:unhideWhenUsed="0"/>
-    <w:lsdException w:name="Medium Grid 2" w:semiHidden="0" w:uiPriority="68" w:unhideWhenUsed="0"/>
-    <w:lsdException w:name="Medium Grid 3" w:semiHidden="0" w:uiPriority="69" w:unhideWhenUsed="0"/>
-    <w:lsdException w:name="Dark List" w:semiHidden="0" w:uiPriority="70" w:unhideWhenUsed="0"/>
-    <w:lsdException w:name="Colorful Shading" w:semiHidden="0" w:uiPriority="71" w:unhideWhenUsed="0"/>
-    <w:lsdException w:name="Colorful List" w:semiHidden="0" w:uiPriority="72" w:unhideWhenUsed="0"/>
-    <w:lsdException w:name="Colorful Grid" w:semiHidden="0" w:uiPriority="73" w:unhideWhenUsed="0"/>
-    <w:lsdException w:name="Light Shading Accent 1" w:semiHidden="0" w:uiPriority="60" w:unhideWhenUsed="0"/>
-    <w:lsdException w:name="Light List Accent 1" w:semiHidden="0" w:uiPriority="61" w:unhideWhenUsed="0"/>
-    <w:lsdException w:name="Light Grid Accent 1" w:semiHidden="0" w:uiPriority="62" w:unhideWhenUsed="0"/>
-    <w:lsdException w:name="Medium Shading 1 Accent 1" w:semiHidden="0" w:uiPriority="63" w:unhideWhenUsed="0"/>
-    <w:lsdException w:name="Medium Shading 2 Accent 1" w:semiHidden="0" w:uiPriority="64" w:unhideWhenUsed="0"/>
-    <w:lsdException w:name="Medium List 1 Accent 1" w:semiHidden="0" w:uiPriority="65" w:unhideWhenUsed="0"/>
-    <w:lsdException w:name="Medium List 2 Accent 1" w:semiHidden="0" w:uiPriority="66" w:unhideWhenUsed="0"/>
-    <w:lsdException w:name="Medium Grid 1 Accent 1" w:semiHidden="0" w:uiPriority="67" w:unhideWhenUsed="0"/>
-    <w:lsdException w:name="Medium Grid 2 Accent 1" w:semiHidden="0" w:uiPriority="68" w:unhideWhenUsed="0"/>
-    <w:lsdException w:name="Medium Grid 3 Accent 1" w:semiHidden="0" w:uiPriority="69" w:unhideWhenUsed="0"/>
-    <w:lsdException w:name="Dark List Accent 1" w:semiHidden="0" w:uiPriority="70" w:unhideWhenUsed="0"/>
-    <w:lsdException w:name="Colorful Shading Accent 1" w:semiHidden="0" w:uiPriority="71" w:unhideWhenUsed="0"/>
-    <w:lsdException w:name="Colorful List Accent 1" w:semiHidden="0" w:uiPriority="72" w:unhideWhenUsed="0"/>
-    <w:lsdException w:name="Colorful Grid Accent 1" w:semiHidden="0" w:uiPriority="73" w:unhideWhenUsed="0"/>
-    <w:lsdException w:name="Light Shading Accent 2" w:semiHidden="0" w:uiPriority="60" w:unhideWhenUsed="0"/>
-    <w:lsdException w:name="Light List Accent 2" w:semiHidden="0" w:uiPriority="61" w:unhideWhenUsed="0"/>
-    <w:lsdException w:name="Light Grid Accent 2" w:semiHidden="0" w:uiPriority="62" w:unhideWhenUsed="0"/>
-    <w:lsdException w:name="Medium Shading 1 Accent 2" w:semiHidden="0" w:uiPriority="63" w:unhideWhenUsed="0"/>
-    <w:lsdException w:name="Medium Shading 2 Accent 2" w:semiHidden="0" w:uiPriority="64" w:unhideWhenUsed="0"/>
-    <w:lsdException w:name="Medium List 1 Accent 2" w:semiHidden="0" w:uiPriority="65" w:unhideWhenUsed="0"/>
-    <w:lsdException w:name="Medium List 2 Accent 2" w:semiHidden="0" w:uiPriority="66" w:unhideWhenUsed="0"/>
-    <w:lsdException w:name="Medium Grid 1 Accent 2" w:semiHidden="0" w:uiPriority="67" w:unhideWhenUsed="0"/>
-    <w:lsdException w:name="Medium Grid 2 Accent 2" w:semiHidden="0" w:uiPriority="68" w:unhideWhenUsed="0"/>
-    <w:lsdException w:name="Medium Grid 3 Accent 2" w:semiHidden="0" w:uiPriority="69" w:unhideWhenUsed="0"/>
-    <w:lsdException w:name="Dark List Accent 2" w:semiHidden="0" w:uiPriority="70" w:unhideWhenUsed="0"/>
-    <w:lsdException w:name="Colorful Shading Accent 2" w:semiHidden="0" w:uiPriority="71" w:unhideWhenUsed="0"/>
-    <w:lsdException w:name="Colorful List Accent 2" w:semiHidden="0" w:uiPriority="72" w:unhideWhenUsed="0"/>
-    <w:lsdException w:name="Colorful Grid Accent 2" w:semiHidden="0" w:uiPriority="73" w:unhideWhenUsed="0"/>
-    <w:lsdException w:name="Light Shading Accent 3" w:semiHidden="0" w:uiPriority="60" w:unhideWhenUsed="0"/>
-    <w:lsdException w:name="Light List Accent 3" w:semiHidden="0" w:uiPriority="61" w:unhideWhenUsed="0"/>
-    <w:lsdException w:name="Light Grid Accent 3" w:semiHidden="0" w:uiPriority="62" w:unhideWhenUsed="0"/>
-    <w:lsdException w:name="Medium Shading 1 Accent 3" w:semiHidden="0" w:uiPriority="63" w:unhideWhenUsed="0"/>
-    <w:lsdException w:name="Medium Shading 2 Accent 3" w:semiHidden="0" w:uiPriority="64" w:unhideWhenUsed="0"/>
-    <w:lsdException w:name="Medium List 1 Accent 3" w:semiHidden="0" w:uiPriority="65" w:unhideWhenUsed="0"/>
-    <w:lsdException w:name="Medium List 2 Accent 3" w:semiHidden="0" w:uiPriority="66" w:unhideWhenUsed="0"/>
-    <w:lsdException w:name="Medium Grid 1 Accent 3" w:semiHidden="0" w:uiPriority="67" w:unhideWhenUsed="0"/>
-    <w:lsdException w:name="Medium Grid 2 Accent 3" w:semiHidden="0" w:uiPriority="68" w:unhideWhenUsed="0"/>
-    <w:lsdException w:name="Medium Grid 3 Accent 3" w:semiHidden="0" w:uiPriority="69" w:unhideWhenUsed="0"/>
-    <w:lsdException w:name="Dark List Accent 3" w:semiHidden="0" w:uiPriority="70" w:unhideWhenUsed="0"/>
-    <w:lsdException w:name="Colorful Shading Accent 3" w:semiHidden="0" w:uiPriority="71" w:unhideWhenUsed="0"/>
-    <w:lsdException w:name="Colorful List Accent 3" w:semiHidden="0" w:uiPriority="72" w:unhideWhenUsed="0"/>
-    <w:lsdException w:name="Colorful Grid Accent 3" w:semiHidden="0" w:uiPriority="73" w:unhideWhenUsed="0"/>
-    <w:lsdException w:name="Light Shading Accent 4" w:semiHidden="0" w:uiPriority="60" w:unhideWhenUsed="0"/>
-    <w:lsdException w:name="Light List Accent 4" w:semiHidden="0" w:uiPriority="61" w:unhideWhenUsed="0"/>
-    <w:lsdException w:name="Light Grid Accent 4" w:semiHidden="0" w:uiPriority="62" w:unhideWhenUsed="0"/>
-    <w:lsdException w:name="Medium Shading 1 Accent 4" w:semiHidden="0" w:uiPriority="63" w:unhideWhenUsed="0"/>
-    <w:lsdException w:name="Medium Shading 2 Accent 4" w:semiHidden="0" w:uiPriority="64" w:unhideWhenUsed="0"/>
-    <w:lsdException w:name="Medium List 1 Accent 4" w:semiHidden="0" w:uiPriority="65" w:unhideWhenUsed="0"/>
-    <w:lsdException w:name="Medium List 2 Accent 4" w:semiHidden="0" w:uiPriority="66" w:unhideWhenUsed="0"/>
-    <w:lsdException w:name="Medium Grid 1 Accent 4" w:semiHidden="0" w:uiPriority="67" w:unhideWhenUsed="0"/>
-    <w:lsdException w:name="Medium Grid 2 Accent 4" w:semiHidden="0" w:uiPriority="68" w:unhideWhenUsed="0"/>
-    <w:lsdException w:name="Medium Grid 3 Accent 4" w:semiHidden="0" w:uiPriority="69" w:unhideWhenUsed="0"/>
-    <w:lsdException w:name="Dark List Accent 4" w:semiHidden="0" w:uiPriority="70" w:unhideWhenUsed="0"/>
-    <w:lsdException w:name="Colorful Shading Accent 4" w:semiHidden="0" w:uiPriority="71" w:unhideWhenUsed="0"/>
-    <w:lsdException w:name="Colorful List Accent 4" w:semiHidden="0" w:uiPriority="72" w:unhideWhenUsed="0"/>
-    <w:lsdException w:name="Colorful Grid Accent 4" w:semiHidden="0" w:uiPriority="73" w:unhideWhenUsed="0"/>
-    <w:lsdException w:name="Light Shading Accent 5" w:semiHidden="0" w:uiPriority="60" w:unhideWhenUsed="0"/>
-    <w:lsdException w:name="Light List Accent 5" w:semiHidden="0" w:uiPriority="61" w:unhideWhenUsed="0"/>
-    <w:lsdException w:name="Light Grid Accent 5" w:semiHidden="0" w:uiPriority="62" w:unhideWhenUsed="0"/>
-    <w:lsdException w:name="Medium Shading 1 Accent 5" w:semiHidden="0" w:uiPriority="63" w:unhideWhenUsed="0"/>
-    <w:lsdException w:name="Medium Shading 2 Accent 5" w:semiHidden="0" w:uiPriority="64" w:unhideWhenUsed="0"/>
-    <w:lsdException w:name="Medium List 1 Accent 5" w:semiHidden="0" w:uiPriority="65" w:unhideWhenUsed="0"/>
-    <w:lsdException w:name="Medium List 2 Accent 5" w:semiHidden="0" w:uiPriority="66" w:unhideWhenUsed="0"/>
-    <w:lsdException w:name="Medium Grid 1 Accent 5" w:semiHidden="0" w:uiPriority="67" w:unhideWhenUsed="0"/>
-    <w:lsdException w:name="Medium Grid 2 Accent 5" w:semiHidden="0" w:uiPriority="68" w:unhideWhenUsed="0"/>
-    <w:lsdException w:name="Medium Grid 3 Accent 5" w:semiHidden="0" w:uiPriority="69" w:unhideWhenUsed="0"/>
-    <w:lsdException w:name="Dark List Accent 5" w:semiHidden="0" w:uiPriority="70" w:unhideWhenUsed="0"/>
-    <w:lsdException w:name="Colorful Shading Accent 5" w:semiHidden="0" w:uiPriority="71" w:unhideWhenUsed="0"/>
-    <w:lsdException w:name="Colorful List Accent 5" w:semiHidden="0" w:uiPriority="72" w:unhideWhenUsed="0"/>
-    <w:lsdException w:name="Colorful Grid Accent 5" w:semiHidden="0" w:uiPriority="73" w:unhideWhenUsed="0"/>
-    <w:lsdException w:name="Light Shading Accent 6" w:semiHidden="0" w:uiPriority="60" w:unhideWhenUsed="0"/>
-    <w:lsdException w:name="Light List Accent 6" w:semiHidden="0" w:uiPriority="61" w:unhideWhenUsed="0"/>
-    <w:lsdException w:name="Light Grid Accent 6" w:semiHidden="0" w:uiPriority="62" w:unhideWhenUsed="0"/>
-    <w:lsdException w:name="Medium Shading 1 Accent 6" w:semiHidden="0" w:uiPriority="63" w:unhideWhenUsed="0"/>
-    <w:lsdException w:name="Medium Shading 2 Accent 6" w:semiHidden="0" w:uiPriority="64" w:unhideWhenUsed="0"/>
-    <w:lsdException w:name="Medium List 1 Accent 6" w:semiHidden="0" w:uiPriority="65" w:unhideWhenUsed="0"/>
-    <w:lsdException w:name="Medium List 2 Accent 6" w:semiHidden="0" w:uiPriority="66" w:unhideWhenUsed="0"/>
-    <w:lsdException w:name="Medium Grid 1 Accent 6" w:semiHidden="0" w:uiPriority="67" w:unhideWhenUsed="0"/>
-    <w:lsdException w:name="Medium Grid 2 Accent 6" w:semiHidden="0" w:uiPriority="68" w:unhideWhenUsed="0"/>
-    <w:lsdException w:name="Medium Grid 3 Accent 6" w:semiHidden="0" w:uiPriority="69" w:unhideWhenUsed="0"/>
-    <w:lsdException w:name="Dark List Accent 6" w:semiHidden="0" w:uiPriority="70" w:unhideWhenUsed="0"/>
-    <w:lsdException w:name="Colorful Shading Accent 6" w:semiHidden="0" w:uiPriority="71" w:unhideWhenUsed="0"/>
-    <w:lsdException w:name="Colorful List Accent 6" w:semiHidden="0" w:uiPriority="72" w:unhideWhenUsed="0"/>
-    <w:lsdException w:name="Colorful Grid Accent 6" w:semiHidden="0" w:uiPriority="73" w:unhideWhenUsed="0"/>
+  <w:latentStyles w:count="260" w:defQFormat="0" w:defUnhideWhenUsed="1" w:defSemiHidden="1" w:defUIPriority="99" w:defLockedState="0">
+    <w:lsdException w:qFormat="1" w:unhideWhenUsed="0" w:uiPriority="0" w:semiHidden="0" w:name="Normal"/>
+    <w:lsdException w:qFormat="1" w:unhideWhenUsed="0" w:uiPriority="0" w:semiHidden="0" w:name="heading 1"/>
+    <w:lsdException w:qFormat="1" w:uiPriority="0" w:semiHidden="0" w:name="heading 2"/>
+    <w:lsdException w:qFormat="1" w:uiPriority="0" w:name="heading 3"/>
+    <w:lsdException w:qFormat="1" w:uiPriority="0" w:semiHidden="0" w:name="heading 4"/>
+    <w:lsdException w:qFormat="1" w:uiPriority="0" w:name="heading 5"/>
+    <w:lsdException w:qFormat="1" w:uiPriority="0" w:name="heading 6"/>
+    <w:lsdException w:qFormat="1" w:uiPriority="0" w:name="heading 7"/>
+    <w:lsdException w:qFormat="1" w:uiPriority="0" w:name="heading 8"/>
+    <w:lsdException w:qFormat="1" w:uiPriority="0" w:name="heading 9"/>
+    <w:lsdException w:unhideWhenUsed="0" w:uiPriority="0" w:semiHidden="0" w:name="index 1"/>
+    <w:lsdException w:unhideWhenUsed="0" w:uiPriority="0" w:semiHidden="0" w:name="index 2"/>
+    <w:lsdException w:unhideWhenUsed="0" w:uiPriority="0" w:semiHidden="0" w:name="index 3"/>
+    <w:lsdException w:unhideWhenUsed="0" w:uiPriority="0" w:semiHidden="0" w:name="index 4"/>
+    <w:lsdException w:unhideWhenUsed="0" w:uiPriority="0" w:semiHidden="0" w:name="index 5"/>
+    <w:lsdException w:unhideWhenUsed="0" w:uiPriority="0" w:semiHidden="0" w:name="index 6"/>
+    <w:lsdException w:unhideWhenUsed="0" w:uiPriority="0" w:semiHidden="0" w:name="index 7"/>
+    <w:lsdException w:unhideWhenUsed="0" w:uiPriority="0" w:semiHidden="0" w:name="index 8"/>
+    <w:lsdException w:unhideWhenUsed="0" w:uiPriority="0" w:semiHidden="0" w:name="index 9"/>
+    <w:lsdException w:qFormat="1" w:unhideWhenUsed="0" w:uiPriority="0" w:semiHidden="0" w:name="toc 1"/>
+    <w:lsdException w:qFormat="1" w:unhideWhenUsed="0" w:uiPriority="0" w:semiHidden="0" w:name="toc 2"/>
+    <w:lsdException w:qFormat="1" w:unhideWhenUsed="0" w:uiPriority="0" w:semiHidden="0" w:name="toc 3"/>
+    <w:lsdException w:unhideWhenUsed="0" w:uiPriority="0" w:semiHidden="0" w:name="toc 4"/>
+    <w:lsdException w:unhideWhenUsed="0" w:uiPriority="0" w:semiHidden="0" w:name="toc 5"/>
+    <w:lsdException w:unhideWhenUsed="0" w:uiPriority="0" w:semiHidden="0" w:name="toc 6"/>
+    <w:lsdException w:unhideWhenUsed="0" w:uiPriority="0" w:semiHidden="0" w:name="toc 7"/>
+    <w:lsdException w:unhideWhenUsed="0" w:uiPriority="0" w:semiHidden="0" w:name="toc 8"/>
+    <w:lsdException w:unhideWhenUsed="0" w:uiPriority="0" w:semiHidden="0" w:name="toc 9"/>
+    <w:lsdException w:unhideWhenUsed="0" w:uiPriority="0" w:semiHidden="0" w:name="Normal Indent"/>
+    <w:lsdException w:unhideWhenUsed="0" w:uiPriority="0" w:semiHidden="0" w:name="footnote text"/>
+    <w:lsdException w:qFormat="1" w:unhideWhenUsed="0" w:uiPriority="0" w:semiHidden="0" w:name="annotation text"/>
+    <w:lsdException w:qFormat="1" w:unhideWhenUsed="0" w:uiPriority="0" w:semiHidden="0" w:name="header"/>
+    <w:lsdException w:qFormat="1" w:unhideWhenUsed="0" w:uiPriority="0" w:semiHidden="0" w:name="footer"/>
+    <w:lsdException w:unhideWhenUsed="0" w:uiPriority="0" w:semiHidden="0" w:name="index heading"/>
+    <w:lsdException w:qFormat="1" w:uiPriority="0" w:name="caption"/>
+    <w:lsdException w:unhideWhenUsed="0" w:uiPriority="0" w:semiHidden="0" w:name="table of figures"/>
+    <w:lsdException w:unhideWhenUsed="0" w:uiPriority="0" w:semiHidden="0" w:name="envelope address"/>
+    <w:lsdException w:unhideWhenUsed="0" w:uiPriority="0" w:semiHidden="0" w:name="envelope return"/>
+    <w:lsdException w:unhideWhenUsed="0" w:uiPriority="0" w:semiHidden="0" w:name="footnote reference"/>
+    <w:lsdException w:unhideWhenUsed="0" w:uiPriority="0" w:semiHidden="0" w:name="annotation reference"/>
+    <w:lsdException w:unhideWhenUsed="0" w:uiPriority="0" w:semiHidden="0" w:name="line number"/>
+    <w:lsdException w:unhideWhenUsed="0" w:uiPriority="0" w:semiHidden="0" w:name="page number"/>
+    <w:lsdException w:unhideWhenUsed="0" w:uiPriority="0" w:semiHidden="0" w:name="endnote reference"/>
+    <w:lsdException w:unhideWhenUsed="0" w:uiPriority="0" w:semiHidden="0" w:name="endnote text"/>
+    <w:lsdException w:unhideWhenUsed="0" w:uiPriority="0" w:semiHidden="0" w:name="table of authorities"/>
+    <w:lsdException w:unhideWhenUsed="0" w:uiPriority="0" w:semiHidden="0" w:name="macro"/>
+    <w:lsdException w:unhideWhenUsed="0" w:uiPriority="0" w:semiHidden="0" w:name="toa heading"/>
+    <w:lsdException w:unhideWhenUsed="0" w:uiPriority="0" w:semiHidden="0" w:name="List"/>
+    <w:lsdException w:unhideWhenUsed="0" w:uiPriority="0" w:semiHidden="0" w:name="List Bullet"/>
+    <w:lsdException w:unhideWhenUsed="0" w:uiPriority="0" w:semiHidden="0" w:name="List Number"/>
+    <w:lsdException w:unhideWhenUsed="0" w:uiPriority="0" w:semiHidden="0" w:name="List 2"/>
+    <w:lsdException w:unhideWhenUsed="0" w:uiPriority="0" w:semiHidden="0" w:name="List 3"/>
+    <w:lsdException w:unhideWhenUsed="0" w:uiPriority="0" w:semiHidden="0" w:name="List 4"/>
+    <w:lsdException w:unhideWhenUsed="0" w:uiPriority="0" w:semiHidden="0" w:name="List 5"/>
+    <w:lsdException w:unhideWhenUsed="0" w:uiPriority="0" w:semiHidden="0" w:name="List Bullet 2"/>
+    <w:lsdException w:unhideWhenUsed="0" w:uiPriority="0" w:semiHidden="0" w:name="List Bullet 3"/>
+    <w:lsdException w:unhideWhenUsed="0" w:uiPriority="0" w:semiHidden="0" w:name="List Bullet 4"/>
+    <w:lsdException w:unhideWhenUsed="0" w:uiPriority="0" w:semiHidden="0" w:name="List Bullet 5"/>
+    <w:lsdException w:unhideWhenUsed="0" w:uiPriority="0" w:semiHidden="0" w:name="List Number 2"/>
+    <w:lsdException w:unhideWhenUsed="0" w:uiPriority="0" w:semiHidden="0" w:name="List Number 3"/>
+    <w:lsdException w:unhideWhenUsed="0" w:uiPriority="0" w:semiHidden="0" w:name="List Number 4"/>
+    <w:lsdException w:unhideWhenUsed="0" w:uiPriority="0" w:semiHidden="0" w:name="List Number 5"/>
+    <w:lsdException w:qFormat="1" w:unhideWhenUsed="0" w:uiPriority="0" w:semiHidden="0" w:name="Title"/>
+    <w:lsdException w:unhideWhenUsed="0" w:uiPriority="0" w:semiHidden="0" w:name="Closing"/>
+    <w:lsdException w:unhideWhenUsed="0" w:uiPriority="0" w:semiHidden="0" w:name="Signature"/>
+    <w:lsdException w:qFormat="1" w:unhideWhenUsed="0" w:uiPriority="0" w:name="Default Paragraph Font"/>
+    <w:lsdException w:qFormat="1" w:unhideWhenUsed="0" w:uiPriority="0" w:name="Body Text"/>
+    <w:lsdException w:unhideWhenUsed="0" w:uiPriority="0" w:semiHidden="0" w:name="Body Text Indent"/>
+    <w:lsdException w:unhideWhenUsed="0" w:uiPriority="0" w:semiHidden="0" w:name="List Continue"/>
+    <w:lsdException w:unhideWhenUsed="0" w:uiPriority="0" w:semiHidden="0" w:name="List Continue 2"/>
+    <w:lsdException w:unhideWhenUsed="0" w:uiPriority="0" w:semiHidden="0" w:name="List Continue 3"/>
+    <w:lsdException w:unhideWhenUsed="0" w:uiPriority="0" w:semiHidden="0" w:name="List Continue 4"/>
+    <w:lsdException w:unhideWhenUsed="0" w:uiPriority="0" w:semiHidden="0" w:name="List Continue 5"/>
+    <w:lsdException w:unhideWhenUsed="0" w:uiPriority="0" w:semiHidden="0" w:name="Message Header"/>
+    <w:lsdException w:qFormat="1" w:unhideWhenUsed="0" w:uiPriority="0" w:semiHidden="0" w:name="Subtitle"/>
+    <w:lsdException w:unhideWhenUsed="0" w:uiPriority="0" w:semiHidden="0" w:name="Salutation"/>
+    <w:lsdException w:unhideWhenUsed="0" w:uiPriority="0" w:semiHidden="0" w:name="Date"/>
+    <w:lsdException w:unhideWhenUsed="0" w:uiPriority="0" w:semiHidden="0" w:name="Body Text First Indent"/>
+    <w:lsdException w:unhideWhenUsed="0" w:uiPriority="0" w:semiHidden="0" w:name="Body Text First Indent 2"/>
+    <w:lsdException w:uiPriority="99" w:name="Note Heading"/>
+    <w:lsdException w:unhideWhenUsed="0" w:uiPriority="0" w:semiHidden="0" w:name="Body Text 2"/>
+    <w:lsdException w:unhideWhenUsed="0" w:uiPriority="0" w:semiHidden="0" w:name="Body Text 3"/>
+    <w:lsdException w:unhideWhenUsed="0" w:uiPriority="0" w:semiHidden="0" w:name="Body Text Indent 2"/>
+    <w:lsdException w:unhideWhenUsed="0" w:uiPriority="0" w:semiHidden="0" w:name="Body Text Indent 3"/>
+    <w:lsdException w:unhideWhenUsed="0" w:uiPriority="0" w:semiHidden="0" w:name="Block Text"/>
+    <w:lsdException w:unhideWhenUsed="0" w:uiPriority="0" w:semiHidden="0" w:name="Hyperlink"/>
+    <w:lsdException w:unhideWhenUsed="0" w:uiPriority="0" w:semiHidden="0" w:name="FollowedHyperlink"/>
+    <w:lsdException w:qFormat="1" w:unhideWhenUsed="0" w:uiPriority="0" w:semiHidden="0" w:name="Strong"/>
+    <w:lsdException w:qFormat="1" w:unhideWhenUsed="0" w:uiPriority="0" w:semiHidden="0" w:name="Emphasis"/>
+    <w:lsdException w:unhideWhenUsed="0" w:uiPriority="0" w:semiHidden="0" w:name="Document Map"/>
+    <w:lsdException w:unhideWhenUsed="0" w:uiPriority="0" w:semiHidden="0" w:name="Plain Text"/>
+    <w:lsdException w:unhideWhenUsed="0" w:uiPriority="0" w:semiHidden="0" w:name="E-mail Signature"/>
+    <w:lsdException w:qFormat="1" w:unhideWhenUsed="0" w:uiPriority="0" w:semiHidden="0" w:name="Normal (Web)"/>
+    <w:lsdException w:unhideWhenUsed="0" w:uiPriority="0" w:semiHidden="0" w:name="HTML Acronym"/>
+    <w:lsdException w:unhideWhenUsed="0" w:uiPriority="0" w:semiHidden="0" w:name="HTML Address"/>
+    <w:lsdException w:unhideWhenUsed="0" w:uiPriority="0" w:semiHidden="0" w:name="HTML Cite"/>
+    <w:lsdException w:unhideWhenUsed="0" w:uiPriority="0" w:semiHidden="0" w:name="HTML Code"/>
+    <w:lsdException w:unhideWhenUsed="0" w:uiPriority="0" w:semiHidden="0" w:name="HTML Definition"/>
+    <w:lsdException w:unhideWhenUsed="0" w:uiPriority="0" w:semiHidden="0" w:name="HTML Keyboard"/>
+    <w:lsdException w:unhideWhenUsed="0" w:uiPriority="0" w:semiHidden="0" w:name="HTML Preformatted"/>
+    <w:lsdException w:unhideWhenUsed="0" w:uiPriority="0" w:semiHidden="0" w:name="HTML Sample"/>
+    <w:lsdException w:unhideWhenUsed="0" w:uiPriority="0" w:semiHidden="0" w:name="HTML Typewriter"/>
+    <w:lsdException w:unhideWhenUsed="0" w:uiPriority="0" w:semiHidden="0" w:name="HTML Variable"/>
+    <w:lsdException w:qFormat="1" w:unhideWhenUsed="0" w:uiPriority="0" w:name="Normal Table"/>
+    <w:lsdException w:unhideWhenUsed="0" w:uiPriority="0" w:semiHidden="0" w:name="annotation subject"/>
+    <w:lsdException w:unhideWhenUsed="0" w:uiPriority="0" w:semiHidden="0" w:name="Table Simple 1"/>
+    <w:lsdException w:unhideWhenUsed="0" w:uiPriority="0" w:semiHidden="0" w:name="Table Simple 2"/>
+    <w:lsdException w:unhideWhenUsed="0" w:uiPriority="0" w:semiHidden="0" w:name="Table Simple 3"/>
+    <w:lsdException w:unhideWhenUsed="0" w:uiPriority="0" w:semiHidden="0" w:name="Table Classic 1"/>
+    <w:lsdException w:unhideWhenUsed="0" w:uiPriority="0" w:semiHidden="0" w:name="Table Classic 2"/>
+    <w:lsdException w:unhideWhenUsed="0" w:uiPriority="0" w:semiHidden="0" w:name="Table Classic 3"/>
+    <w:lsdException w:unhideWhenUsed="0" w:uiPriority="0" w:semiHidden="0" w:name="Table Classic 4"/>
+    <w:lsdException w:unhideWhenUsed="0" w:uiPriority="0" w:semiHidden="0" w:name="Table Colorful 1"/>
+    <w:lsdException w:unhideWhenUsed="0" w:uiPriority="0" w:semiHidden="0" w:name="Table Colorful 2"/>
+    <w:lsdException w:unhideWhenUsed="0" w:uiPriority="0" w:semiHidden="0" w:name="Table Colorful 3"/>
+    <w:lsdException w:unhideWhenUsed="0" w:uiPriority="0" w:semiHidden="0" w:name="Table Columns 1"/>
+    <w:lsdException w:unhideWhenUsed="0" w:uiPriority="0" w:semiHidden="0" w:name="Table Columns 2"/>
+    <w:lsdException w:unhideWhenUsed="0" w:uiPriority="0" w:semiHidden="0" w:name="Table Columns 3"/>
+    <w:lsdException w:unhideWhenUsed="0" w:uiPriority="0" w:semiHidden="0" w:name="Table Columns 4"/>
+    <w:lsdException w:unhideWhenUsed="0" w:uiPriority="0" w:semiHidden="0" w:name="Table Columns 5"/>
+    <w:lsdException w:unhideWhenUsed="0" w:uiPriority="0" w:semiHidden="0" w:name="Table Grid 1"/>
+    <w:lsdException w:unhideWhenUsed="0" w:uiPriority="0" w:semiHidden="0" w:name="Table Grid 2"/>
+    <w:lsdException w:unhideWhenUsed="0" w:uiPriority="0" w:semiHidden="0" w:name="Table Grid 3"/>
+    <w:lsdException w:unhideWhenUsed="0" w:uiPriority="0" w:semiHidden="0" w:name="Table Grid 4"/>
+    <w:lsdException w:unhideWhenUsed="0" w:uiPriority="0" w:semiHidden="0" w:name="Table Grid 5"/>
+    <w:lsdException w:unhideWhenUsed="0" w:uiPriority="0" w:semiHidden="0" w:name="Table Grid 6"/>
+    <w:lsdException w:unhideWhenUsed="0" w:uiPriority="0" w:semiHidden="0" w:name="Table Grid 7"/>
+    <w:lsdException w:unhideWhenUsed="0" w:uiPriority="0" w:semiHidden="0" w:name="Table Grid 8"/>
+    <w:lsdException w:unhideWhenUsed="0" w:uiPriority="0" w:semiHidden="0" w:name="Table List 1"/>
+    <w:lsdException w:unhideWhenUsed="0" w:uiPriority="0" w:semiHidden="0" w:name="Table List 2"/>
+    <w:lsdException w:unhideWhenUsed="0" w:uiPriority="0" w:semiHidden="0" w:name="Table List 3"/>
+    <w:lsdException w:unhideWhenUsed="0" w:uiPriority="0" w:semiHidden="0" w:name="Table List 4"/>
+    <w:lsdException w:unhideWhenUsed="0" w:uiPriority="0" w:semiHidden="0" w:name="Table List 5"/>
+    <w:lsdException w:unhideWhenUsed="0" w:uiPriority="0" w:semiHidden="0" w:name="Table List 6"/>
+    <w:lsdException w:unhideWhenUsed="0" w:uiPriority="0" w:semiHidden="0" w:name="Table List 7"/>
+    <w:lsdException w:unhideWhenUsed="0" w:uiPriority="0" w:semiHidden="0" w:name="Table List 8"/>
+    <w:lsdException w:unhideWhenUsed="0" w:uiPriority="0" w:semiHidden="0" w:name="Table 3D effects 1"/>
+    <w:lsdException w:unhideWhenUsed="0" w:uiPriority="0" w:semiHidden="0" w:name="Table 3D effects 2"/>
+    <w:lsdException w:unhideWhenUsed="0" w:uiPriority="0" w:semiHidden="0" w:name="Table 3D effects 3"/>
+    <w:lsdException w:unhideWhenUsed="0" w:uiPriority="0" w:semiHidden="0" w:name="Table Contemporary"/>
+    <w:lsdException w:unhideWhenUsed="0" w:uiPriority="0" w:semiHidden="0" w:name="Table Elegant"/>
+    <w:lsdException w:unhideWhenUsed="0" w:uiPriority="0" w:semiHidden="0" w:name="Table Professional"/>
+    <w:lsdException w:unhideWhenUsed="0" w:uiPriority="0" w:semiHidden="0" w:name="Table Subtle 1"/>
+    <w:lsdException w:unhideWhenUsed="0" w:uiPriority="0" w:semiHidden="0" w:name="Table Subtle 2"/>
+    <w:lsdException w:unhideWhenUsed="0" w:uiPriority="0" w:semiHidden="0" w:name="Table Web 1"/>
+    <w:lsdException w:unhideWhenUsed="0" w:uiPriority="0" w:semiHidden="0" w:name="Table Web 2"/>
+    <w:lsdException w:unhideWhenUsed="0" w:uiPriority="0" w:semiHidden="0" w:name="Table Web 3"/>
+    <w:lsdException w:unhideWhenUsed="0" w:uiPriority="0" w:semiHidden="0" w:name="Balloon Text"/>
+    <w:lsdException w:qFormat="1" w:unhideWhenUsed="0" w:uiPriority="0" w:semiHidden="0" w:name="Table Grid"/>
+    <w:lsdException w:unhideWhenUsed="0" w:uiPriority="0" w:semiHidden="0" w:name="Table Theme"/>
+    <w:lsdException w:unhideWhenUsed="0" w:uiPriority="60" w:semiHidden="0" w:name="Light Shading"/>
+    <w:lsdException w:unhideWhenUsed="0" w:uiPriority="61" w:semiHidden="0" w:name="Light List"/>
+    <w:lsdException w:unhideWhenUsed="0" w:uiPriority="62" w:semiHidden="0" w:name="Light Grid"/>
+    <w:lsdException w:unhideWhenUsed="0" w:uiPriority="63" w:semiHidden="0" w:name="Medium Shading 1"/>
+    <w:lsdException w:unhideWhenUsed="0" w:uiPriority="64" w:semiHidden="0" w:name="Medium Shading 2"/>
+    <w:lsdException w:unhideWhenUsed="0" w:uiPriority="65" w:semiHidden="0" w:name="Medium List 1"/>
+    <w:lsdException w:unhideWhenUsed="0" w:uiPriority="66" w:semiHidden="0" w:name="Medium List 2"/>
+    <w:lsdException w:unhideWhenUsed="0" w:uiPriority="67" w:semiHidden="0" w:name="Medium Grid 1"/>
+    <w:lsdException w:unhideWhenUsed="0" w:uiPriority="68" w:semiHidden="0" w:name="Medium Grid 2"/>
+    <w:lsdException w:unhideWhenUsed="0" w:uiPriority="69" w:semiHidden="0" w:name="Medium Grid 3"/>
+    <w:lsdException w:unhideWhenUsed="0" w:uiPriority="70" w:semiHidden="0" w:name="Dark List"/>
+    <w:lsdException w:unhideWhenUsed="0" w:uiPriority="71" w:semiHidden="0" w:name="Colorful Shading"/>
+    <w:lsdException w:unhideWhenUsed="0" w:uiPriority="72" w:semiHidden="0" w:name="Colorful List"/>
+    <w:lsdException w:unhideWhenUsed="0" w:uiPriority="73" w:semiHidden="0" w:name="Colorful Grid"/>
+    <w:lsdException w:unhideWhenUsed="0" w:uiPriority="60" w:semiHidden="0" w:name="Light Shading Accent 1"/>
+    <w:lsdException w:unhideWhenUsed="0" w:uiPriority="61" w:semiHidden="0" w:name="Light List Accent 1"/>
+    <w:lsdException w:unhideWhenUsed="0" w:uiPriority="62" w:semiHidden="0" w:name="Light Grid Accent 1"/>
+    <w:lsdException w:unhideWhenUsed="0" w:uiPriority="63" w:semiHidden="0" w:name="Medium Shading 1 Accent 1"/>
+    <w:lsdException w:unhideWhenUsed="0" w:uiPriority="64" w:semiHidden="0" w:name="Medium Shading 2 Accent 1"/>
+    <w:lsdException w:unhideWhenUsed="0" w:uiPriority="65" w:semiHidden="0" w:name="Medium List 1 Accent 1"/>
+    <w:lsdException w:unhideWhenUsed="0" w:uiPriority="66" w:semiHidden="0" w:name="Medium List 2 Accent 1"/>
+    <w:lsdException w:unhideWhenUsed="0" w:uiPriority="67" w:semiHidden="0" w:name="Medium Grid 1 Accent 1"/>
+    <w:lsdException w:unhideWhenUsed="0" w:uiPriority="68" w:semiHidden="0" w:name="Medium Grid 2 Accent 1"/>
+    <w:lsdException w:unhideWhenUsed="0" w:uiPriority="69" w:semiHidden="0" w:name="Medium Grid 3 Accent 1"/>
+    <w:lsdException w:unhideWhenUsed="0" w:uiPriority="70" w:semiHidden="0" w:name="Dark List Accent 1"/>
+    <w:lsdException w:unhideWhenUsed="0" w:uiPriority="71" w:semiHidden="0" w:name="Colorful Shading Accent 1"/>
+    <w:lsdException w:unhideWhenUsed="0" w:uiPriority="72" w:semiHidden="0" w:name="Colorful List Accent 1"/>
+    <w:lsdException w:unhideWhenUsed="0" w:uiPriority="73" w:semiHidden="0" w:name="Colorful Grid Accent 1"/>
+    <w:lsdException w:unhideWhenUsed="0" w:uiPriority="60" w:semiHidden="0" w:name="Light Shading Accent 2"/>
+    <w:lsdException w:unhideWhenUsed="0" w:uiPriority="61" w:semiHidden="0" w:name="Light List Accent 2"/>
+    <w:lsdException w:unhideWhenUsed="0" w:uiPriority="62" w:semiHidden="0" w:name="Light Grid Accent 2"/>
+    <w:lsdException w:unhideWhenUsed="0" w:uiPriority="63" w:semiHidden="0" w:name="Medium Shading 1 Accent 2"/>
+    <w:lsdException w:unhideWhenUsed="0" w:uiPriority="64" w:semiHidden="0" w:name="Medium Shading 2 Accent 2"/>
+    <w:lsdException w:unhideWhenUsed="0" w:uiPriority="65" w:semiHidden="0" w:name="Medium List 1 Accent 2"/>
+    <w:lsdException w:unhideWhenUsed="0" w:uiPriority="66" w:semiHidden="0" w:name="Medium List 2 Accent 2"/>
+    <w:lsdException w:unhideWhenUsed="0" w:uiPriority="67" w:semiHidden="0" w:name="Medium Grid 1 Accent 2"/>
+    <w:lsdException w:unhideWhenUsed="0" w:uiPriority="68" w:semiHidden="0" w:name="Medium Grid 2 Accent 2"/>
+    <w:lsdException w:unhideWhenUsed="0" w:uiPriority="69" w:semiHidden="0" w:name="Medium Grid 3 Accent 2"/>
+    <w:lsdException w:unhideWhenUsed="0" w:uiPriority="70" w:semiHidden="0" w:name="Dark List Accent 2"/>
+    <w:lsdException w:unhideWhenUsed="0" w:uiPriority="71" w:semiHidden="0" w:name="Colorful Shading Accent 2"/>
+    <w:lsdException w:unhideWhenUsed="0" w:uiPriority="72" w:semiHidden="0" w:name="Colorful List Accent 2"/>
+    <w:lsdException w:unhideWhenUsed="0" w:uiPriority="73" w:semiHidden="0" w:name="Colorful Grid Accent 2"/>
+    <w:lsdException w:unhideWhenUsed="0" w:uiPriority="60" w:semiHidden="0" w:name="Light Shading Accent 3"/>
+    <w:lsdException w:unhideWhenUsed="0" w:uiPriority="61" w:semiHidden="0" w:name="Light List Accent 3"/>
+    <w:lsdException w:unhideWhenUsed="0" w:uiPriority="62" w:semiHidden="0" w:name="Light Grid Accent 3"/>
+    <w:lsdException w:unhideWhenUsed="0" w:uiPriority="63" w:semiHidden="0" w:name="Medium Shading 1 Accent 3"/>
+    <w:lsdException w:unhideWhenUsed="0" w:uiPriority="64" w:semiHidden="0" w:name="Medium Shading 2 Accent 3"/>
+    <w:lsdException w:unhideWhenUsed="0" w:uiPriority="65" w:semiHidden="0" w:name="Medium List 1 Accent 3"/>
+    <w:lsdException w:unhideWhenUsed="0" w:uiPriority="66" w:semiHidden="0" w:name="Medium List 2 Accent 3"/>
+    <w:lsdException w:unhideWhenUsed="0" w:uiPriority="67" w:semiHidden="0" w:name="Medium Grid 1 Accent 3"/>
+    <w:lsdException w:unhideWhenUsed="0" w:uiPriority="68" w:semiHidden="0" w:name="Medium Grid 2 Accent 3"/>
+    <w:lsdException w:unhideWhenUsed="0" w:uiPriority="69" w:semiHidden="0" w:name="Medium Grid 3 Accent 3"/>
+    <w:lsdException w:unhideWhenUsed="0" w:uiPriority="70" w:semiHidden="0" w:name="Dark List Accent 3"/>
+    <w:lsdException w:unhideWhenUsed="0" w:uiPriority="71" w:semiHidden="0" w:name="Colorful Shading Accent 3"/>
+    <w:lsdException w:unhideWhenUsed="0" w:uiPriority="72" w:semiHidden="0" w:name="Colorful List Accent 3"/>
+    <w:lsdException w:unhideWhenUsed="0" w:uiPriority="73" w:semiHidden="0" w:name="Colorful Grid Accent 3"/>
+    <w:lsdException w:unhideWhenUsed="0" w:uiPriority="60" w:semiHidden="0" w:name="Light Shading Accent 4"/>
+    <w:lsdException w:unhideWhenUsed="0" w:uiPriority="61" w:semiHidden="0" w:name="Light List Accent 4"/>
+    <w:lsdException w:unhideWhenUsed="0" w:uiPriority="62" w:semiHidden="0" w:name="Light Grid Accent 4"/>
+    <w:lsdException w:unhideWhenUsed="0" w:uiPriority="63" w:semiHidden="0" w:name="Medium Shading 1 Accent 4"/>
+    <w:lsdException w:unhideWhenUsed="0" w:uiPriority="64" w:semiHidden="0" w:name="Medium Shading 2 Accent 4"/>
+    <w:lsdException w:unhideWhenUsed="0" w:uiPriority="65" w:semiHidden="0" w:name="Medium List 1 Accent 4"/>
+    <w:lsdException w:unhideWhenUsed="0" w:uiPriority="66" w:semiHidden="0" w:name="Medium List 2 Accent 4"/>
+    <w:lsdException w:unhideWhenUsed="0" w:uiPriority="67" w:semiHidden="0" w:name="Medium Grid 1 Accent 4"/>
+    <w:lsdException w:unhideWhenUsed="0" w:uiPriority="68" w:semiHidden="0" w:name="Medium Grid 2 Accent 4"/>
+    <w:lsdException w:unhideWhenUsed="0" w:uiPriority="69" w:semiHidden="0" w:name="Medium Grid 3 Accent 4"/>
+    <w:lsdException w:unhideWhenUsed="0" w:uiPriority="70" w:semiHidden="0" w:name="Dark List Accent 4"/>
+    <w:lsdException w:unhideWhenUsed="0" w:uiPriority="71" w:semiHidden="0" w:name="Colorful Shading Accent 4"/>
+    <w:lsdException w:unhideWhenUsed="0" w:uiPriority="72" w:semiHidden="0" w:name="Colorful List Accent 4"/>
+    <w:lsdException w:unhideWhenUsed="0" w:uiPriority="73" w:semiHidden="0" w:name="Colorful Grid Accent 4"/>
+    <w:lsdException w:unhideWhenUsed="0" w:uiPriority="60" w:semiHidden="0" w:name="Light Shading Accent 5"/>
+    <w:lsdException w:unhideWhenUsed="0" w:uiPriority="61" w:semiHidden="0" w:name="Light List Accent 5"/>
+    <w:lsdException w:unhideWhenUsed="0" w:uiPriority="62" w:semiHidden="0" w:name="Light Grid Accent 5"/>
+    <w:lsdException w:unhideWhenUsed="0" w:uiPriority="63" w:semiHidden="0" w:name="Medium Shading 1 Accent 5"/>
+    <w:lsdException w:unhideWhenUsed="0" w:uiPriority="64" w:semiHidden="0" w:name="Medium Shading 2 Accent 5"/>
+    <w:lsdException w:unhideWhenUsed="0" w:uiPriority="65" w:semiHidden="0" w:name="Medium List 1 Accent 5"/>
+    <w:lsdException w:unhideWhenUsed="0" w:uiPriority="66" w:semiHidden="0" w:name="Medium List 2 Accent 5"/>
+    <w:lsdException w:unhideWhenUsed="0" w:uiPriority="67" w:semiHidden="0" w:name="Medium Grid 1 Accent 5"/>
+    <w:lsdException w:unhideWhenUsed="0" w:uiPriority="68" w:semiHidden="0" w:name="Medium Grid 2 Accent 5"/>
+    <w:lsdException w:unhideWhenUsed="0" w:uiPriority="69" w:semiHidden="0" w:name="Medium Grid 3 Accent 5"/>
+    <w:lsdException w:unhideWhenUsed="0" w:uiPriority="70" w:semiHidden="0" w:name="Dark List Accent 5"/>
+    <w:lsdException w:unhideWhenUsed="0" w:uiPriority="71" w:semiHidden="0" w:name="Colorful Shading Accent 5"/>
+    <w:lsdException w:unhideWhenUsed="0" w:uiPriority="72" w:semiHidden="0" w:name="Colorful List Accent 5"/>
+    <w:lsdException w:unhideWhenUsed="0" w:uiPriority="73" w:semiHidden="0" w:name="Colorful Grid Accent 5"/>
+    <w:lsdException w:unhideWhenUsed="0" w:uiPriority="60" w:semiHidden="0" w:name="Light Shading Accent 6"/>
+    <w:lsdException w:unhideWhenUsed="0" w:uiPriority="61" w:semiHidden="0" w:name="Light List Accent 6"/>
+    <w:lsdException w:unhideWhenUsed="0" w:uiPriority="62" w:semiHidden="0" w:name="Light Grid Accent 6"/>
+    <w:lsdException w:unhideWhenUsed="0" w:uiPriority="63" w:semiHidden="0" w:name="Medium Shading 1 Accent 6"/>
+    <w:lsdException w:unhideWhenUsed="0" w:uiPriority="64" w:semiHidden="0" w:name="Medium Shading 2 Accent 6"/>
+    <w:lsdException w:unhideWhenUsed="0" w:uiPriority="65" w:semiHidden="0" w:name="Medium List 1 Accent 6"/>
+    <w:lsdException w:unhideWhenUsed="0" w:uiPriority="66" w:semiHidden="0" w:name="Medium List 2 Accent 6"/>
+    <w:lsdException w:unhideWhenUsed="0" w:uiPriority="67" w:semiHidden="0" w:name="Medium Grid 1 Accent 6"/>
+    <w:lsdException w:unhideWhenUsed="0" w:uiPriority="68" w:semiHidden="0" w:name="Medium Grid 2 Accent 6"/>
+    <w:lsdException w:unhideWhenUsed="0" w:uiPriority="69" w:semiHidden="0" w:name="Medium Grid 3 Accent 6"/>
+    <w:lsdException w:unhideWhenUsed="0" w:uiPriority="70" w:semiHidden="0" w:name="Dark List Accent 6"/>
+    <w:lsdException w:unhideWhenUsed="0" w:uiPriority="71" w:semiHidden="0" w:name="Colorful Shading Accent 6"/>
+    <w:lsdException w:unhideWhenUsed="0" w:uiPriority="72" w:semiHidden="0" w:name="Colorful List Accent 6"/>
+    <w:lsdException w:unhideWhenUsed="0" w:uiPriority="73" w:semiHidden="0" w:name="Colorful Grid Accent 6"/>
   </w:latentStyles>
-  <w:style w:type="paragraph" w:default="1" w:styleId="Normal">
+  <w:style w:type="paragraph" w:default="1" w:styleId="1">
     <w:name w:val="Normal"/>
-    <w:semiHidden/>
     <w:qFormat/>
+    <w:uiPriority w:val="0"/>
     <w:pPr>
       <w:kinsoku w:val="0"/>
       <w:autoSpaceDE w:val="0"/>
       <w:autoSpaceDN w:val="0"/>
       <w:adjustRightInd w:val="0"/>
       <w:snapToGrid w:val="0"/>
-      <w:spacing w:line="240" w:lineRule="auto"/>
+      <w:spacing w:line="360" w:lineRule="auto"/>
       <w:jc w:val="left"/>
       <w:textAlignment w:val="baseline"/>
     </w:pPr>
     <w:rPr>
-      <w:rFonts w:ascii="Arial" w:eastAsia="Arial" w:hAnsi="Arial" w:cs="Arial"/>
+      <w:rFonts w:ascii="Arial" w:hAnsi="Arial" w:eastAsia="宋体" w:cs="Arial"/>
       <w:snapToGrid w:val="0"/>
       <w:color w:val="000000"/>
       <w:kern w:val="0"/>
@@ -3648,11 +3536,12 @@
       <w:lang w:val="en-US" w:eastAsia="en-US" w:bidi="ar-SA"/>
     </w:rPr>
   </w:style>
-  <w:style w:type="paragraph" w:styleId="Heading1">
+  <w:style w:type="paragraph" w:styleId="2">
     <w:name w:val="heading 1"/>
-    <w:basedOn w:val="Normal"/>
-    <w:next w:val="Normal"/>
+    <w:basedOn w:val="1"/>
+    <w:next w:val="1"/>
     <w:qFormat/>
+    <w:uiPriority w:val="0"/>
     <w:pPr>
       <w:keepNext/>
       <w:keepLines/>
@@ -3670,12 +3559,13 @@
       <w:sz w:val="44"/>
     </w:rPr>
   </w:style>
-  <w:style w:type="paragraph" w:styleId="Heading2">
+  <w:style w:type="paragraph" w:styleId="3">
     <w:name w:val="heading 2"/>
-    <w:basedOn w:val="Normal"/>
-    <w:next w:val="Normal"/>
+    <w:basedOn w:val="1"/>
+    <w:next w:val="1"/>
     <w:unhideWhenUsed/>
     <w:qFormat/>
+    <w:uiPriority w:val="0"/>
     <w:pPr>
       <w:keepNext/>
       <w:keepLines/>
@@ -3688,18 +3578,19 @@
       <w:outlineLvl w:val="1"/>
     </w:pPr>
     <w:rPr>
-      <w:rFonts w:ascii="Arial" w:eastAsia="黑体" w:hAnsi="Arial"/>
+      <w:rFonts w:ascii="Arial" w:hAnsi="Arial" w:eastAsia="黑体"/>
       <w:b/>
       <w:sz w:val="32"/>
     </w:rPr>
   </w:style>
-  <w:style w:type="paragraph" w:styleId="Heading3">
+  <w:style w:type="paragraph" w:styleId="4">
     <w:name w:val="heading 3"/>
-    <w:basedOn w:val="Normal"/>
-    <w:next w:val="Normal"/>
+    <w:basedOn w:val="1"/>
+    <w:next w:val="1"/>
     <w:semiHidden/>
     <w:unhideWhenUsed/>
     <w:qFormat/>
+    <w:uiPriority w:val="0"/>
     <w:pPr>
       <w:keepNext/>
       <w:keepLines/>
@@ -3716,12 +3607,13 @@
       <w:sz w:val="32"/>
     </w:rPr>
   </w:style>
-  <w:style w:type="paragraph" w:styleId="Heading4">
+  <w:style w:type="paragraph" w:styleId="5">
     <w:name w:val="heading 4"/>
-    <w:basedOn w:val="Normal"/>
-    <w:next w:val="Normal"/>
+    <w:basedOn w:val="1"/>
+    <w:next w:val="1"/>
     <w:unhideWhenUsed/>
     <w:qFormat/>
+    <w:uiPriority w:val="0"/>
     <w:pPr>
       <w:keepNext/>
       <w:keepLines/>
@@ -3734,18 +3626,19 @@
       <w:outlineLvl w:val="3"/>
     </w:pPr>
     <w:rPr>
-      <w:rFonts w:ascii="Arial" w:eastAsia="黑体" w:hAnsi="Arial"/>
+      <w:rFonts w:ascii="Arial" w:hAnsi="Arial" w:eastAsia="黑体"/>
       <w:b/>
       <w:sz w:val="28"/>
     </w:rPr>
   </w:style>
-  <w:style w:type="paragraph" w:styleId="Heading5">
+  <w:style w:type="paragraph" w:styleId="6">
     <w:name w:val="heading 5"/>
-    <w:basedOn w:val="Normal"/>
-    <w:next w:val="Normal"/>
+    <w:basedOn w:val="1"/>
+    <w:next w:val="1"/>
     <w:semiHidden/>
     <w:unhideWhenUsed/>
     <w:qFormat/>
+    <w:uiPriority w:val="0"/>
     <w:pPr>
       <w:keepNext/>
       <w:keepLines/>
@@ -3762,13 +3655,14 @@
       <w:sz w:val="28"/>
     </w:rPr>
   </w:style>
-  <w:style w:type="paragraph" w:styleId="Heading6">
+  <w:style w:type="paragraph" w:styleId="7">
     <w:name w:val="heading 6"/>
-    <w:basedOn w:val="Normal"/>
-    <w:next w:val="Normal"/>
+    <w:basedOn w:val="1"/>
+    <w:next w:val="1"/>
     <w:semiHidden/>
     <w:unhideWhenUsed/>
     <w:qFormat/>
+    <w:uiPriority w:val="0"/>
     <w:pPr>
       <w:keepNext/>
       <w:keepLines/>
@@ -3781,18 +3675,19 @@
       <w:outlineLvl w:val="5"/>
     </w:pPr>
     <w:rPr>
-      <w:rFonts w:ascii="Arial" w:eastAsia="黑体" w:hAnsi="Arial"/>
+      <w:rFonts w:ascii="Arial" w:hAnsi="Arial" w:eastAsia="黑体"/>
       <w:b/>
       <w:sz w:val="24"/>
     </w:rPr>
   </w:style>
-  <w:style w:type="paragraph" w:styleId="Heading7">
+  <w:style w:type="paragraph" w:styleId="8">
     <w:name w:val="heading 7"/>
-    <w:basedOn w:val="Normal"/>
-    <w:next w:val="Normal"/>
+    <w:basedOn w:val="1"/>
+    <w:next w:val="1"/>
     <w:semiHidden/>
     <w:unhideWhenUsed/>
     <w:qFormat/>
+    <w:uiPriority w:val="0"/>
     <w:pPr>
       <w:keepNext/>
       <w:keepLines/>
@@ -3809,13 +3704,14 @@
       <w:sz w:val="24"/>
     </w:rPr>
   </w:style>
-  <w:style w:type="paragraph" w:styleId="Heading8">
+  <w:style w:type="paragraph" w:styleId="9">
     <w:name w:val="heading 8"/>
-    <w:basedOn w:val="Normal"/>
-    <w:next w:val="Normal"/>
+    <w:basedOn w:val="1"/>
+    <w:next w:val="1"/>
     <w:semiHidden/>
     <w:unhideWhenUsed/>
     <w:qFormat/>
+    <w:uiPriority w:val="0"/>
     <w:pPr>
       <w:keepNext/>
       <w:keepLines/>
@@ -3828,17 +3724,18 @@
       <w:outlineLvl w:val="7"/>
     </w:pPr>
     <w:rPr>
-      <w:rFonts w:ascii="Arial" w:eastAsia="黑体" w:hAnsi="Arial"/>
+      <w:rFonts w:ascii="Arial" w:hAnsi="Arial" w:eastAsia="黑体"/>
       <w:sz w:val="24"/>
     </w:rPr>
   </w:style>
-  <w:style w:type="paragraph" w:styleId="Heading9">
+  <w:style w:type="paragraph" w:styleId="10">
     <w:name w:val="heading 9"/>
-    <w:basedOn w:val="Normal"/>
-    <w:next w:val="Normal"/>
+    <w:basedOn w:val="1"/>
+    <w:next w:val="1"/>
     <w:semiHidden/>
     <w:unhideWhenUsed/>
     <w:qFormat/>
+    <w:uiPriority w:val="0"/>
     <w:pPr>
       <w:keepNext/>
       <w:keepLines/>
@@ -3851,19 +3748,21 @@
       <w:outlineLvl w:val="8"/>
     </w:pPr>
     <w:rPr>
-      <w:rFonts w:ascii="Arial" w:eastAsia="黑体" w:hAnsi="Arial"/>
+      <w:rFonts w:ascii="Arial" w:hAnsi="Arial" w:eastAsia="黑体"/>
       <w:sz w:val="21"/>
     </w:rPr>
   </w:style>
-  <w:style w:type="character" w:default="1" w:styleId="DefaultParagraphFont">
+  <w:style w:type="character" w:default="1" w:styleId="22">
     <w:name w:val="Default Paragraph Font"/>
     <w:semiHidden/>
     <w:qFormat/>
+    <w:uiPriority w:val="0"/>
   </w:style>
-  <w:style w:type="table" w:default="1" w:styleId="TableNormal">
+  <w:style w:type="table" w:default="1" w:styleId="20">
     <w:name w:val="Normal Table"/>
     <w:semiHidden/>
     <w:qFormat/>
+    <w:uiPriority w:val="0"/>
     <w:tblPr>
       <w:tblCellMar>
         <w:top w:w="0" w:type="dxa"/>
@@ -3873,39 +3772,43 @@
       </w:tblCellMar>
     </w:tblPr>
   </w:style>
-  <w:style w:type="paragraph" w:styleId="CommentText">
+  <w:style w:type="paragraph" w:styleId="11">
     <w:name w:val="annotation text"/>
-    <w:basedOn w:val="Normal"/>
+    <w:basedOn w:val="1"/>
     <w:qFormat/>
+    <w:uiPriority w:val="0"/>
     <w:pPr>
       <w:jc w:val="left"/>
     </w:pPr>
   </w:style>
-  <w:style w:type="paragraph" w:styleId="BodyText">
+  <w:style w:type="paragraph" w:styleId="12">
     <w:name w:val="Body Text"/>
-    <w:basedOn w:val="Normal"/>
+    <w:basedOn w:val="1"/>
     <w:semiHidden/>
     <w:qFormat/>
+    <w:uiPriority w:val="0"/>
     <w:rPr>
-      <w:rFonts w:ascii="Arial" w:eastAsia="Arial" w:hAnsi="Arial" w:cs="Arial"/>
+      <w:rFonts w:ascii="Arial" w:hAnsi="Arial" w:eastAsia="Arial" w:cs="Arial"/>
       <w:sz w:val="21"/>
       <w:szCs w:val="21"/>
       <w:lang w:val="en-US" w:eastAsia="en-US" w:bidi="ar-SA"/>
     </w:rPr>
   </w:style>
-  <w:style w:type="paragraph" w:styleId="TOC3">
+  <w:style w:type="paragraph" w:styleId="13">
     <w:name w:val="toc 3"/>
-    <w:basedOn w:val="Normal"/>
-    <w:next w:val="Normal"/>
+    <w:basedOn w:val="1"/>
+    <w:next w:val="1"/>
     <w:qFormat/>
+    <w:uiPriority w:val="0"/>
     <w:pPr>
       <w:ind w:left="840" w:leftChars="400"/>
     </w:pPr>
   </w:style>
-  <w:style w:type="paragraph" w:styleId="Footer">
+  <w:style w:type="paragraph" w:styleId="14">
     <w:name w:val="footer"/>
-    <w:basedOn w:val="Normal"/>
+    <w:basedOn w:val="1"/>
     <w:qFormat/>
+    <w:uiPriority w:val="0"/>
     <w:pPr>
       <w:tabs>
         <w:tab w:val="center" w:pos="4153"/>
@@ -3918,16 +3821,17 @@
       <w:sz w:val="18"/>
     </w:rPr>
   </w:style>
-  <w:style w:type="paragraph" w:styleId="Header">
+  <w:style w:type="paragraph" w:styleId="15">
     <w:name w:val="header"/>
-    <w:basedOn w:val="Normal"/>
+    <w:basedOn w:val="1"/>
     <w:qFormat/>
+    <w:uiPriority w:val="0"/>
     <w:pPr>
       <w:pBdr>
-        <w:top w:val="nil"/>
-        <w:left w:val="nil"/>
-        <w:bottom w:val="nil"/>
-        <w:right w:val="nil"/>
+        <w:top w:val="none" w:color="auto" w:sz="0" w:space="1"/>
+        <w:left w:val="none" w:color="auto" w:sz="0" w:space="4"/>
+        <w:bottom w:val="none" w:color="auto" w:sz="0" w:space="1"/>
+        <w:right w:val="none" w:color="auto" w:sz="0" w:space="4"/>
       </w:pBdr>
       <w:tabs>
         <w:tab w:val="center" w:pos="4153"/>
@@ -3942,37 +3846,41 @@
       <w:sz w:val="18"/>
     </w:rPr>
   </w:style>
-  <w:style w:type="paragraph" w:styleId="TOC1">
+  <w:style w:type="paragraph" w:styleId="16">
     <w:name w:val="toc 1"/>
-    <w:basedOn w:val="Normal"/>
-    <w:next w:val="Normal"/>
+    <w:basedOn w:val="1"/>
+    <w:next w:val="1"/>
     <w:qFormat/>
+    <w:uiPriority w:val="0"/>
     <w:rPr>
-      <w:rFonts w:ascii="Arial" w:eastAsia="Microsoft JhengHei" w:hAnsi="Arial"/>
+      <w:rFonts w:ascii="Arial" w:hAnsi="Arial" w:eastAsia="Microsoft JhengHei"/>
       <w:sz w:val="24"/>
     </w:rPr>
   </w:style>
-  <w:style w:type="paragraph" w:styleId="TOC2">
+  <w:style w:type="paragraph" w:styleId="17">
     <w:name w:val="toc 2"/>
-    <w:basedOn w:val="Normal"/>
-    <w:next w:val="Normal"/>
+    <w:basedOn w:val="1"/>
+    <w:next w:val="1"/>
     <w:qFormat/>
+    <w:uiPriority w:val="0"/>
     <w:pPr>
       <w:ind w:left="420" w:leftChars="200"/>
     </w:pPr>
   </w:style>
-  <w:style w:type="paragraph" w:styleId="NormalWeb">
+  <w:style w:type="paragraph" w:styleId="18">
     <w:name w:val="Normal (Web)"/>
-    <w:basedOn w:val="Normal"/>
+    <w:basedOn w:val="1"/>
     <w:qFormat/>
+    <w:uiPriority w:val="0"/>
     <w:rPr>
       <w:sz w:val="24"/>
     </w:rPr>
   </w:style>
-  <w:style w:type="paragraph" w:styleId="Title">
+  <w:style w:type="paragraph" w:styleId="19">
     <w:name w:val="Title"/>
-    <w:basedOn w:val="Normal"/>
+    <w:basedOn w:val="1"/>
     <w:qFormat/>
+    <w:uiPriority w:val="0"/>
     <w:pPr>
       <w:spacing w:before="240" w:beforeLines="0" w:beforeAutospacing="0" w:after="60" w:afterLines="0" w:afterAutospacing="0"/>
       <w:jc w:val="center"/>
@@ -3984,68 +3892,73 @@
       <w:sz w:val="32"/>
     </w:rPr>
   </w:style>
-  <w:style w:type="table" w:styleId="TableGrid">
+  <w:style w:type="table" w:styleId="21">
     <w:name w:val="Table Grid"/>
-    <w:basedOn w:val="TableNormal"/>
+    <w:basedOn w:val="20"/>
     <w:qFormat/>
+    <w:uiPriority w:val="0"/>
     <w:pPr>
       <w:widowControl w:val="0"/>
       <w:jc w:val="both"/>
     </w:pPr>
     <w:tblPr>
       <w:tblBorders>
-        <w:top w:val="single" w:sz="4" w:space="0" w:color="auto"/>
-        <w:left w:val="single" w:sz="4" w:space="0" w:color="auto"/>
-        <w:bottom w:val="single" w:sz="4" w:space="0" w:color="auto"/>
-        <w:right w:val="single" w:sz="4" w:space="0" w:color="auto"/>
-        <w:insideH w:val="single" w:sz="4" w:space="0" w:color="auto"/>
-        <w:insideV w:val="single" w:sz="4" w:space="0" w:color="auto"/>
+        <w:top w:val="single" w:color="auto" w:sz="4" w:space="0"/>
+        <w:left w:val="single" w:color="auto" w:sz="4" w:space="0"/>
+        <w:bottom w:val="single" w:color="auto" w:sz="4" w:space="0"/>
+        <w:right w:val="single" w:color="auto" w:sz="4" w:space="0"/>
+        <w:insideH w:val="single" w:color="auto" w:sz="4" w:space="0"/>
+        <w:insideV w:val="single" w:color="auto" w:sz="4" w:space="0"/>
       </w:tblBorders>
     </w:tblPr>
   </w:style>
-  <w:style w:type="character" w:styleId="Strong">
+  <w:style w:type="character" w:styleId="23">
     <w:name w:val="Strong"/>
-    <w:basedOn w:val="DefaultParagraphFont"/>
+    <w:basedOn w:val="22"/>
     <w:qFormat/>
+    <w:uiPriority w:val="0"/>
     <w:rPr>
       <w:b/>
     </w:rPr>
   </w:style>
-  <w:style w:type="paragraph" w:customStyle="1" w:styleId="a">
+  <w:style w:type="paragraph" w:customStyle="1" w:styleId="24">
     <w:name w:val="柴_公司名"/>
-    <w:basedOn w:val="Title"/>
+    <w:basedOn w:val="19"/>
     <w:qFormat/>
+    <w:uiPriority w:val="0"/>
     <w:pPr>
       <w:spacing w:after="600" w:afterLines="600"/>
     </w:pPr>
     <w:rPr>
-      <w:rFonts w:ascii="宋体" w:eastAsia="宋体" w:hAnsi="宋体" w:cs="宋体" w:hint="eastAsia"/>
+      <w:rFonts w:hint="eastAsia" w:ascii="宋体" w:hAnsi="宋体" w:eastAsia="宋体" w:cs="宋体"/>
       <w:bCs/>
       <w:spacing w:val="-6"/>
       <w:sz w:val="52"/>
       <w:szCs w:val="52"/>
     </w:rPr>
   </w:style>
-  <w:style w:type="paragraph" w:customStyle="1" w:styleId="a0">
+  <w:style w:type="paragraph" w:customStyle="1" w:styleId="25">
     <w:name w:val="柴_文档名"/>
-    <w:basedOn w:val="Title"/>
+    <w:basedOn w:val="19"/>
     <w:qFormat/>
+    <w:uiPriority w:val="0"/>
     <w:pPr>
       <w:spacing w:after="900" w:afterLines="900"/>
     </w:pPr>
     <w:rPr>
-      <w:rFonts w:ascii="黑体" w:eastAsia="黑体" w:hAnsi="黑体" w:cs="黑体"/>
+      <w:rFonts w:ascii="黑体" w:hAnsi="黑体" w:eastAsia="黑体" w:cs="黑体"/>
       <w:bCs/>
       <w:spacing w:val="-7"/>
       <w:sz w:val="52"/>
       <w:szCs w:val="52"/>
     </w:rPr>
   </w:style>
-  <w:style w:type="table" w:customStyle="1" w:styleId="TableNormal0">
+  <w:style w:type="table" w:customStyle="1" w:styleId="26">
     <w:name w:val="Table Normal_0"/>
     <w:semiHidden/>
     <w:unhideWhenUsed/>
     <w:qFormat/>
+    <w:uiPriority w:val="0"/>
     <w:tblPr>
       <w:tblCellMar>
         <w:top w:w="0" w:type="dxa"/>
@@ -4055,80 +3968,87 @@
       </w:tblCellMar>
     </w:tblPr>
   </w:style>
-  <w:style w:type="paragraph" w:customStyle="1" w:styleId="TableText">
+  <w:style w:type="paragraph" w:customStyle="1" w:styleId="27">
     <w:name w:val="Table Text"/>
-    <w:basedOn w:val="Normal"/>
+    <w:basedOn w:val="1"/>
     <w:semiHidden/>
     <w:qFormat/>
+    <w:uiPriority w:val="0"/>
     <w:rPr>
-      <w:rFonts w:ascii="宋体" w:eastAsia="宋体" w:hAnsi="宋体" w:cs="宋体"/>
+      <w:rFonts w:ascii="宋体" w:hAnsi="宋体" w:eastAsia="宋体" w:cs="宋体"/>
       <w:sz w:val="21"/>
       <w:szCs w:val="21"/>
       <w:lang w:val="en-US" w:eastAsia="en-US" w:bidi="ar-SA"/>
     </w:rPr>
   </w:style>
-  <w:style w:type="paragraph" w:customStyle="1" w:styleId="1">
+  <w:style w:type="paragraph" w:customStyle="1" w:styleId="28">
     <w:name w:val="柴_标题1"/>
-    <w:basedOn w:val="Heading1"/>
-    <w:next w:val="a1"/>
-    <w:link w:val="1Char"/>
+    <w:basedOn w:val="2"/>
+    <w:next w:val="29"/>
+    <w:link w:val="38"/>
     <w:qFormat/>
+    <w:uiPriority w:val="0"/>
     <w:pPr>
       <w:spacing w:before="100" w:after="90" w:line="360" w:lineRule="auto"/>
     </w:pPr>
     <w:rPr>
-      <w:rFonts w:ascii="Arial" w:eastAsia="宋体" w:hAnsi="Arial"/>
+      <w:rFonts w:ascii="Arial" w:hAnsi="Arial" w:eastAsia="宋体"/>
       <w:sz w:val="32"/>
     </w:rPr>
   </w:style>
-  <w:style w:type="paragraph" w:customStyle="1" w:styleId="a1">
+  <w:style w:type="paragraph" w:customStyle="1" w:styleId="29">
     <w:name w:val="柴_正文"/>
-    <w:basedOn w:val="BodyText"/>
+    <w:basedOn w:val="12"/>
+    <w:link w:val="42"/>
     <w:qFormat/>
+    <w:uiPriority w:val="0"/>
     <w:pPr>
       <w:spacing w:line="360" w:lineRule="auto"/>
       <w:ind w:firstLine="470" w:firstLineChars="200"/>
     </w:pPr>
     <w:rPr>
-      <w:rFonts w:ascii="Arial" w:eastAsia="宋体" w:hAnsi="Arial"/>
+      <w:rFonts w:ascii="Arial" w:hAnsi="Arial" w:eastAsia="宋体"/>
       <w:sz w:val="24"/>
       <w:lang w:eastAsia="zh-CN"/>
     </w:rPr>
   </w:style>
-  <w:style w:type="paragraph" w:customStyle="1" w:styleId="2">
+  <w:style w:type="paragraph" w:customStyle="1" w:styleId="30">
     <w:name w:val="柴_标题2"/>
-    <w:basedOn w:val="Heading2"/>
-    <w:next w:val="a1"/>
+    <w:basedOn w:val="3"/>
+    <w:next w:val="29"/>
     <w:qFormat/>
+    <w:uiPriority w:val="0"/>
     <w:pPr>
       <w:spacing w:line="360" w:lineRule="auto"/>
     </w:pPr>
     <w:rPr>
-      <w:rFonts w:ascii="Arial" w:eastAsia="宋体" w:hAnsi="Arial"/>
+      <w:rFonts w:ascii="Arial" w:hAnsi="Arial" w:eastAsia="宋体"/>
       <w:sz w:val="28"/>
     </w:rPr>
   </w:style>
-  <w:style w:type="paragraph" w:customStyle="1" w:styleId="3">
+  <w:style w:type="paragraph" w:customStyle="1" w:styleId="31">
     <w:name w:val="柴_标题3"/>
-    <w:basedOn w:val="Heading3"/>
-    <w:next w:val="Normal"/>
+    <w:basedOn w:val="4"/>
+    <w:next w:val="29"/>
     <w:qFormat/>
+    <w:uiPriority w:val="0"/>
     <w:pPr>
       <w:spacing w:line="360" w:lineRule="auto"/>
       <w:ind w:left="0" w:firstLine="472" w:firstLineChars="200"/>
     </w:pPr>
     <w:rPr>
-      <w:rFonts w:ascii="宋体" w:eastAsia="宋体" w:hAnsi="宋体" w:cs="宋体"/>
+      <w:rFonts w:ascii="宋体" w:hAnsi="宋体" w:eastAsia="宋体" w:cs="宋体"/>
       <w:spacing w:val="-2"/>
       <w:sz w:val="24"/>
       <w:szCs w:val="24"/>
     </w:rPr>
   </w:style>
-  <w:style w:type="paragraph" w:customStyle="1" w:styleId="a2">
+  <w:style w:type="paragraph" w:customStyle="1" w:styleId="32">
     <w:name w:val="柴_目录"/>
-    <w:basedOn w:val="Normal"/>
-    <w:next w:val="BodyText"/>
+    <w:basedOn w:val="1"/>
+    <w:next w:val="12"/>
     <w:qFormat/>
+    <w:uiPriority w:val="0"/>
     <w:pPr>
       <w:tabs>
         <w:tab w:val="right" w:leader="dot" w:pos="8442"/>
@@ -4136,59 +4056,64 @@
       <w:ind w:left="0" w:leftChars="0"/>
     </w:pPr>
     <w:rPr>
-      <w:rFonts w:ascii="Arial" w:eastAsia="Microsoft JhengHei" w:hAnsi="Arial"/>
+      <w:rFonts w:ascii="Arial" w:hAnsi="Arial" w:eastAsia="Microsoft JhengHei"/>
       <w:sz w:val="24"/>
     </w:rPr>
   </w:style>
-  <w:style w:type="paragraph" w:customStyle="1" w:styleId="WPSOffice1">
+  <w:style w:type="paragraph" w:customStyle="1" w:styleId="33">
     <w:name w:val="WPSOffice手动目录 1"/>
     <w:qFormat/>
+    <w:uiPriority w:val="0"/>
     <w:pPr>
       <w:ind w:leftChars="0"/>
     </w:pPr>
     <w:rPr>
-      <w:rFonts w:ascii="Times New Roman" w:eastAsia="宋体" w:hAnsi="Times New Roman" w:cs="Times New Roman"/>
+      <w:rFonts w:ascii="Times New Roman" w:hAnsi="Times New Roman" w:eastAsia="宋体" w:cs="Times New Roman"/>
       <w:sz w:val="20"/>
       <w:szCs w:val="20"/>
     </w:rPr>
   </w:style>
-  <w:style w:type="paragraph" w:customStyle="1" w:styleId="WPSOffice2">
+  <w:style w:type="paragraph" w:customStyle="1" w:styleId="34">
     <w:name w:val="WPSOffice手动目录 2"/>
     <w:qFormat/>
+    <w:uiPriority w:val="0"/>
     <w:pPr>
       <w:ind w:leftChars="200"/>
     </w:pPr>
     <w:rPr>
-      <w:rFonts w:ascii="Times New Roman" w:eastAsia="宋体" w:hAnsi="Times New Roman" w:cs="Times New Roman"/>
+      <w:rFonts w:ascii="Times New Roman" w:hAnsi="Times New Roman" w:eastAsia="宋体" w:cs="Times New Roman"/>
       <w:sz w:val="20"/>
       <w:szCs w:val="20"/>
     </w:rPr>
   </w:style>
-  <w:style w:type="paragraph" w:customStyle="1" w:styleId="WPSOffice3">
+  <w:style w:type="paragraph" w:customStyle="1" w:styleId="35">
     <w:name w:val="WPSOffice手动目录 3"/>
     <w:qFormat/>
+    <w:uiPriority w:val="0"/>
     <w:pPr>
       <w:ind w:leftChars="400"/>
     </w:pPr>
     <w:rPr>
-      <w:rFonts w:ascii="Times New Roman" w:eastAsia="宋体" w:hAnsi="Times New Roman" w:cs="Times New Roman"/>
+      <w:rFonts w:ascii="Times New Roman" w:hAnsi="Times New Roman" w:eastAsia="宋体" w:cs="Times New Roman"/>
       <w:sz w:val="20"/>
       <w:szCs w:val="20"/>
     </w:rPr>
   </w:style>
-  <w:style w:type="paragraph" w:customStyle="1" w:styleId="Compact">
+  <w:style w:type="paragraph" w:customStyle="1" w:styleId="36">
     <w:name w:val="Compact"/>
-    <w:basedOn w:val="BodyText"/>
+    <w:basedOn w:val="12"/>
     <w:qFormat/>
+    <w:uiPriority w:val="0"/>
     <w:pPr>
       <w:spacing w:before="36" w:after="36"/>
     </w:pPr>
   </w:style>
-  <w:style w:type="table" w:customStyle="1" w:styleId="Table">
+  <w:style w:type="table" w:customStyle="1" w:styleId="37">
     <w:name w:val="Table"/>
     <w:semiHidden/>
     <w:unhideWhenUsed/>
     <w:qFormat/>
+    <w:uiPriority w:val="0"/>
     <w:tblPr>
       <w:tblCellMar>
         <w:top w:w="0" w:type="dxa"/>
@@ -4200,19 +4125,78 @@
     <w:tblStylePr w:type="firstRow">
       <w:tcPr>
         <w:tcBorders>
-          <w:bottom w:val="single" w:sz="0" w:space="0" w:color="auto"/>
+          <w:bottom w:val="single" w:color="auto" w:sz="0" w:space="0"/>
         </w:tcBorders>
         <w:vAlign w:val="bottom"/>
       </w:tcPr>
     </w:tblStylePr>
   </w:style>
-  <w:style w:type="character" w:customStyle="1" w:styleId="1Char">
+  <w:style w:type="character" w:customStyle="1" w:styleId="38">
     <w:name w:val="柴_标题1 Char"/>
-    <w:link w:val="1"/>
+    <w:link w:val="28"/>
     <w:qFormat/>
+    <w:uiPriority w:val="0"/>
     <w:rPr>
-      <w:rFonts w:ascii="Arial" w:eastAsia="宋体" w:hAnsi="Arial"/>
+      <w:rFonts w:ascii="Arial" w:hAnsi="Arial" w:eastAsia="宋体"/>
       <w:sz w:val="32"/>
+    </w:rPr>
+  </w:style>
+  <w:style w:type="table" w:customStyle="1" w:styleId="39">
+    <w:name w:val="Table Normal"/>
+    <w:semiHidden/>
+    <w:unhideWhenUsed/>
+    <w:qFormat/>
+    <w:uiPriority w:val="0"/>
+    <w:tblPr>
+      <w:tblCellMar>
+        <w:top w:w="0" w:type="dxa"/>
+        <w:left w:w="0" w:type="dxa"/>
+        <w:bottom w:w="0" w:type="dxa"/>
+        <w:right w:w="0" w:type="dxa"/>
+      </w:tblCellMar>
+    </w:tblPr>
+  </w:style>
+  <w:style w:type="paragraph" w:customStyle="1" w:styleId="40">
+    <w:name w:val="柴_正文_无缩进"/>
+    <w:basedOn w:val="1"/>
+    <w:qFormat/>
+    <w:uiPriority w:val="0"/>
+    <w:pPr>
+      <w:ind w:firstLine="0" w:firstLineChars="0"/>
+    </w:pPr>
+    <w:rPr>
+      <w:rFonts w:ascii="Arial" w:hAnsi="Arial"/>
+      <w:sz w:val="24"/>
+      <w:lang w:eastAsia="zh-CN"/>
+    </w:rPr>
+  </w:style>
+  <w:style w:type="paragraph" w:customStyle="1" w:styleId="41">
+    <w:name w:val="柴_标题4"/>
+    <w:basedOn w:val="5"/>
+    <w:next w:val="1"/>
+    <w:qFormat/>
+    <w:uiPriority w:val="0"/>
+    <w:pPr>
+      <w:widowControl w:val="0"/>
+      <w:spacing w:before="160" w:line="360" w:lineRule="auto"/>
+      <w:ind w:left="981" w:leftChars="300" w:hanging="862"/>
+    </w:pPr>
+    <w:rPr>
+      <w:rFonts w:hint="eastAsia" w:ascii="Calibri" w:hAnsi="Calibri" w:eastAsia="宋体" w:cs="宋体"/>
+      <w:sz w:val="24"/>
+      <w:szCs w:val="24"/>
+      <w:lang w:eastAsia="zh-CN" w:bidi="zh-CN"/>
+    </w:rPr>
+  </w:style>
+  <w:style w:type="character" w:customStyle="1" w:styleId="42">
+    <w:name w:val="柴_正文 Char"/>
+    <w:link w:val="29"/>
+    <w:qFormat/>
+    <w:uiPriority w:val="0"/>
+    <w:rPr>
+      <w:rFonts w:ascii="Arial" w:hAnsi="Arial" w:eastAsia="宋体"/>
+      <w:sz w:val="24"/>
+      <w:lang w:eastAsia="zh-CN"/>
     </w:rPr>
   </w:style>
 </w:styles>
